--- a/ket_qua/03_WBS/WBS_tong_hop.docx
+++ b/ket_qua/03_WBS/WBS_tong_hop.docx
@@ -85,7 +85,7 @@
           <w:color w:val="000000"/>
           <w:sz w:val="26"/>
         </w:rPr>
-        <w:t>Tài liệu kế hoạch dự án, kèm theo Phần III. Đề xuất kỹ thuật của hồ sơ dự thầu</w:t>
+        <w:t>Tài liệu kế hoạch dự án, đường cơ sở BL2, cập nhật theo yêu cầu thay đổi CR01, phụ lục hợp đồng 01/2027/PL-ABCW</w:t>
       </w:r>
     </w:p>
     <w:p>
@@ -102,7 +102,7 @@
           <w:color w:val="000000"/>
           <w:sz w:val="26"/>
         </w:rPr>
-        <w:t>Phiên bản 0.4, ngày 05/03/2027</w:t>
+        <w:t>Phiên bản 2.4, ngày 27/05/2027</w:t>
       </w:r>
     </w:p>
     <w:p/>
@@ -279,7 +279,7 @@
                 <w:color w:val="000000"/>
                 <w:sz w:val="24"/>
               </w:rPr>
-              <w:t>Quản lý dự án</w:t>
+              <w:t>Phân hệ quản lý sản phẩm</w:t>
             </w:r>
           </w:p>
         </w:tc>
@@ -301,7 +301,7 @@
                 <w:color w:val="000000"/>
                 <w:sz w:val="24"/>
               </w:rPr>
-              <w:t>60</w:t>
+              <w:t>151,00</w:t>
             </w:r>
           </w:p>
         </w:tc>
@@ -323,7 +323,7 @@
                 <w:color w:val="000000"/>
                 <w:sz w:val="24"/>
               </w:rPr>
-              <w:t>9,1%</w:t>
+              <w:t>20,6%</w:t>
             </w:r>
           </w:p>
         </w:tc>
@@ -369,7 +369,7 @@
                 <w:color w:val="000000"/>
                 <w:sz w:val="24"/>
               </w:rPr>
-              <w:t>Phân tích và thiết kế chung</w:t>
+              <w:t>Phân hệ quản lý khách hàng (thành viên)</w:t>
             </w:r>
           </w:p>
         </w:tc>
@@ -391,7 +391,7 @@
                 <w:color w:val="000000"/>
                 <w:sz w:val="24"/>
               </w:rPr>
-              <w:t>66</w:t>
+              <w:t>147,50</w:t>
             </w:r>
           </w:p>
         </w:tc>
@@ -413,7 +413,7 @@
                 <w:color w:val="000000"/>
                 <w:sz w:val="24"/>
               </w:rPr>
-              <w:t>10,0%</w:t>
+              <w:t>20,1%</w:t>
             </w:r>
           </w:p>
         </w:tc>
@@ -459,7 +459,7 @@
                 <w:color w:val="000000"/>
                 <w:sz w:val="24"/>
               </w:rPr>
-              <w:t>Phân hệ tìm kiếm và hiển thị sản phẩm (Product Search)</w:t>
+              <w:t>Phân hệ quản lý đơn hàng (đặt hàng)</w:t>
             </w:r>
           </w:p>
         </w:tc>
@@ -481,7 +481,7 @@
                 <w:color w:val="000000"/>
                 <w:sz w:val="24"/>
               </w:rPr>
-              <w:t>95</w:t>
+              <w:t>207,50</w:t>
             </w:r>
           </w:p>
         </w:tc>
@@ -503,7 +503,7 @@
                 <w:color w:val="000000"/>
                 <w:sz w:val="24"/>
               </w:rPr>
-              <w:t>14,5%</w:t>
+              <w:t>28,3%</w:t>
             </w:r>
           </w:p>
         </w:tc>
@@ -549,7 +549,7 @@
                 <w:color w:val="000000"/>
                 <w:sz w:val="24"/>
               </w:rPr>
-              <w:t>Phân hệ thành viên (Member Administration)</w:t>
+              <w:t>Phân hệ tích hợp hệ thống</w:t>
             </w:r>
           </w:p>
         </w:tc>
@@ -571,7 +571,7 @@
                 <w:color w:val="000000"/>
                 <w:sz w:val="24"/>
               </w:rPr>
-              <w:t>91</w:t>
+              <w:t>152,00</w:t>
             </w:r>
           </w:p>
         </w:tc>
@@ -593,7 +593,7 @@
                 <w:color w:val="000000"/>
                 <w:sz w:val="24"/>
               </w:rPr>
-              <w:t>13,9%</w:t>
+              <w:t>20,7%</w:t>
             </w:r>
           </w:p>
         </w:tc>
@@ -639,7 +639,7 @@
                 <w:color w:val="000000"/>
                 <w:sz w:val="24"/>
               </w:rPr>
-              <w:t>Phân hệ đặt hàng (Order)</w:t>
+              <w:t>Bán hàng trên sàn thương mại điện tử</w:t>
             </w:r>
           </w:p>
         </w:tc>
@@ -661,7 +661,7 @@
                 <w:color w:val="000000"/>
                 <w:sz w:val="24"/>
               </w:rPr>
-              <w:t>129</w:t>
+              <w:t>75,00</w:t>
             </w:r>
           </w:p>
         </w:tc>
@@ -683,7 +683,7 @@
                 <w:color w:val="000000"/>
                 <w:sz w:val="24"/>
               </w:rPr>
-              <w:t>19,6%</w:t>
+              <w:t>10,2%</w:t>
             </w:r>
           </w:p>
         </w:tc>
@@ -707,7 +707,6 @@
                 <w:color w:val="000000"/>
                 <w:sz w:val="24"/>
               </w:rPr>
-              <w:t>6</w:t>
             </w:r>
           </w:p>
         </w:tc>
@@ -729,7 +728,7 @@
                 <w:color w:val="000000"/>
                 <w:sz w:val="24"/>
               </w:rPr>
-              <w:t>Cơ sở dữ liệu bán hàng và tích hợp hệ thống</w:t>
+              <w:t>Tổng cộng</w:t>
             </w:r>
           </w:p>
         </w:tc>
@@ -751,276 +750,7 @@
                 <w:color w:val="000000"/>
                 <w:sz w:val="24"/>
               </w:rPr>
-              <w:t>93</w:t>
-            </w:r>
-          </w:p>
-        </w:tc>
-        <w:tc>
-          <w:tcPr>
-            <w:tcW w:type="dxa" w:w="1600"/>
-          </w:tcPr>
-          <w:p>
-            <w:pPr>
-              <w:spacing w:before="0" w:after="40"/>
-              <w:jc w:val="right"/>
-            </w:pPr>
-            <w:r>
-              <w:rPr>
-                <w:rFonts w:ascii="Times New Roman" w:hAnsi="Times New Roman" w:eastAsia="Times New Roman" w:cs="Times New Roman"/>
-                <w:b w:val="0"/>
-                <w:i w:val="0"/>
-                <w:caps w:val="0"/>
-                <w:color w:val="000000"/>
-                <w:sz w:val="24"/>
-              </w:rPr>
-              <w:t>14,2%</w:t>
-            </w:r>
-          </w:p>
-        </w:tc>
-      </w:tr>
-      <w:tr>
-        <w:tc>
-          <w:tcPr>
-            <w:tcW w:type="dxa" w:w="800"/>
-          </w:tcPr>
-          <w:p>
-            <w:pPr>
-              <w:spacing w:before="0" w:after="40"/>
-              <w:jc w:val="left"/>
-            </w:pPr>
-            <w:r>
-              <w:rPr>
-                <w:rFonts w:ascii="Times New Roman" w:hAnsi="Times New Roman" w:eastAsia="Times New Roman" w:cs="Times New Roman"/>
-                <w:b w:val="0"/>
-                <w:i w:val="0"/>
-                <w:caps w:val="0"/>
-                <w:color w:val="000000"/>
-                <w:sz w:val="24"/>
-              </w:rPr>
-              <w:t>7</w:t>
-            </w:r>
-          </w:p>
-        </w:tc>
-        <w:tc>
-          <w:tcPr>
-            <w:tcW w:type="dxa" w:w="5200"/>
-          </w:tcPr>
-          <w:p>
-            <w:pPr>
-              <w:spacing w:before="0" w:after="40"/>
-              <w:jc w:val="left"/>
-            </w:pPr>
-            <w:r>
-              <w:rPr>
-                <w:rFonts w:ascii="Times New Roman" w:hAnsi="Times New Roman" w:eastAsia="Times New Roman" w:cs="Times New Roman"/>
-                <w:b w:val="0"/>
-                <w:i w:val="0"/>
-                <w:caps w:val="0"/>
-                <w:color w:val="000000"/>
-                <w:sz w:val="24"/>
-              </w:rPr>
-              <w:t>Kiểm thử hệ thống và kiểm thử vận hành</w:t>
-            </w:r>
-          </w:p>
-        </w:tc>
-        <w:tc>
-          <w:tcPr>
-            <w:tcW w:type="dxa" w:w="1700"/>
-          </w:tcPr>
-          <w:p>
-            <w:pPr>
-              <w:spacing w:before="0" w:after="40"/>
-              <w:jc w:val="right"/>
-            </w:pPr>
-            <w:r>
-              <w:rPr>
-                <w:rFonts w:ascii="Times New Roman" w:hAnsi="Times New Roman" w:eastAsia="Times New Roman" w:cs="Times New Roman"/>
-                <w:b w:val="0"/>
-                <w:i w:val="0"/>
-                <w:caps w:val="0"/>
-                <w:color w:val="000000"/>
-                <w:sz w:val="24"/>
-              </w:rPr>
-              <w:t>73</w:t>
-            </w:r>
-          </w:p>
-        </w:tc>
-        <w:tc>
-          <w:tcPr>
-            <w:tcW w:type="dxa" w:w="1600"/>
-          </w:tcPr>
-          <w:p>
-            <w:pPr>
-              <w:spacing w:before="0" w:after="40"/>
-              <w:jc w:val="right"/>
-            </w:pPr>
-            <w:r>
-              <w:rPr>
-                <w:rFonts w:ascii="Times New Roman" w:hAnsi="Times New Roman" w:eastAsia="Times New Roman" w:cs="Times New Roman"/>
-                <w:b w:val="0"/>
-                <w:i w:val="0"/>
-                <w:caps w:val="0"/>
-                <w:color w:val="000000"/>
-                <w:sz w:val="24"/>
-              </w:rPr>
-              <w:t>11,1%</w:t>
-            </w:r>
-          </w:p>
-        </w:tc>
-      </w:tr>
-      <w:tr>
-        <w:tc>
-          <w:tcPr>
-            <w:tcW w:type="dxa" w:w="800"/>
-          </w:tcPr>
-          <w:p>
-            <w:pPr>
-              <w:spacing w:before="0" w:after="40"/>
-              <w:jc w:val="left"/>
-            </w:pPr>
-            <w:r>
-              <w:rPr>
-                <w:rFonts w:ascii="Times New Roman" w:hAnsi="Times New Roman" w:eastAsia="Times New Roman" w:cs="Times New Roman"/>
-                <w:b w:val="0"/>
-                <w:i w:val="0"/>
-                <w:caps w:val="0"/>
-                <w:color w:val="000000"/>
-                <w:sz w:val="24"/>
-              </w:rPr>
-              <w:t>8</w:t>
-            </w:r>
-          </w:p>
-        </w:tc>
-        <w:tc>
-          <w:tcPr>
-            <w:tcW w:type="dxa" w:w="5200"/>
-          </w:tcPr>
-          <w:p>
-            <w:pPr>
-              <w:spacing w:before="0" w:after="40"/>
-              <w:jc w:val="left"/>
-            </w:pPr>
-            <w:r>
-              <w:rPr>
-                <w:rFonts w:ascii="Times New Roman" w:hAnsi="Times New Roman" w:eastAsia="Times New Roman" w:cs="Times New Roman"/>
-                <w:b w:val="0"/>
-                <w:i w:val="0"/>
-                <w:caps w:val="0"/>
-                <w:color w:val="000000"/>
-                <w:sz w:val="24"/>
-              </w:rPr>
-              <w:t>Triển khai và chuyển giao</w:t>
-            </w:r>
-          </w:p>
-        </w:tc>
-        <w:tc>
-          <w:tcPr>
-            <w:tcW w:type="dxa" w:w="1700"/>
-          </w:tcPr>
-          <w:p>
-            <w:pPr>
-              <w:spacing w:before="0" w:after="40"/>
-              <w:jc w:val="right"/>
-            </w:pPr>
-            <w:r>
-              <w:rPr>
-                <w:rFonts w:ascii="Times New Roman" w:hAnsi="Times New Roman" w:eastAsia="Times New Roman" w:cs="Times New Roman"/>
-                <w:b w:val="0"/>
-                <w:i w:val="0"/>
-                <w:caps w:val="0"/>
-                <w:color w:val="000000"/>
-                <w:sz w:val="24"/>
-              </w:rPr>
-              <w:t>50</w:t>
-            </w:r>
-          </w:p>
-        </w:tc>
-        <w:tc>
-          <w:tcPr>
-            <w:tcW w:type="dxa" w:w="1600"/>
-          </w:tcPr>
-          <w:p>
-            <w:pPr>
-              <w:spacing w:before="0" w:after="40"/>
-              <w:jc w:val="right"/>
-            </w:pPr>
-            <w:r>
-              <w:rPr>
-                <w:rFonts w:ascii="Times New Roman" w:hAnsi="Times New Roman" w:eastAsia="Times New Roman" w:cs="Times New Roman"/>
-                <w:b w:val="0"/>
-                <w:i w:val="0"/>
-                <w:caps w:val="0"/>
-                <w:color w:val="000000"/>
-                <w:sz w:val="24"/>
-              </w:rPr>
-              <w:t>7,6%</w:t>
-            </w:r>
-          </w:p>
-        </w:tc>
-      </w:tr>
-      <w:tr>
-        <w:tc>
-          <w:tcPr>
-            <w:tcW w:type="dxa" w:w="800"/>
-          </w:tcPr>
-          <w:p>
-            <w:pPr>
-              <w:spacing w:before="0" w:after="40"/>
-              <w:jc w:val="left"/>
-            </w:pPr>
-            <w:r>
-              <w:rPr>
-                <w:rFonts w:ascii="Times New Roman" w:hAnsi="Times New Roman" w:eastAsia="Times New Roman" w:cs="Times New Roman"/>
-                <w:b w:val="0"/>
-                <w:i w:val="0"/>
-                <w:caps w:val="0"/>
-                <w:color w:val="000000"/>
-                <w:sz w:val="24"/>
-              </w:rPr>
-            </w:r>
-          </w:p>
-        </w:tc>
-        <w:tc>
-          <w:tcPr>
-            <w:tcW w:type="dxa" w:w="5200"/>
-          </w:tcPr>
-          <w:p>
-            <w:pPr>
-              <w:spacing w:before="0" w:after="40"/>
-              <w:jc w:val="left"/>
-            </w:pPr>
-            <w:r>
-              <w:rPr>
-                <w:rFonts w:ascii="Times New Roman" w:hAnsi="Times New Roman" w:eastAsia="Times New Roman" w:cs="Times New Roman"/>
-                <w:b w:val="0"/>
-                <w:i w:val="0"/>
-                <w:caps w:val="0"/>
-                <w:color w:val="000000"/>
-                <w:sz w:val="24"/>
-              </w:rPr>
-              <w:t>Tổng cộng</w:t>
-            </w:r>
-          </w:p>
-        </w:tc>
-        <w:tc>
-          <w:tcPr>
-            <w:tcW w:type="dxa" w:w="1700"/>
-          </w:tcPr>
-          <w:p>
-            <w:pPr>
-              <w:spacing w:before="0" w:after="40"/>
-              <w:jc w:val="right"/>
-            </w:pPr>
-            <w:r>
-              <w:rPr>
-                <w:rFonts w:ascii="Times New Roman" w:hAnsi="Times New Roman" w:eastAsia="Times New Roman" w:cs="Times New Roman"/>
-                <w:b w:val="0"/>
-                <w:i w:val="0"/>
-                <w:caps w:val="0"/>
-                <w:color w:val="000000"/>
-                <w:sz w:val="24"/>
-              </w:rPr>
-              <w:t>657</w:t>
+              <w:t>733,00</w:t>
             </w:r>
           </w:p>
         </w:tc>
@@ -1067,7 +797,7 @@
           <w:color w:val="000000"/>
           <w:sz w:val="26"/>
         </w:rPr>
-        <w:t>Toàn dự án gồm 144 gói công việc, tổng 657 người-ngày. Tổng các nhóm mức 1 bằng tổng các gói công việc, quy tắc 100% được đáp ứng.</w:t>
+        <w:t>Toàn dự án gồm 173 gói công việc, tổng 733 người-ngày. Tổng các nhóm mức 1 bằng tổng các gói công việc, quy tắc 100% được đáp ứng.</w:t>
       </w:r>
     </w:p>
     <w:p>
@@ -1220,7 +950,7 @@
                 <w:color w:val="000000"/>
                 <w:sz w:val="24"/>
               </w:rPr>
-              <w:t>90</w:t>
+              <w:t>103</w:t>
             </w:r>
           </w:p>
         </w:tc>
@@ -1242,7 +972,7 @@
                 <w:color w:val="000000"/>
                 <w:sz w:val="24"/>
               </w:rPr>
-              <w:t>13,7%</w:t>
+              <w:t>14,1%</w:t>
             </w:r>
           </w:p>
         </w:tc>
@@ -1288,7 +1018,7 @@
                 <w:color w:val="000000"/>
                 <w:sz w:val="24"/>
               </w:rPr>
-              <w:t>318</w:t>
+              <w:t>359</w:t>
             </w:r>
           </w:p>
         </w:tc>
@@ -1310,7 +1040,7 @@
                 <w:color w:val="000000"/>
                 <w:sz w:val="24"/>
               </w:rPr>
-              <w:t>48,4%</w:t>
+              <w:t>49,0%</w:t>
             </w:r>
           </w:p>
         </w:tc>
@@ -1356,7 +1086,7 @@
                 <w:color w:val="000000"/>
                 <w:sz w:val="24"/>
               </w:rPr>
-              <w:t>40</w:t>
+              <w:t>42</w:t>
             </w:r>
           </w:p>
         </w:tc>
@@ -1378,7 +1108,7 @@
                 <w:color w:val="000000"/>
                 <w:sz w:val="24"/>
               </w:rPr>
-              <w:t>6,1%</w:t>
+              <w:t>5,7%</w:t>
             </w:r>
           </w:p>
         </w:tc>
@@ -1424,7 +1154,7 @@
                 <w:color w:val="000000"/>
                 <w:sz w:val="24"/>
               </w:rPr>
-              <w:t>49</w:t>
+              <w:t>52</w:t>
             </w:r>
           </w:p>
         </w:tc>
@@ -1446,7 +1176,7 @@
                 <w:color w:val="000000"/>
                 <w:sz w:val="24"/>
               </w:rPr>
-              <w:t>7,5%</w:t>
+              <w:t>7,1%</w:t>
             </w:r>
           </w:p>
         </w:tc>
@@ -1492,7 +1222,7 @@
                 <w:color w:val="000000"/>
                 <w:sz w:val="24"/>
               </w:rPr>
-              <w:t>160</w:t>
+              <w:t>177</w:t>
             </w:r>
           </w:p>
         </w:tc>
@@ -1514,7 +1244,7 @@
                 <w:color w:val="000000"/>
                 <w:sz w:val="24"/>
               </w:rPr>
-              <w:t>24,4%</w:t>
+              <w:t>24,1%</w:t>
             </w:r>
           </w:p>
         </w:tc>
@@ -1560,7 +1290,7 @@
                 <w:color w:val="000000"/>
                 <w:sz w:val="24"/>
               </w:rPr>
-              <w:t>657</w:t>
+              <w:t>733</w:t>
             </w:r>
           </w:p>
         </w:tc>
@@ -1862,7 +1592,7 @@
                 <w:color w:val="000000"/>
                 <w:sz w:val="24"/>
               </w:rPr>
-              <w:t>Trừ phần tái sử dụng theo tỷ lệ của từng chức năng (thư viện, thành phần dùng chung). Sau hiệu chỉnh gồm giải pháp 119,6 MD, phát triển 285,4 MD, kiểm thử 145,2 MD</w:t>
+              <w:t>Trừ phần tái sử dụng theo tỷ lệ của từng chức năng (thư viện, thành phần dùng chung). Sau hiệu chỉnh gồm giải pháp 119,6 MD, phát triển 285,4 MD, kiểm thử 145,2 MD. Ba thành phần cộng 550,2 MD, chênh 0,1 MD so với tổng 550,3 MD do làm tròn từng thành phần trong bảng tính của nhóm</w:t>
             </w:r>
           </w:p>
         </w:tc>
@@ -1953,6 +1683,74 @@
                 <w:sz w:val="24"/>
               </w:rPr>
               <w:t>106,70</w:t>
+            </w:r>
+          </w:p>
+        </w:tc>
+      </w:tr>
+      <w:tr>
+        <w:tc>
+          <w:tcPr>
+            <w:tcW w:type="dxa" w:w="800"/>
+          </w:tcPr>
+          <w:p>
+            <w:pPr>
+              <w:spacing w:before="0" w:after="40"/>
+              <w:jc w:val="center"/>
+            </w:pPr>
+            <w:r>
+              <w:rPr>
+                <w:rFonts w:ascii="Times New Roman" w:hAnsi="Times New Roman" w:eastAsia="Times New Roman" w:cs="Times New Roman"/>
+                <w:b w:val="0"/>
+                <w:i w:val="0"/>
+                <w:caps w:val="0"/>
+                <w:color w:val="000000"/>
+                <w:sz w:val="24"/>
+              </w:rPr>
+              <w:t>4</w:t>
+            </w:r>
+          </w:p>
+        </w:tc>
+        <w:tc>
+          <w:tcPr>
+            <w:tcW w:type="dxa" w:w="6800"/>
+          </w:tcPr>
+          <w:p>
+            <w:pPr>
+              <w:spacing w:before="0" w:after="40"/>
+              <w:jc w:val="left"/>
+            </w:pPr>
+            <w:r>
+              <w:rPr>
+                <w:rFonts w:ascii="Times New Roman" w:hAnsi="Times New Roman" w:eastAsia="Times New Roman" w:cs="Times New Roman"/>
+                <w:b w:val="0"/>
+                <w:i w:val="0"/>
+                <w:caps w:val="0"/>
+                <w:color w:val="000000"/>
+                <w:sz w:val="24"/>
+              </w:rPr>
+              <w:t>Yêu cầu thay đổi CR01 (Bán hàng trên sàn thương mại điện tử) theo 01/2027/PL-ABCW: 20 gói mới, 1 gói tăng khối lượng (2.4.11), 2 gói chỉ thêm phụ thuộc (1.5.2, 1.5.3), ước lượng theo từng gói trong phiếu</w:t>
+            </w:r>
+          </w:p>
+        </w:tc>
+        <w:tc>
+          <w:tcPr>
+            <w:tcW w:type="dxa" w:w="1700"/>
+          </w:tcPr>
+          <w:p>
+            <w:pPr>
+              <w:spacing w:before="0" w:after="40"/>
+              <w:jc w:val="right"/>
+            </w:pPr>
+            <w:r>
+              <w:rPr>
+                <w:rFonts w:ascii="Times New Roman" w:hAnsi="Times New Roman" w:eastAsia="Times New Roman" w:cs="Times New Roman"/>
+                <w:b w:val="0"/>
+                <w:i w:val="0"/>
+                <w:caps w:val="0"/>
+                <w:color w:val="000000"/>
+                <w:sz w:val="24"/>
+              </w:rPr>
+              <w:t>76,00</w:t>
             </w:r>
           </w:p>
         </w:tc>
@@ -1977,7 +1775,24 @@
           <w:color w:val="000000"/>
           <w:sz w:val="26"/>
         </w:rPr>
-        <w:t>Tổng ước lượng 657 người-ngày được phân rã cho các nhóm công việc mức 1, dung sai mỗi nhóm 10%. Tổng WBS 657 người-ngày, bằng tổng ước lượng.</w:t>
+        <w:t>Bước 4 là ước lượng theo phiếu yêu cầu thay đổi CR01 sau ký hợp đồng, ghi nhận bằng phụ lục hợp đồng 01/2027/PL-ABCW.</w:t>
+      </w:r>
+    </w:p>
+    <w:p>
+      <w:pPr>
+        <w:spacing w:before="0" w:after="100" w:line="300" w:lineRule="auto"/>
+        <w:jc w:val="both"/>
+      </w:pPr>
+      <w:r>
+        <w:rPr>
+          <w:rFonts w:ascii="Times New Roman" w:hAnsi="Times New Roman" w:eastAsia="Times New Roman" w:cs="Times New Roman"/>
+          <w:b w:val="0"/>
+          <w:i w:val="0"/>
+          <w:caps w:val="0"/>
+          <w:color w:val="000000"/>
+          <w:sz w:val="26"/>
+        </w:rPr>
+        <w:t>Tổng ước lượng 733 người-ngày được phân rã cho các nhóm công việc mức 1, dung sai mỗi nhóm 10%. Tổng WBS 733 người-ngày, bằng tổng ước lượng.</w:t>
       </w:r>
     </w:p>
     <w:tbl>
@@ -2180,7 +1995,7 @@
                 <w:color w:val="000000"/>
                 <w:sz w:val="24"/>
               </w:rPr>
-              <w:t>Quản lý dự án</w:t>
+              <w:t>Phân hệ quản lý sản phẩm</w:t>
             </w:r>
           </w:p>
         </w:tc>
@@ -2202,7 +2017,7 @@
                 <w:color w:val="000000"/>
                 <w:sz w:val="24"/>
               </w:rPr>
-              <w:t>60</w:t>
+              <w:t>152</w:t>
             </w:r>
           </w:p>
         </w:tc>
@@ -2224,7 +2039,7 @@
                 <w:color w:val="000000"/>
                 <w:sz w:val="24"/>
               </w:rPr>
-              <w:t>60</w:t>
+              <w:t>151,00</w:t>
             </w:r>
           </w:p>
         </w:tc>
@@ -2246,7 +2061,7 @@
                 <w:color w:val="000000"/>
                 <w:sz w:val="24"/>
               </w:rPr>
-              <w:t>0</w:t>
+              <w:t>-1,00</w:t>
             </w:r>
           </w:p>
         </w:tc>
@@ -2268,7 +2083,7 @@
                 <w:color w:val="000000"/>
                 <w:sz w:val="24"/>
               </w:rPr>
-              <w:t>0,0%</w:t>
+              <w:t>-0,7%</w:t>
             </w:r>
           </w:p>
         </w:tc>
@@ -2314,7 +2129,7 @@
                 <w:color w:val="000000"/>
                 <w:sz w:val="24"/>
               </w:rPr>
-              <w:t>Phân tích và thiết kế chung</w:t>
+              <w:t>Phân hệ quản lý khách hàng (thành viên)</w:t>
             </w:r>
           </w:p>
         </w:tc>
@@ -2336,7 +2151,7 @@
                 <w:color w:val="000000"/>
                 <w:sz w:val="24"/>
               </w:rPr>
-              <w:t>66</w:t>
+              <w:t>147</w:t>
             </w:r>
           </w:p>
         </w:tc>
@@ -2358,7 +2173,7 @@
                 <w:color w:val="000000"/>
                 <w:sz w:val="24"/>
               </w:rPr>
-              <w:t>66</w:t>
+              <w:t>147,50</w:t>
             </w:r>
           </w:p>
         </w:tc>
@@ -2380,7 +2195,7 @@
                 <w:color w:val="000000"/>
                 <w:sz w:val="24"/>
               </w:rPr>
-              <w:t>0</w:t>
+              <w:t>0,50</w:t>
             </w:r>
           </w:p>
         </w:tc>
@@ -2402,7 +2217,7 @@
                 <w:color w:val="000000"/>
                 <w:sz w:val="24"/>
               </w:rPr>
-              <w:t>0,0%</w:t>
+              <w:t>0,3%</w:t>
             </w:r>
           </w:p>
         </w:tc>
@@ -2448,7 +2263,7 @@
                 <w:color w:val="000000"/>
                 <w:sz w:val="24"/>
               </w:rPr>
-              <w:t>Phân hệ tìm kiếm và hiển thị sản phẩm (Product Search)</w:t>
+              <w:t>Phân hệ quản lý đơn hàng (đặt hàng)</w:t>
             </w:r>
           </w:p>
         </w:tc>
@@ -2470,7 +2285,7 @@
                 <w:color w:val="000000"/>
                 <w:sz w:val="24"/>
               </w:rPr>
-              <w:t>95</w:t>
+              <w:t>207</w:t>
             </w:r>
           </w:p>
         </w:tc>
@@ -2492,7 +2307,7 @@
                 <w:color w:val="000000"/>
                 <w:sz w:val="24"/>
               </w:rPr>
-              <w:t>95</w:t>
+              <w:t>207,50</w:t>
             </w:r>
           </w:p>
         </w:tc>
@@ -2514,7 +2329,7 @@
                 <w:color w:val="000000"/>
                 <w:sz w:val="24"/>
               </w:rPr>
-              <w:t>0</w:t>
+              <w:t>0,50</w:t>
             </w:r>
           </w:p>
         </w:tc>
@@ -2536,7 +2351,7 @@
                 <w:color w:val="000000"/>
                 <w:sz w:val="24"/>
               </w:rPr>
-              <w:t>0,0%</w:t>
+              <w:t>0,2%</w:t>
             </w:r>
           </w:p>
         </w:tc>
@@ -2582,7 +2397,7 @@
                 <w:color w:val="000000"/>
                 <w:sz w:val="24"/>
               </w:rPr>
-              <w:t>Phân hệ thành viên (Member Administration)</w:t>
+              <w:t>Phân hệ tích hợp hệ thống</w:t>
             </w:r>
           </w:p>
         </w:tc>
@@ -2604,7 +2419,7 @@
                 <w:color w:val="000000"/>
                 <w:sz w:val="24"/>
               </w:rPr>
-              <w:t>91</w:t>
+              <w:t>152</w:t>
             </w:r>
           </w:p>
         </w:tc>
@@ -2626,7 +2441,7 @@
                 <w:color w:val="000000"/>
                 <w:sz w:val="24"/>
               </w:rPr>
-              <w:t>91</w:t>
+              <w:t>152,00</w:t>
             </w:r>
           </w:p>
         </w:tc>
@@ -2648,7 +2463,7 @@
                 <w:color w:val="000000"/>
                 <w:sz w:val="24"/>
               </w:rPr>
-              <w:t>0</w:t>
+              <w:t>0,00</w:t>
             </w:r>
           </w:p>
         </w:tc>
@@ -2716,7 +2531,7 @@
                 <w:color w:val="000000"/>
                 <w:sz w:val="24"/>
               </w:rPr>
-              <w:t>Phân hệ đặt hàng (Order)</w:t>
+              <w:t>Bán hàng trên sàn thương mại điện tử</w:t>
             </w:r>
           </w:p>
         </w:tc>
@@ -2738,7 +2553,7 @@
                 <w:color w:val="000000"/>
                 <w:sz w:val="24"/>
               </w:rPr>
-              <w:t>129</w:t>
+              <w:t>75</w:t>
             </w:r>
           </w:p>
         </w:tc>
@@ -2760,7 +2575,7 @@
                 <w:color w:val="000000"/>
                 <w:sz w:val="24"/>
               </w:rPr>
-              <w:t>129</w:t>
+              <w:t>75,00</w:t>
             </w:r>
           </w:p>
         </w:tc>
@@ -2782,7 +2597,7 @@
                 <w:color w:val="000000"/>
                 <w:sz w:val="24"/>
               </w:rPr>
-              <w:t>0</w:t>
+              <w:t>0,00</w:t>
             </w:r>
           </w:p>
         </w:tc>
@@ -2828,7 +2643,6 @@
                 <w:color w:val="000000"/>
                 <w:sz w:val="24"/>
               </w:rPr>
-              <w:t>6</w:t>
             </w:r>
           </w:p>
         </w:tc>
@@ -2850,7 +2664,7 @@
                 <w:color w:val="000000"/>
                 <w:sz w:val="24"/>
               </w:rPr>
-              <w:t>Cơ sở dữ liệu bán hàng và tích hợp hệ thống</w:t>
+              <w:t>Tổng cộng</w:t>
             </w:r>
           </w:p>
         </w:tc>
@@ -2872,7 +2686,7 @@
                 <w:color w:val="000000"/>
                 <w:sz w:val="24"/>
               </w:rPr>
-              <w:t>95</w:t>
+              <w:t>733</w:t>
             </w:r>
           </w:p>
         </w:tc>
@@ -2894,7 +2708,7 @@
                 <w:color w:val="000000"/>
                 <w:sz w:val="24"/>
               </w:rPr>
-              <w:t>93</w:t>
+              <w:t>733,00</w:t>
             </w:r>
           </w:p>
         </w:tc>
@@ -2916,7 +2730,7 @@
                 <w:color w:val="000000"/>
                 <w:sz w:val="24"/>
               </w:rPr>
-              <w:t>-2</w:t>
+              <w:t>0,00</w:t>
             </w:r>
           </w:p>
         </w:tc>
@@ -2938,7 +2752,280 @@
                 <w:color w:val="000000"/>
                 <w:sz w:val="24"/>
               </w:rPr>
-              <w:t>-2,1%</w:t>
+            </w:r>
+          </w:p>
+        </w:tc>
+      </w:tr>
+    </w:tbl>
+    <w:p>
+      <w:pPr>
+        <w:spacing w:after="40"/>
+      </w:pPr>
+    </w:p>
+    <w:p>
+      <w:pPr>
+        <w:spacing w:before="0" w:after="100" w:line="300" w:lineRule="auto"/>
+        <w:jc w:val="both"/>
+      </w:pPr>
+      <w:r>
+        <w:rPr>
+          <w:rFonts w:ascii="Times New Roman" w:hAnsi="Times New Roman" w:eastAsia="Times New Roman" w:cs="Times New Roman"/>
+          <w:b w:val="0"/>
+          <w:i w:val="0"/>
+          <w:caps w:val="0"/>
+          <w:color w:val="000000"/>
+          <w:sz w:val="26"/>
+        </w:rPr>
+        <w:t>Mỗi nhóm gồm phần khối lượng riêng và phần đầu việc chung phân bổ, tổng đầu việc chung 247 người-ngày, phân bổ theo tỷ lệ khối lượng riêng của từng phân hệ (sản phẩm 95, khách hàng 91, đơn hàng 129, tích hợp 95 MD). Đơn vị trong bảng là người-ngày. Ước lượng nhóm là tổng phần riêng và phần chung, làm tròn đến người-ngày theo căn cứ ước lượng của nhóm, cộng phần khối lượng theo yêu cầu thay đổi đã phê duyệt (cột Theo yêu cầu thay đổi, gồm cả phần tăng của gói hiện có và nhóm mới của yêu cầu thay đổi).</w:t>
+      </w:r>
+    </w:p>
+    <w:tbl>
+      <w:tblPr>
+        <w:tblStyle w:val="TableGrid"/>
+        <w:tblW w:type="auto" w:w="0"/>
+        <w:jc w:val="left"/>
+        <w:tblLayout w:type="fixed"/>
+        <w:tblLook w:firstColumn="1" w:firstRow="1" w:lastColumn="0" w:lastRow="0" w:noHBand="0" w:noVBand="1" w:val="04A0"/>
+        <w:tblCellMar>
+          <w:top w:w="40" w:type="dxa"/>
+          <w:left w:w="70" w:type="dxa"/>
+          <w:bottom w:w="40" w:type="dxa"/>
+          <w:right w:w="70" w:type="dxa"/>
+        </w:tblCellMar>
+      </w:tblPr>
+      <w:tblGrid>
+        <w:gridCol w:w="500"/>
+        <w:gridCol w:w="2100"/>
+        <w:gridCol w:w="800"/>
+        <w:gridCol w:w="800"/>
+        <w:gridCol w:w="800"/>
+        <w:gridCol w:w="800"/>
+        <w:gridCol w:w="800"/>
+        <w:gridCol w:w="800"/>
+        <w:gridCol w:w="800"/>
+        <w:gridCol w:w="800"/>
+      </w:tblGrid>
+      <w:tr>
+        <w:trPr>
+          <w:tblHeader w:val="true"/>
+        </w:trPr>
+        <w:tc>
+          <w:tcPr>
+            <w:tcW w:type="dxa" w:w="500"/>
+          </w:tcPr>
+          <w:p>
+            <w:pPr>
+              <w:spacing w:before="0" w:after="40"/>
+              <w:jc w:val="left"/>
+            </w:pPr>
+            <w:r>
+              <w:rPr>
+                <w:rFonts w:ascii="Times New Roman" w:hAnsi="Times New Roman" w:eastAsia="Times New Roman" w:cs="Times New Roman"/>
+                <w:b w:val="0"/>
+                <w:i w:val="0"/>
+                <w:caps w:val="0"/>
+                <w:color w:val="000000"/>
+                <w:sz w:val="24"/>
+              </w:rPr>
+              <w:t>Mã</w:t>
+            </w:r>
+          </w:p>
+        </w:tc>
+        <w:tc>
+          <w:tcPr>
+            <w:tcW w:type="dxa" w:w="2100"/>
+          </w:tcPr>
+          <w:p>
+            <w:pPr>
+              <w:spacing w:before="0" w:after="40"/>
+              <w:jc w:val="left"/>
+            </w:pPr>
+            <w:r>
+              <w:rPr>
+                <w:rFonts w:ascii="Times New Roman" w:hAnsi="Times New Roman" w:eastAsia="Times New Roman" w:cs="Times New Roman"/>
+                <w:b w:val="0"/>
+                <w:i w:val="0"/>
+                <w:caps w:val="0"/>
+                <w:color w:val="000000"/>
+                <w:sz w:val="24"/>
+              </w:rPr>
+              <w:t>Nhóm công việc</w:t>
+            </w:r>
+          </w:p>
+        </w:tc>
+        <w:tc>
+          <w:tcPr>
+            <w:tcW w:type="dxa" w:w="800"/>
+          </w:tcPr>
+          <w:p>
+            <w:pPr>
+              <w:spacing w:before="0" w:after="40"/>
+              <w:jc w:val="right"/>
+            </w:pPr>
+            <w:r>
+              <w:rPr>
+                <w:rFonts w:ascii="Times New Roman" w:hAnsi="Times New Roman" w:eastAsia="Times New Roman" w:cs="Times New Roman"/>
+                <w:b w:val="0"/>
+                <w:i w:val="0"/>
+                <w:caps w:val="0"/>
+                <w:color w:val="000000"/>
+                <w:sz w:val="24"/>
+              </w:rPr>
+              <w:t>Phần riêng</w:t>
+            </w:r>
+          </w:p>
+        </w:tc>
+        <w:tc>
+          <w:tcPr>
+            <w:tcW w:type="dxa" w:w="800"/>
+          </w:tcPr>
+          <w:p>
+            <w:pPr>
+              <w:spacing w:before="0" w:after="40"/>
+              <w:jc w:val="right"/>
+            </w:pPr>
+            <w:r>
+              <w:rPr>
+                <w:rFonts w:ascii="Times New Roman" w:hAnsi="Times New Roman" w:eastAsia="Times New Roman" w:cs="Times New Roman"/>
+                <w:b w:val="0"/>
+                <w:i w:val="0"/>
+                <w:caps w:val="0"/>
+                <w:color w:val="000000"/>
+                <w:sz w:val="24"/>
+              </w:rPr>
+              <w:t>Quản lý dự án</w:t>
+            </w:r>
+          </w:p>
+        </w:tc>
+        <w:tc>
+          <w:tcPr>
+            <w:tcW w:type="dxa" w:w="800"/>
+          </w:tcPr>
+          <w:p>
+            <w:pPr>
+              <w:spacing w:before="0" w:after="40"/>
+              <w:jc w:val="right"/>
+            </w:pPr>
+            <w:r>
+              <w:rPr>
+                <w:rFonts w:ascii="Times New Roman" w:hAnsi="Times New Roman" w:eastAsia="Times New Roman" w:cs="Times New Roman"/>
+                <w:b w:val="0"/>
+                <w:i w:val="0"/>
+                <w:caps w:val="0"/>
+                <w:color w:val="000000"/>
+                <w:sz w:val="24"/>
+              </w:rPr>
+              <w:t>Phân tích, thiết kế chung</w:t>
+            </w:r>
+          </w:p>
+        </w:tc>
+        <w:tc>
+          <w:tcPr>
+            <w:tcW w:type="dxa" w:w="800"/>
+          </w:tcPr>
+          <w:p>
+            <w:pPr>
+              <w:spacing w:before="0" w:after="40"/>
+              <w:jc w:val="right"/>
+            </w:pPr>
+            <w:r>
+              <w:rPr>
+                <w:rFonts w:ascii="Times New Roman" w:hAnsi="Times New Roman" w:eastAsia="Times New Roman" w:cs="Times New Roman"/>
+                <w:b w:val="0"/>
+                <w:i w:val="0"/>
+                <w:caps w:val="0"/>
+                <w:color w:val="000000"/>
+                <w:sz w:val="24"/>
+              </w:rPr>
+              <w:t>Kiểm thử hệ thống, vận hành</w:t>
+            </w:r>
+          </w:p>
+        </w:tc>
+        <w:tc>
+          <w:tcPr>
+            <w:tcW w:type="dxa" w:w="800"/>
+          </w:tcPr>
+          <w:p>
+            <w:pPr>
+              <w:spacing w:before="0" w:after="40"/>
+              <w:jc w:val="right"/>
+            </w:pPr>
+            <w:r>
+              <w:rPr>
+                <w:rFonts w:ascii="Times New Roman" w:hAnsi="Times New Roman" w:eastAsia="Times New Roman" w:cs="Times New Roman"/>
+                <w:b w:val="0"/>
+                <w:i w:val="0"/>
+                <w:caps w:val="0"/>
+                <w:color w:val="000000"/>
+                <w:sz w:val="24"/>
+              </w:rPr>
+              <w:t>Triển khai, chuyển giao</w:t>
+            </w:r>
+          </w:p>
+        </w:tc>
+        <w:tc>
+          <w:tcPr>
+            <w:tcW w:type="dxa" w:w="800"/>
+          </w:tcPr>
+          <w:p>
+            <w:pPr>
+              <w:spacing w:before="0" w:after="40"/>
+              <w:jc w:val="right"/>
+            </w:pPr>
+            <w:r>
+              <w:rPr>
+                <w:rFonts w:ascii="Times New Roman" w:hAnsi="Times New Roman" w:eastAsia="Times New Roman" w:cs="Times New Roman"/>
+                <w:b w:val="0"/>
+                <w:i w:val="0"/>
+                <w:caps w:val="0"/>
+                <w:color w:val="000000"/>
+                <w:sz w:val="24"/>
+              </w:rPr>
+              <w:t>Phần chung</w:t>
+            </w:r>
+          </w:p>
+        </w:tc>
+        <w:tc>
+          <w:tcPr>
+            <w:tcW w:type="dxa" w:w="800"/>
+          </w:tcPr>
+          <w:p>
+            <w:pPr>
+              <w:spacing w:before="0" w:after="40"/>
+              <w:jc w:val="right"/>
+            </w:pPr>
+            <w:r>
+              <w:rPr>
+                <w:rFonts w:ascii="Times New Roman" w:hAnsi="Times New Roman" w:eastAsia="Times New Roman" w:cs="Times New Roman"/>
+                <w:b w:val="0"/>
+                <w:i w:val="0"/>
+                <w:caps w:val="0"/>
+                <w:color w:val="000000"/>
+                <w:sz w:val="24"/>
+              </w:rPr>
+              <w:t>Theo yêu cầu thay đổi</w:t>
+            </w:r>
+          </w:p>
+        </w:tc>
+        <w:tc>
+          <w:tcPr>
+            <w:tcW w:type="dxa" w:w="800"/>
+          </w:tcPr>
+          <w:p>
+            <w:pPr>
+              <w:spacing w:before="0" w:after="40"/>
+              <w:jc w:val="right"/>
+            </w:pPr>
+            <w:r>
+              <w:rPr>
+                <w:rFonts w:ascii="Times New Roman" w:hAnsi="Times New Roman" w:eastAsia="Times New Roman" w:cs="Times New Roman"/>
+                <w:b w:val="0"/>
+                <w:i w:val="0"/>
+                <w:caps w:val="0"/>
+                <w:color w:val="000000"/>
+                <w:sz w:val="24"/>
+              </w:rPr>
+              <w:t>Ước lượng nhóm</w:t>
             </w:r>
           </w:p>
         </w:tc>
@@ -2946,7 +3033,7 @@
       <w:tr>
         <w:tc>
           <w:tcPr>
-            <w:tcW w:type="dxa" w:w="600"/>
+            <w:tcW w:type="dxa" w:w="500"/>
           </w:tcPr>
           <w:p>
             <w:pPr>
@@ -2962,13 +3049,13 @@
                 <w:color w:val="000000"/>
                 <w:sz w:val="24"/>
               </w:rPr>
-              <w:t>7</w:t>
-            </w:r>
-          </w:p>
-        </w:tc>
-        <w:tc>
-          <w:tcPr>
-            <w:tcW w:type="dxa" w:w="3700"/>
+              <w:t>1</w:t>
+            </w:r>
+          </w:p>
+        </w:tc>
+        <w:tc>
+          <w:tcPr>
+            <w:tcW w:type="dxa" w:w="2100"/>
           </w:tcPr>
           <w:p>
             <w:pPr>
@@ -2984,13 +3071,13 @@
                 <w:color w:val="000000"/>
                 <w:sz w:val="24"/>
               </w:rPr>
-              <w:t>Kiểm thử hệ thống và kiểm thử vận hành</w:t>
-            </w:r>
-          </w:p>
-        </w:tc>
-        <w:tc>
-          <w:tcPr>
-            <w:tcW w:type="dxa" w:w="1300"/>
+              <w:t>Phân hệ quản lý sản phẩm</w:t>
+            </w:r>
+          </w:p>
+        </w:tc>
+        <w:tc>
+          <w:tcPr>
+            <w:tcW w:type="dxa" w:w="800"/>
           </w:tcPr>
           <w:p>
             <w:pPr>
@@ -3006,13 +3093,13 @@
                 <w:color w:val="000000"/>
                 <w:sz w:val="24"/>
               </w:rPr>
-              <w:t>71</w:t>
-            </w:r>
-          </w:p>
-        </w:tc>
-        <w:tc>
-          <w:tcPr>
-            <w:tcW w:type="dxa" w:w="1200"/>
+              <w:t>95</w:t>
+            </w:r>
+          </w:p>
+        </w:tc>
+        <w:tc>
+          <w:tcPr>
+            <w:tcW w:type="dxa" w:w="800"/>
           </w:tcPr>
           <w:p>
             <w:pPr>
@@ -3028,13 +3115,13 @@
                 <w:color w:val="000000"/>
                 <w:sz w:val="24"/>
               </w:rPr>
-              <w:t>73</w:t>
-            </w:r>
-          </w:p>
-        </w:tc>
-        <w:tc>
-          <w:tcPr>
-            <w:tcW w:type="dxa" w:w="1300"/>
+              <w:t>13,90</w:t>
+            </w:r>
+          </w:p>
+        </w:tc>
+        <w:tc>
+          <w:tcPr>
+            <w:tcW w:type="dxa" w:w="800"/>
           </w:tcPr>
           <w:p>
             <w:pPr>
@@ -3050,13 +3137,13 @@
                 <w:color w:val="000000"/>
                 <w:sz w:val="24"/>
               </w:rPr>
-              <w:t>2</w:t>
-            </w:r>
-          </w:p>
-        </w:tc>
-        <w:tc>
-          <w:tcPr>
-            <w:tcW w:type="dxa" w:w="1200"/>
+              <w:t>15,29</w:t>
+            </w:r>
+          </w:p>
+        </w:tc>
+        <w:tc>
+          <w:tcPr>
+            <w:tcW w:type="dxa" w:w="800"/>
           </w:tcPr>
           <w:p>
             <w:pPr>
@@ -3072,7 +3159,94 @@
                 <w:color w:val="000000"/>
                 <w:sz w:val="24"/>
               </w:rPr>
-              <w:t>2,8%</w:t>
+              <w:t>16,45</w:t>
+            </w:r>
+          </w:p>
+        </w:tc>
+        <w:tc>
+          <w:tcPr>
+            <w:tcW w:type="dxa" w:w="800"/>
+          </w:tcPr>
+          <w:p>
+            <w:pPr>
+              <w:spacing w:before="0" w:after="40"/>
+              <w:jc w:val="right"/>
+            </w:pPr>
+            <w:r>
+              <w:rPr>
+                <w:rFonts w:ascii="Times New Roman" w:hAnsi="Times New Roman" w:eastAsia="Times New Roman" w:cs="Times New Roman"/>
+                <w:b w:val="0"/>
+                <w:i w:val="0"/>
+                <w:caps w:val="0"/>
+                <w:color w:val="000000"/>
+                <w:sz w:val="24"/>
+              </w:rPr>
+              <w:t>11,59</w:t>
+            </w:r>
+          </w:p>
+        </w:tc>
+        <w:tc>
+          <w:tcPr>
+            <w:tcW w:type="dxa" w:w="800"/>
+          </w:tcPr>
+          <w:p>
+            <w:pPr>
+              <w:spacing w:before="0" w:after="40"/>
+              <w:jc w:val="right"/>
+            </w:pPr>
+            <w:r>
+              <w:rPr>
+                <w:rFonts w:ascii="Times New Roman" w:hAnsi="Times New Roman" w:eastAsia="Times New Roman" w:cs="Times New Roman"/>
+                <w:b w:val="0"/>
+                <w:i w:val="0"/>
+                <w:caps w:val="0"/>
+                <w:color w:val="000000"/>
+                <w:sz w:val="24"/>
+              </w:rPr>
+              <w:t>57,23</w:t>
+            </w:r>
+          </w:p>
+        </w:tc>
+        <w:tc>
+          <w:tcPr>
+            <w:tcW w:type="dxa" w:w="800"/>
+          </w:tcPr>
+          <w:p>
+            <w:pPr>
+              <w:spacing w:before="0" w:after="40"/>
+              <w:jc w:val="right"/>
+            </w:pPr>
+            <w:r>
+              <w:rPr>
+                <w:rFonts w:ascii="Times New Roman" w:hAnsi="Times New Roman" w:eastAsia="Times New Roman" w:cs="Times New Roman"/>
+                <w:b w:val="0"/>
+                <w:i w:val="0"/>
+                <w:caps w:val="0"/>
+                <w:color w:val="000000"/>
+                <w:sz w:val="24"/>
+              </w:rPr>
+            </w:r>
+          </w:p>
+        </w:tc>
+        <w:tc>
+          <w:tcPr>
+            <w:tcW w:type="dxa" w:w="800"/>
+          </w:tcPr>
+          <w:p>
+            <w:pPr>
+              <w:spacing w:before="0" w:after="40"/>
+              <w:jc w:val="right"/>
+            </w:pPr>
+            <w:r>
+              <w:rPr>
+                <w:rFonts w:ascii="Times New Roman" w:hAnsi="Times New Roman" w:eastAsia="Times New Roman" w:cs="Times New Roman"/>
+                <w:b w:val="0"/>
+                <w:i w:val="0"/>
+                <w:caps w:val="0"/>
+                <w:color w:val="000000"/>
+                <w:sz w:val="24"/>
+              </w:rPr>
+              <w:t>152</w:t>
             </w:r>
           </w:p>
         </w:tc>
@@ -3080,7 +3254,7 @@
       <w:tr>
         <w:tc>
           <w:tcPr>
-            <w:tcW w:type="dxa" w:w="600"/>
+            <w:tcW w:type="dxa" w:w="500"/>
           </w:tcPr>
           <w:p>
             <w:pPr>
@@ -3096,13 +3270,13 @@
                 <w:color w:val="000000"/>
                 <w:sz w:val="24"/>
               </w:rPr>
-              <w:t>8</w:t>
-            </w:r>
-          </w:p>
-        </w:tc>
-        <w:tc>
-          <w:tcPr>
-            <w:tcW w:type="dxa" w:w="3700"/>
+              <w:t>2</w:t>
+            </w:r>
+          </w:p>
+        </w:tc>
+        <w:tc>
+          <w:tcPr>
+            <w:tcW w:type="dxa" w:w="2100"/>
           </w:tcPr>
           <w:p>
             <w:pPr>
@@ -3118,13 +3292,13 @@
                 <w:color w:val="000000"/>
                 <w:sz w:val="24"/>
               </w:rPr>
-              <w:t>Triển khai và chuyển giao</w:t>
-            </w:r>
-          </w:p>
-        </w:tc>
-        <w:tc>
-          <w:tcPr>
-            <w:tcW w:type="dxa" w:w="1300"/>
+              <w:t>Phân hệ quản lý khách hàng (thành viên)</w:t>
+            </w:r>
+          </w:p>
+        </w:tc>
+        <w:tc>
+          <w:tcPr>
+            <w:tcW w:type="dxa" w:w="800"/>
           </w:tcPr>
           <w:p>
             <w:pPr>
@@ -3140,13 +3314,13 @@
                 <w:color w:val="000000"/>
                 <w:sz w:val="24"/>
               </w:rPr>
-              <w:t>50</w:t>
-            </w:r>
-          </w:p>
-        </w:tc>
-        <w:tc>
-          <w:tcPr>
-            <w:tcW w:type="dxa" w:w="1200"/>
+              <w:t>91</w:t>
+            </w:r>
+          </w:p>
+        </w:tc>
+        <w:tc>
+          <w:tcPr>
+            <w:tcW w:type="dxa" w:w="800"/>
           </w:tcPr>
           <w:p>
             <w:pPr>
@@ -3162,13 +3336,13 @@
                 <w:color w:val="000000"/>
                 <w:sz w:val="24"/>
               </w:rPr>
-              <w:t>50</w:t>
-            </w:r>
-          </w:p>
-        </w:tc>
-        <w:tc>
-          <w:tcPr>
-            <w:tcW w:type="dxa" w:w="1300"/>
+              <w:t>13,32</w:t>
+            </w:r>
+          </w:p>
+        </w:tc>
+        <w:tc>
+          <w:tcPr>
+            <w:tcW w:type="dxa" w:w="800"/>
           </w:tcPr>
           <w:p>
             <w:pPr>
@@ -3184,13 +3358,13 @@
                 <w:color w:val="000000"/>
                 <w:sz w:val="24"/>
               </w:rPr>
-              <w:t>0</w:t>
-            </w:r>
-          </w:p>
-        </w:tc>
-        <w:tc>
-          <w:tcPr>
-            <w:tcW w:type="dxa" w:w="1200"/>
+              <w:t>14,65</w:t>
+            </w:r>
+          </w:p>
+        </w:tc>
+        <w:tc>
+          <w:tcPr>
+            <w:tcW w:type="dxa" w:w="800"/>
           </w:tcPr>
           <w:p>
             <w:pPr>
@@ -3206,7 +3380,95 @@
                 <w:color w:val="000000"/>
                 <w:sz w:val="24"/>
               </w:rPr>
-              <w:t>0,0%</w:t>
+              <w:t>15,76</w:t>
+            </w:r>
+          </w:p>
+        </w:tc>
+        <w:tc>
+          <w:tcPr>
+            <w:tcW w:type="dxa" w:w="800"/>
+          </w:tcPr>
+          <w:p>
+            <w:pPr>
+              <w:spacing w:before="0" w:after="40"/>
+              <w:jc w:val="right"/>
+            </w:pPr>
+            <w:r>
+              <w:rPr>
+                <w:rFonts w:ascii="Times New Roman" w:hAnsi="Times New Roman" w:eastAsia="Times New Roman" w:cs="Times New Roman"/>
+                <w:b w:val="0"/>
+                <w:i w:val="0"/>
+                <w:caps w:val="0"/>
+                <w:color w:val="000000"/>
+                <w:sz w:val="24"/>
+              </w:rPr>
+              <w:t>11,10</w:t>
+            </w:r>
+          </w:p>
+        </w:tc>
+        <w:tc>
+          <w:tcPr>
+            <w:tcW w:type="dxa" w:w="800"/>
+          </w:tcPr>
+          <w:p>
+            <w:pPr>
+              <w:spacing w:before="0" w:after="40"/>
+              <w:jc w:val="right"/>
+            </w:pPr>
+            <w:r>
+              <w:rPr>
+                <w:rFonts w:ascii="Times New Roman" w:hAnsi="Times New Roman" w:eastAsia="Times New Roman" w:cs="Times New Roman"/>
+                <w:b w:val="0"/>
+                <w:i w:val="0"/>
+                <w:caps w:val="0"/>
+                <w:color w:val="000000"/>
+                <w:sz w:val="24"/>
+              </w:rPr>
+              <w:t>54,83</w:t>
+            </w:r>
+          </w:p>
+        </w:tc>
+        <w:tc>
+          <w:tcPr>
+            <w:tcW w:type="dxa" w:w="800"/>
+          </w:tcPr>
+          <w:p>
+            <w:pPr>
+              <w:spacing w:before="0" w:after="40"/>
+              <w:jc w:val="right"/>
+            </w:pPr>
+            <w:r>
+              <w:rPr>
+                <w:rFonts w:ascii="Times New Roman" w:hAnsi="Times New Roman" w:eastAsia="Times New Roman" w:cs="Times New Roman"/>
+                <w:b w:val="0"/>
+                <w:i w:val="0"/>
+                <w:caps w:val="0"/>
+                <w:color w:val="000000"/>
+                <w:sz w:val="24"/>
+              </w:rPr>
+              <w:t>1</w:t>
+            </w:r>
+          </w:p>
+        </w:tc>
+        <w:tc>
+          <w:tcPr>
+            <w:tcW w:type="dxa" w:w="800"/>
+          </w:tcPr>
+          <w:p>
+            <w:pPr>
+              <w:spacing w:before="0" w:after="40"/>
+              <w:jc w:val="right"/>
+            </w:pPr>
+            <w:r>
+              <w:rPr>
+                <w:rFonts w:ascii="Times New Roman" w:hAnsi="Times New Roman" w:eastAsia="Times New Roman" w:cs="Times New Roman"/>
+                <w:b w:val="0"/>
+                <w:i w:val="0"/>
+                <w:caps w:val="0"/>
+                <w:color w:val="000000"/>
+                <w:sz w:val="24"/>
+              </w:rPr>
+              <w:t>147</w:t>
             </w:r>
           </w:p>
         </w:tc>
@@ -3214,7 +3476,7 @@
       <w:tr>
         <w:tc>
           <w:tcPr>
-            <w:tcW w:type="dxa" w:w="600"/>
+            <w:tcW w:type="dxa" w:w="500"/>
           </w:tcPr>
           <w:p>
             <w:pPr>
@@ -3230,12 +3492,13 @@
                 <w:color w:val="000000"/>
                 <w:sz w:val="24"/>
               </w:rPr>
-            </w:r>
-          </w:p>
-        </w:tc>
-        <w:tc>
-          <w:tcPr>
-            <w:tcW w:type="dxa" w:w="3700"/>
+              <w:t>3</w:t>
+            </w:r>
+          </w:p>
+        </w:tc>
+        <w:tc>
+          <w:tcPr>
+            <w:tcW w:type="dxa" w:w="2100"/>
           </w:tcPr>
           <w:p>
             <w:pPr>
@@ -3251,13 +3514,670 @@
                 <w:color w:val="000000"/>
                 <w:sz w:val="24"/>
               </w:rPr>
+              <w:t>Phân hệ quản lý đơn hàng (đặt hàng)</w:t>
+            </w:r>
+          </w:p>
+        </w:tc>
+        <w:tc>
+          <w:tcPr>
+            <w:tcW w:type="dxa" w:w="800"/>
+          </w:tcPr>
+          <w:p>
+            <w:pPr>
+              <w:spacing w:before="0" w:after="40"/>
+              <w:jc w:val="right"/>
+            </w:pPr>
+            <w:r>
+              <w:rPr>
+                <w:rFonts w:ascii="Times New Roman" w:hAnsi="Times New Roman" w:eastAsia="Times New Roman" w:cs="Times New Roman"/>
+                <w:b w:val="0"/>
+                <w:i w:val="0"/>
+                <w:caps w:val="0"/>
+                <w:color w:val="000000"/>
+                <w:sz w:val="24"/>
+              </w:rPr>
+              <w:t>129</w:t>
+            </w:r>
+          </w:p>
+        </w:tc>
+        <w:tc>
+          <w:tcPr>
+            <w:tcW w:type="dxa" w:w="800"/>
+          </w:tcPr>
+          <w:p>
+            <w:pPr>
+              <w:spacing w:before="0" w:after="40"/>
+              <w:jc w:val="right"/>
+            </w:pPr>
+            <w:r>
+              <w:rPr>
+                <w:rFonts w:ascii="Times New Roman" w:hAnsi="Times New Roman" w:eastAsia="Times New Roman" w:cs="Times New Roman"/>
+                <w:b w:val="0"/>
+                <w:i w:val="0"/>
+                <w:caps w:val="0"/>
+                <w:color w:val="000000"/>
+                <w:sz w:val="24"/>
+              </w:rPr>
+              <w:t>18,88</w:t>
+            </w:r>
+          </w:p>
+        </w:tc>
+        <w:tc>
+          <w:tcPr>
+            <w:tcW w:type="dxa" w:w="800"/>
+          </w:tcPr>
+          <w:p>
+            <w:pPr>
+              <w:spacing w:before="0" w:after="40"/>
+              <w:jc w:val="right"/>
+            </w:pPr>
+            <w:r>
+              <w:rPr>
+                <w:rFonts w:ascii="Times New Roman" w:hAnsi="Times New Roman" w:eastAsia="Times New Roman" w:cs="Times New Roman"/>
+                <w:b w:val="0"/>
+                <w:i w:val="0"/>
+                <w:caps w:val="0"/>
+                <w:color w:val="000000"/>
+                <w:sz w:val="24"/>
+              </w:rPr>
+              <w:t>20,77</w:t>
+            </w:r>
+          </w:p>
+        </w:tc>
+        <w:tc>
+          <w:tcPr>
+            <w:tcW w:type="dxa" w:w="800"/>
+          </w:tcPr>
+          <w:p>
+            <w:pPr>
+              <w:spacing w:before="0" w:after="40"/>
+              <w:jc w:val="right"/>
+            </w:pPr>
+            <w:r>
+              <w:rPr>
+                <w:rFonts w:ascii="Times New Roman" w:hAnsi="Times New Roman" w:eastAsia="Times New Roman" w:cs="Times New Roman"/>
+                <w:b w:val="0"/>
+                <w:i w:val="0"/>
+                <w:caps w:val="0"/>
+                <w:color w:val="000000"/>
+                <w:sz w:val="24"/>
+              </w:rPr>
+              <w:t>22,34</w:t>
+            </w:r>
+          </w:p>
+        </w:tc>
+        <w:tc>
+          <w:tcPr>
+            <w:tcW w:type="dxa" w:w="800"/>
+          </w:tcPr>
+          <w:p>
+            <w:pPr>
+              <w:spacing w:before="0" w:after="40"/>
+              <w:jc w:val="right"/>
+            </w:pPr>
+            <w:r>
+              <w:rPr>
+                <w:rFonts w:ascii="Times New Roman" w:hAnsi="Times New Roman" w:eastAsia="Times New Roman" w:cs="Times New Roman"/>
+                <w:b w:val="0"/>
+                <w:i w:val="0"/>
+                <w:caps w:val="0"/>
+                <w:color w:val="000000"/>
+                <w:sz w:val="24"/>
+              </w:rPr>
+              <w:t>15,73</w:t>
+            </w:r>
+          </w:p>
+        </w:tc>
+        <w:tc>
+          <w:tcPr>
+            <w:tcW w:type="dxa" w:w="800"/>
+          </w:tcPr>
+          <w:p>
+            <w:pPr>
+              <w:spacing w:before="0" w:after="40"/>
+              <w:jc w:val="right"/>
+            </w:pPr>
+            <w:r>
+              <w:rPr>
+                <w:rFonts w:ascii="Times New Roman" w:hAnsi="Times New Roman" w:eastAsia="Times New Roman" w:cs="Times New Roman"/>
+                <w:b w:val="0"/>
+                <w:i w:val="0"/>
+                <w:caps w:val="0"/>
+                <w:color w:val="000000"/>
+                <w:sz w:val="24"/>
+              </w:rPr>
+              <w:t>77,72</w:t>
+            </w:r>
+          </w:p>
+        </w:tc>
+        <w:tc>
+          <w:tcPr>
+            <w:tcW w:type="dxa" w:w="800"/>
+          </w:tcPr>
+          <w:p>
+            <w:pPr>
+              <w:spacing w:before="0" w:after="40"/>
+              <w:jc w:val="right"/>
+            </w:pPr>
+            <w:r>
+              <w:rPr>
+                <w:rFonts w:ascii="Times New Roman" w:hAnsi="Times New Roman" w:eastAsia="Times New Roman" w:cs="Times New Roman"/>
+                <w:b w:val="0"/>
+                <w:i w:val="0"/>
+                <w:caps w:val="0"/>
+                <w:color w:val="000000"/>
+                <w:sz w:val="24"/>
+              </w:rPr>
+            </w:r>
+          </w:p>
+        </w:tc>
+        <w:tc>
+          <w:tcPr>
+            <w:tcW w:type="dxa" w:w="800"/>
+          </w:tcPr>
+          <w:p>
+            <w:pPr>
+              <w:spacing w:before="0" w:after="40"/>
+              <w:jc w:val="right"/>
+            </w:pPr>
+            <w:r>
+              <w:rPr>
+                <w:rFonts w:ascii="Times New Roman" w:hAnsi="Times New Roman" w:eastAsia="Times New Roman" w:cs="Times New Roman"/>
+                <w:b w:val="0"/>
+                <w:i w:val="0"/>
+                <w:caps w:val="0"/>
+                <w:color w:val="000000"/>
+                <w:sz w:val="24"/>
+              </w:rPr>
+              <w:t>207</w:t>
+            </w:r>
+          </w:p>
+        </w:tc>
+      </w:tr>
+      <w:tr>
+        <w:tc>
+          <w:tcPr>
+            <w:tcW w:type="dxa" w:w="500"/>
+          </w:tcPr>
+          <w:p>
+            <w:pPr>
+              <w:spacing w:before="0" w:after="40"/>
+              <w:jc w:val="left"/>
+            </w:pPr>
+            <w:r>
+              <w:rPr>
+                <w:rFonts w:ascii="Times New Roman" w:hAnsi="Times New Roman" w:eastAsia="Times New Roman" w:cs="Times New Roman"/>
+                <w:b w:val="0"/>
+                <w:i w:val="0"/>
+                <w:caps w:val="0"/>
+                <w:color w:val="000000"/>
+                <w:sz w:val="24"/>
+              </w:rPr>
+              <w:t>4</w:t>
+            </w:r>
+          </w:p>
+        </w:tc>
+        <w:tc>
+          <w:tcPr>
+            <w:tcW w:type="dxa" w:w="2100"/>
+          </w:tcPr>
+          <w:p>
+            <w:pPr>
+              <w:spacing w:before="0" w:after="40"/>
+              <w:jc w:val="left"/>
+            </w:pPr>
+            <w:r>
+              <w:rPr>
+                <w:rFonts w:ascii="Times New Roman" w:hAnsi="Times New Roman" w:eastAsia="Times New Roman" w:cs="Times New Roman"/>
+                <w:b w:val="0"/>
+                <w:i w:val="0"/>
+                <w:caps w:val="0"/>
+                <w:color w:val="000000"/>
+                <w:sz w:val="24"/>
+              </w:rPr>
+              <w:t>Phân hệ tích hợp hệ thống</w:t>
+            </w:r>
+          </w:p>
+        </w:tc>
+        <w:tc>
+          <w:tcPr>
+            <w:tcW w:type="dxa" w:w="800"/>
+          </w:tcPr>
+          <w:p>
+            <w:pPr>
+              <w:spacing w:before="0" w:after="40"/>
+              <w:jc w:val="right"/>
+            </w:pPr>
+            <w:r>
+              <w:rPr>
+                <w:rFonts w:ascii="Times New Roman" w:hAnsi="Times New Roman" w:eastAsia="Times New Roman" w:cs="Times New Roman"/>
+                <w:b w:val="0"/>
+                <w:i w:val="0"/>
+                <w:caps w:val="0"/>
+                <w:color w:val="000000"/>
+                <w:sz w:val="24"/>
+              </w:rPr>
+              <w:t>95</w:t>
+            </w:r>
+          </w:p>
+        </w:tc>
+        <w:tc>
+          <w:tcPr>
+            <w:tcW w:type="dxa" w:w="800"/>
+          </w:tcPr>
+          <w:p>
+            <w:pPr>
+              <w:spacing w:before="0" w:after="40"/>
+              <w:jc w:val="right"/>
+            </w:pPr>
+            <w:r>
+              <w:rPr>
+                <w:rFonts w:ascii="Times New Roman" w:hAnsi="Times New Roman" w:eastAsia="Times New Roman" w:cs="Times New Roman"/>
+                <w:b w:val="0"/>
+                <w:i w:val="0"/>
+                <w:caps w:val="0"/>
+                <w:color w:val="000000"/>
+                <w:sz w:val="24"/>
+              </w:rPr>
+              <w:t>13,90</w:t>
+            </w:r>
+          </w:p>
+        </w:tc>
+        <w:tc>
+          <w:tcPr>
+            <w:tcW w:type="dxa" w:w="800"/>
+          </w:tcPr>
+          <w:p>
+            <w:pPr>
+              <w:spacing w:before="0" w:after="40"/>
+              <w:jc w:val="right"/>
+            </w:pPr>
+            <w:r>
+              <w:rPr>
+                <w:rFonts w:ascii="Times New Roman" w:hAnsi="Times New Roman" w:eastAsia="Times New Roman" w:cs="Times New Roman"/>
+                <w:b w:val="0"/>
+                <w:i w:val="0"/>
+                <w:caps w:val="0"/>
+                <w:color w:val="000000"/>
+                <w:sz w:val="24"/>
+              </w:rPr>
+              <w:t>15,29</w:t>
+            </w:r>
+          </w:p>
+        </w:tc>
+        <w:tc>
+          <w:tcPr>
+            <w:tcW w:type="dxa" w:w="800"/>
+          </w:tcPr>
+          <w:p>
+            <w:pPr>
+              <w:spacing w:before="0" w:after="40"/>
+              <w:jc w:val="right"/>
+            </w:pPr>
+            <w:r>
+              <w:rPr>
+                <w:rFonts w:ascii="Times New Roman" w:hAnsi="Times New Roman" w:eastAsia="Times New Roman" w:cs="Times New Roman"/>
+                <w:b w:val="0"/>
+                <w:i w:val="0"/>
+                <w:caps w:val="0"/>
+                <w:color w:val="000000"/>
+                <w:sz w:val="24"/>
+              </w:rPr>
+              <w:t>16,45</w:t>
+            </w:r>
+          </w:p>
+        </w:tc>
+        <w:tc>
+          <w:tcPr>
+            <w:tcW w:type="dxa" w:w="800"/>
+          </w:tcPr>
+          <w:p>
+            <w:pPr>
+              <w:spacing w:before="0" w:after="40"/>
+              <w:jc w:val="right"/>
+            </w:pPr>
+            <w:r>
+              <w:rPr>
+                <w:rFonts w:ascii="Times New Roman" w:hAnsi="Times New Roman" w:eastAsia="Times New Roman" w:cs="Times New Roman"/>
+                <w:b w:val="0"/>
+                <w:i w:val="0"/>
+                <w:caps w:val="0"/>
+                <w:color w:val="000000"/>
+                <w:sz w:val="24"/>
+              </w:rPr>
+              <w:t>11,58</w:t>
+            </w:r>
+          </w:p>
+        </w:tc>
+        <w:tc>
+          <w:tcPr>
+            <w:tcW w:type="dxa" w:w="800"/>
+          </w:tcPr>
+          <w:p>
+            <w:pPr>
+              <w:spacing w:before="0" w:after="40"/>
+              <w:jc w:val="right"/>
+            </w:pPr>
+            <w:r>
+              <w:rPr>
+                <w:rFonts w:ascii="Times New Roman" w:hAnsi="Times New Roman" w:eastAsia="Times New Roman" w:cs="Times New Roman"/>
+                <w:b w:val="0"/>
+                <w:i w:val="0"/>
+                <w:caps w:val="0"/>
+                <w:color w:val="000000"/>
+                <w:sz w:val="24"/>
+              </w:rPr>
+              <w:t>57,22</w:t>
+            </w:r>
+          </w:p>
+        </w:tc>
+        <w:tc>
+          <w:tcPr>
+            <w:tcW w:type="dxa" w:w="800"/>
+          </w:tcPr>
+          <w:p>
+            <w:pPr>
+              <w:spacing w:before="0" w:after="40"/>
+              <w:jc w:val="right"/>
+            </w:pPr>
+            <w:r>
+              <w:rPr>
+                <w:rFonts w:ascii="Times New Roman" w:hAnsi="Times New Roman" w:eastAsia="Times New Roman" w:cs="Times New Roman"/>
+                <w:b w:val="0"/>
+                <w:i w:val="0"/>
+                <w:caps w:val="0"/>
+                <w:color w:val="000000"/>
+                <w:sz w:val="24"/>
+              </w:rPr>
+            </w:r>
+          </w:p>
+        </w:tc>
+        <w:tc>
+          <w:tcPr>
+            <w:tcW w:type="dxa" w:w="800"/>
+          </w:tcPr>
+          <w:p>
+            <w:pPr>
+              <w:spacing w:before="0" w:after="40"/>
+              <w:jc w:val="right"/>
+            </w:pPr>
+            <w:r>
+              <w:rPr>
+                <w:rFonts w:ascii="Times New Roman" w:hAnsi="Times New Roman" w:eastAsia="Times New Roman" w:cs="Times New Roman"/>
+                <w:b w:val="0"/>
+                <w:i w:val="0"/>
+                <w:caps w:val="0"/>
+                <w:color w:val="000000"/>
+                <w:sz w:val="24"/>
+              </w:rPr>
+              <w:t>152</w:t>
+            </w:r>
+          </w:p>
+        </w:tc>
+      </w:tr>
+      <w:tr>
+        <w:tc>
+          <w:tcPr>
+            <w:tcW w:type="dxa" w:w="500"/>
+          </w:tcPr>
+          <w:p>
+            <w:pPr>
+              <w:spacing w:before="0" w:after="40"/>
+              <w:jc w:val="left"/>
+            </w:pPr>
+            <w:r>
+              <w:rPr>
+                <w:rFonts w:ascii="Times New Roman" w:hAnsi="Times New Roman" w:eastAsia="Times New Roman" w:cs="Times New Roman"/>
+                <w:b w:val="0"/>
+                <w:i w:val="0"/>
+                <w:caps w:val="0"/>
+                <w:color w:val="000000"/>
+                <w:sz w:val="24"/>
+              </w:rPr>
+              <w:t>5</w:t>
+            </w:r>
+          </w:p>
+        </w:tc>
+        <w:tc>
+          <w:tcPr>
+            <w:tcW w:type="dxa" w:w="2100"/>
+          </w:tcPr>
+          <w:p>
+            <w:pPr>
+              <w:spacing w:before="0" w:after="40"/>
+              <w:jc w:val="left"/>
+            </w:pPr>
+            <w:r>
+              <w:rPr>
+                <w:rFonts w:ascii="Times New Roman" w:hAnsi="Times New Roman" w:eastAsia="Times New Roman" w:cs="Times New Roman"/>
+                <w:b w:val="0"/>
+                <w:i w:val="0"/>
+                <w:caps w:val="0"/>
+                <w:color w:val="000000"/>
+                <w:sz w:val="24"/>
+              </w:rPr>
+              <w:t>Bán hàng trên sàn thương mại điện tử</w:t>
+            </w:r>
+          </w:p>
+        </w:tc>
+        <w:tc>
+          <w:tcPr>
+            <w:tcW w:type="dxa" w:w="800"/>
+          </w:tcPr>
+          <w:p>
+            <w:pPr>
+              <w:spacing w:before="0" w:after="40"/>
+              <w:jc w:val="right"/>
+            </w:pPr>
+            <w:r>
+              <w:rPr>
+                <w:rFonts w:ascii="Times New Roman" w:hAnsi="Times New Roman" w:eastAsia="Times New Roman" w:cs="Times New Roman"/>
+                <w:b w:val="0"/>
+                <w:i w:val="0"/>
+                <w:caps w:val="0"/>
+                <w:color w:val="000000"/>
+                <w:sz w:val="24"/>
+              </w:rPr>
+            </w:r>
+          </w:p>
+        </w:tc>
+        <w:tc>
+          <w:tcPr>
+            <w:tcW w:type="dxa" w:w="800"/>
+          </w:tcPr>
+          <w:p>
+            <w:pPr>
+              <w:spacing w:before="0" w:after="40"/>
+              <w:jc w:val="right"/>
+            </w:pPr>
+            <w:r>
+              <w:rPr>
+                <w:rFonts w:ascii="Times New Roman" w:hAnsi="Times New Roman" w:eastAsia="Times New Roman" w:cs="Times New Roman"/>
+                <w:b w:val="0"/>
+                <w:i w:val="0"/>
+                <w:caps w:val="0"/>
+                <w:color w:val="000000"/>
+                <w:sz w:val="24"/>
+              </w:rPr>
+            </w:r>
+          </w:p>
+        </w:tc>
+        <w:tc>
+          <w:tcPr>
+            <w:tcW w:type="dxa" w:w="800"/>
+          </w:tcPr>
+          <w:p>
+            <w:pPr>
+              <w:spacing w:before="0" w:after="40"/>
+              <w:jc w:val="right"/>
+            </w:pPr>
+            <w:r>
+              <w:rPr>
+                <w:rFonts w:ascii="Times New Roman" w:hAnsi="Times New Roman" w:eastAsia="Times New Roman" w:cs="Times New Roman"/>
+                <w:b w:val="0"/>
+                <w:i w:val="0"/>
+                <w:caps w:val="0"/>
+                <w:color w:val="000000"/>
+                <w:sz w:val="24"/>
+              </w:rPr>
+            </w:r>
+          </w:p>
+        </w:tc>
+        <w:tc>
+          <w:tcPr>
+            <w:tcW w:type="dxa" w:w="800"/>
+          </w:tcPr>
+          <w:p>
+            <w:pPr>
+              <w:spacing w:before="0" w:after="40"/>
+              <w:jc w:val="right"/>
+            </w:pPr>
+            <w:r>
+              <w:rPr>
+                <w:rFonts w:ascii="Times New Roman" w:hAnsi="Times New Roman" w:eastAsia="Times New Roman" w:cs="Times New Roman"/>
+                <w:b w:val="0"/>
+                <w:i w:val="0"/>
+                <w:caps w:val="0"/>
+                <w:color w:val="000000"/>
+                <w:sz w:val="24"/>
+              </w:rPr>
+            </w:r>
+          </w:p>
+        </w:tc>
+        <w:tc>
+          <w:tcPr>
+            <w:tcW w:type="dxa" w:w="800"/>
+          </w:tcPr>
+          <w:p>
+            <w:pPr>
+              <w:spacing w:before="0" w:after="40"/>
+              <w:jc w:val="right"/>
+            </w:pPr>
+            <w:r>
+              <w:rPr>
+                <w:rFonts w:ascii="Times New Roman" w:hAnsi="Times New Roman" w:eastAsia="Times New Roman" w:cs="Times New Roman"/>
+                <w:b w:val="0"/>
+                <w:i w:val="0"/>
+                <w:caps w:val="0"/>
+                <w:color w:val="000000"/>
+                <w:sz w:val="24"/>
+              </w:rPr>
+            </w:r>
+          </w:p>
+        </w:tc>
+        <w:tc>
+          <w:tcPr>
+            <w:tcW w:type="dxa" w:w="800"/>
+          </w:tcPr>
+          <w:p>
+            <w:pPr>
+              <w:spacing w:before="0" w:after="40"/>
+              <w:jc w:val="right"/>
+            </w:pPr>
+            <w:r>
+              <w:rPr>
+                <w:rFonts w:ascii="Times New Roman" w:hAnsi="Times New Roman" w:eastAsia="Times New Roman" w:cs="Times New Roman"/>
+                <w:b w:val="0"/>
+                <w:i w:val="0"/>
+                <w:caps w:val="0"/>
+                <w:color w:val="000000"/>
+                <w:sz w:val="24"/>
+              </w:rPr>
+            </w:r>
+          </w:p>
+        </w:tc>
+        <w:tc>
+          <w:tcPr>
+            <w:tcW w:type="dxa" w:w="800"/>
+          </w:tcPr>
+          <w:p>
+            <w:pPr>
+              <w:spacing w:before="0" w:after="40"/>
+              <w:jc w:val="right"/>
+            </w:pPr>
+            <w:r>
+              <w:rPr>
+                <w:rFonts w:ascii="Times New Roman" w:hAnsi="Times New Roman" w:eastAsia="Times New Roman" w:cs="Times New Roman"/>
+                <w:b w:val="0"/>
+                <w:i w:val="0"/>
+                <w:caps w:val="0"/>
+                <w:color w:val="000000"/>
+                <w:sz w:val="24"/>
+              </w:rPr>
+              <w:t>75</w:t>
+            </w:r>
+          </w:p>
+        </w:tc>
+        <w:tc>
+          <w:tcPr>
+            <w:tcW w:type="dxa" w:w="800"/>
+          </w:tcPr>
+          <w:p>
+            <w:pPr>
+              <w:spacing w:before="0" w:after="40"/>
+              <w:jc w:val="right"/>
+            </w:pPr>
+            <w:r>
+              <w:rPr>
+                <w:rFonts w:ascii="Times New Roman" w:hAnsi="Times New Roman" w:eastAsia="Times New Roman" w:cs="Times New Roman"/>
+                <w:b w:val="0"/>
+                <w:i w:val="0"/>
+                <w:caps w:val="0"/>
+                <w:color w:val="000000"/>
+                <w:sz w:val="24"/>
+              </w:rPr>
+              <w:t>75</w:t>
+            </w:r>
+          </w:p>
+        </w:tc>
+      </w:tr>
+      <w:tr>
+        <w:tc>
+          <w:tcPr>
+            <w:tcW w:type="dxa" w:w="500"/>
+          </w:tcPr>
+          <w:p>
+            <w:pPr>
+              <w:spacing w:before="0" w:after="40"/>
+              <w:jc w:val="left"/>
+            </w:pPr>
+            <w:r>
+              <w:rPr>
+                <w:rFonts w:ascii="Times New Roman" w:hAnsi="Times New Roman" w:eastAsia="Times New Roman" w:cs="Times New Roman"/>
+                <w:b w:val="0"/>
+                <w:i w:val="0"/>
+                <w:caps w:val="0"/>
+                <w:color w:val="000000"/>
+                <w:sz w:val="24"/>
+              </w:rPr>
+            </w:r>
+          </w:p>
+        </w:tc>
+        <w:tc>
+          <w:tcPr>
+            <w:tcW w:type="dxa" w:w="2100"/>
+          </w:tcPr>
+          <w:p>
+            <w:pPr>
+              <w:spacing w:before="0" w:after="40"/>
+              <w:jc w:val="left"/>
+            </w:pPr>
+            <w:r>
+              <w:rPr>
+                <w:rFonts w:ascii="Times New Roman" w:hAnsi="Times New Roman" w:eastAsia="Times New Roman" w:cs="Times New Roman"/>
+                <w:b w:val="0"/>
+                <w:i w:val="0"/>
+                <w:caps w:val="0"/>
+                <w:color w:val="000000"/>
+                <w:sz w:val="24"/>
+              </w:rPr>
               <w:t>Tổng cộng</w:t>
             </w:r>
           </w:p>
         </w:tc>
         <w:tc>
           <w:tcPr>
-            <w:tcW w:type="dxa" w:w="1300"/>
+            <w:tcW w:type="dxa" w:w="800"/>
           </w:tcPr>
           <w:p>
             <w:pPr>
@@ -3273,13 +4193,13 @@
                 <w:color w:val="000000"/>
                 <w:sz w:val="24"/>
               </w:rPr>
-              <w:t>657</w:t>
-            </w:r>
-          </w:p>
-        </w:tc>
-        <w:tc>
-          <w:tcPr>
-            <w:tcW w:type="dxa" w:w="1200"/>
+              <w:t>410</w:t>
+            </w:r>
+          </w:p>
+        </w:tc>
+        <w:tc>
+          <w:tcPr>
+            <w:tcW w:type="dxa" w:w="800"/>
           </w:tcPr>
           <w:p>
             <w:pPr>
@@ -3295,13 +4215,13 @@
                 <w:color w:val="000000"/>
                 <w:sz w:val="24"/>
               </w:rPr>
-              <w:t>657</w:t>
-            </w:r>
-          </w:p>
-        </w:tc>
-        <w:tc>
-          <w:tcPr>
-            <w:tcW w:type="dxa" w:w="1300"/>
+              <w:t>60,00</w:t>
+            </w:r>
+          </w:p>
+        </w:tc>
+        <w:tc>
+          <w:tcPr>
+            <w:tcW w:type="dxa" w:w="800"/>
           </w:tcPr>
           <w:p>
             <w:pPr>
@@ -3317,13 +4237,13 @@
                 <w:color w:val="000000"/>
                 <w:sz w:val="24"/>
               </w:rPr>
-              <w:t>0</w:t>
-            </w:r>
-          </w:p>
-        </w:tc>
-        <w:tc>
-          <w:tcPr>
-            <w:tcW w:type="dxa" w:w="1200"/>
+              <w:t>66,00</w:t>
+            </w:r>
+          </w:p>
+        </w:tc>
+        <w:tc>
+          <w:tcPr>
+            <w:tcW w:type="dxa" w:w="800"/>
           </w:tcPr>
           <w:p>
             <w:pPr>
@@ -3339,6 +4259,95 @@
                 <w:color w:val="000000"/>
                 <w:sz w:val="24"/>
               </w:rPr>
+              <w:t>71,00</w:t>
+            </w:r>
+          </w:p>
+        </w:tc>
+        <w:tc>
+          <w:tcPr>
+            <w:tcW w:type="dxa" w:w="800"/>
+          </w:tcPr>
+          <w:p>
+            <w:pPr>
+              <w:spacing w:before="0" w:after="40"/>
+              <w:jc w:val="right"/>
+            </w:pPr>
+            <w:r>
+              <w:rPr>
+                <w:rFonts w:ascii="Times New Roman" w:hAnsi="Times New Roman" w:eastAsia="Times New Roman" w:cs="Times New Roman"/>
+                <w:b w:val="0"/>
+                <w:i w:val="0"/>
+                <w:caps w:val="0"/>
+                <w:color w:val="000000"/>
+                <w:sz w:val="24"/>
+              </w:rPr>
+              <w:t>50,00</w:t>
+            </w:r>
+          </w:p>
+        </w:tc>
+        <w:tc>
+          <w:tcPr>
+            <w:tcW w:type="dxa" w:w="800"/>
+          </w:tcPr>
+          <w:p>
+            <w:pPr>
+              <w:spacing w:before="0" w:after="40"/>
+              <w:jc w:val="right"/>
+            </w:pPr>
+            <w:r>
+              <w:rPr>
+                <w:rFonts w:ascii="Times New Roman" w:hAnsi="Times New Roman" w:eastAsia="Times New Roman" w:cs="Times New Roman"/>
+                <w:b w:val="0"/>
+                <w:i w:val="0"/>
+                <w:caps w:val="0"/>
+                <w:color w:val="000000"/>
+                <w:sz w:val="24"/>
+              </w:rPr>
+              <w:t>247,00</w:t>
+            </w:r>
+          </w:p>
+        </w:tc>
+        <w:tc>
+          <w:tcPr>
+            <w:tcW w:type="dxa" w:w="800"/>
+          </w:tcPr>
+          <w:p>
+            <w:pPr>
+              <w:spacing w:before="0" w:after="40"/>
+              <w:jc w:val="right"/>
+            </w:pPr>
+            <w:r>
+              <w:rPr>
+                <w:rFonts w:ascii="Times New Roman" w:hAnsi="Times New Roman" w:eastAsia="Times New Roman" w:cs="Times New Roman"/>
+                <w:b w:val="0"/>
+                <w:i w:val="0"/>
+                <w:caps w:val="0"/>
+                <w:color w:val="000000"/>
+                <w:sz w:val="24"/>
+              </w:rPr>
+              <w:t>76</w:t>
+            </w:r>
+          </w:p>
+        </w:tc>
+        <w:tc>
+          <w:tcPr>
+            <w:tcW w:type="dxa" w:w="800"/>
+          </w:tcPr>
+          <w:p>
+            <w:pPr>
+              <w:spacing w:before="0" w:after="40"/>
+              <w:jc w:val="right"/>
+            </w:pPr>
+            <w:r>
+              <w:rPr>
+                <w:rFonts w:ascii="Times New Roman" w:hAnsi="Times New Roman" w:eastAsia="Times New Roman" w:cs="Times New Roman"/>
+                <w:b w:val="0"/>
+                <w:i w:val="0"/>
+                <w:caps w:val="0"/>
+                <w:color w:val="000000"/>
+                <w:sz w:val="24"/>
+              </w:rPr>
+              <w:t>733</w:t>
             </w:r>
           </w:p>
         </w:tc>
@@ -3497,7 +4506,7 @@
                 <w:color w:val="000000"/>
                 <w:sz w:val="24"/>
               </w:rPr>
-              <w:t>1 họp khởi động, 1 kế hoạch quản lý dự án, 1 kế hoạch bảo đảm chất lượng, 7 sprint báo cáo, 5 đợt thanh toán, 2 lần Chủ đầu tư xác nhận (kế hoạch, chức năng chính), rà soát mã nguồn và giấy phép thư viện.</w:t>
+              <w:t>Phạm vi phân hệ là tìm kiếm và hiển thị sản phẩm (Product Search theo RFP), không gồm quản trị danh mục sản phẩm của Main System. Phần riêng gồm 5 chức năng (chỉ mục tìm kiếm, tìm kiếm và gợi ý, lọc và sắp xếp, danh mục và chi tiết sản phẩm, bộ nhớ đệm), 3 màn hình (trang chủ và danh mục, kết quả tìm kiếm, chi tiết sản phẩm), 4 nhóm dịch vụ phía máy chủ. Phần chung gồm đặc tả chức năng sản phẩm, sơ đồ phân cấp menu, giao diện ưu tiên và thư viện thành phần giao diện, kiểm thử hiệu năng, kiểm thử chấp nhận luồng sản phẩm, môi trường phát triển, chuyển đổi dữ liệu chính thức, bàn giao mã nguồn, phần quản lý dự án.</w:t>
             </w:r>
           </w:p>
         </w:tc>
@@ -3519,7 +4528,7 @@
                 <w:color w:val="000000"/>
                 <w:sz w:val="24"/>
               </w:rPr>
-              <w:t>Tổng nhóm 60 MD theo tong_theo_nhom của uoc_luong.json. Thuộc phần đầu việc phi chức năng ở bước 3 của uoc_luong.json (quản trị dự án, bảo đảm chất lượng, rà soát mã, nghiệm thu). Công việc quản lý liên tục (họp, báo cáo, rủi ro, thay đổi, cấu hình, hồ sơ thanh toán) dàn trải 73 ngày làm việc bằng một nửa thời gian của quản trị dự án, phần còn lại chia theo số kế hoạch và số lần xác nhận: khởi động và lập kế hoạch 13,5 MD (1.1); theo dõi, kiểm soát và bảo đảm chất lượng 33,5 MD (1.2); nghiệm thu và kết thúc dự án 13 MD (1.3).</w:t>
+              <w:t>Tổng nhóm theo căn cứ ước lượng là 152 MD, làm tròn từ phần riêng 95 MD và phần đầu việc chung phân bổ 57,23 MD theo tỷ lệ khối lượng riêng (quản lý dự án 13,90, phân tích và thiết kế chung 15,29, kiểm thử hệ thống và vận hành 16,45, triển khai và chuyển giao 11,59 MD). Phần riêng chia theo tỷ lệ giải pháp, phát triển, kiểm thử của bước 2 (119,6, 285,4, 145,2 MD) và số chức năng, màn hình của phân hệ. Thiết kế chi tiết lớn nhất ở tìm kiếm, lọc và sắp xếp vì cần chỉ mục tìm kiếm riêng. Đầu việc chung nguyên vẹn được gán cho phân hệ liên quan nhất gồm đặc tả, menu và giao diện trang sản phẩm, kịch bản, kiểm thử và tối ưu hiệu năng vì thời gian phản hồi đo chủ yếu trên trang tìm kiếm và chi tiết sản phẩm (chỉ tiêu KT02, KT03), chuyển đổi dữ liệu sản phẩm, tồn kho chính thức. Môi trường phát triển và bàn giao mã nguồn không gắn riêng phân hệ nào, được gán vào nhóm này để tổng nhóm sát mục tiêu. Họp tiến độ, quản lý rủi ro và thay đổi, cấu hình và hồ sơ thanh toán là việc dàn trải, chia theo tỷ lệ giữa bốn phân hệ. Khởi động dự án và báo cáo tổng kết được gán cho nhóm này. Tổng các gói của nhóm là 151 MD, nằm trong dung sai của nhóm. Mục mức 2 gồm 1.1 quản lý dự án 14 MD, 1.2 phân tích và thiết kế 32 MD, 1.3 xây dựng 39 MD, 1.4 kiểm thử 54 MD, 1.5 triển khai và chuyển giao 12 MD.</w:t>
             </w:r>
           </w:p>
         </w:tc>
@@ -3565,7 +4574,7 @@
                 <w:color w:val="000000"/>
                 <w:sz w:val="24"/>
               </w:rPr>
-              <w:t>3 nhóm chức năng (tìm kiếm, thành viên, đặt hàng) và đặc tả phi chức năng, 1 quy trình vận hành mới, 1 kiến trúc, 1 cấu trúc và 1 cấu hình cơ sở dữ liệu, 1 sơ đồ menu, 3 nhóm màn hình ưu tiên, 1 thư viện thành phần giao diện.</w:t>
+              <w:t>Phần riêng gồm 6 chức năng (đăng ký và xác thực thư điện tử, đăng nhập và phiên làm việc, khôi phục và đổi mật khẩu, thông tin thành viên và sổ địa chỉ, đồng ý điều khoản và bảo vệ dữ liệu cá nhân, bảo mật tài khoản), 2 nhóm màn hình. Phần chung gồm kế hoạch bảo đảm chất lượng, đặc tả thành viên và yêu cầu phi chức năng, nghiên cứu hành vi người dùng, giao diện ưu tiên thành viên, kế hoạch kiểm thử, khả năng sử dụng, rà soát bảo mật, kiểm thử hồi quy, kiểm thử chấp nhận luồng thành viên, tài liệu hướng dẫn sử dụng và vận hành, phần quản lý dự án.</w:t>
             </w:r>
           </w:p>
         </w:tc>
@@ -3587,7 +4596,7 @@
                 <w:color w:val="000000"/>
                 <w:sz w:val="24"/>
               </w:rPr>
-              <w:t>Tổng nhóm 66 MD theo tong_theo_nhom của uoc_luong.json. Thuộc phần giải pháp (119,6 MD ở bước 2 của uoc_luong.json), dành cho sản phẩm chung của Đợt 2 (Mẫu 01A hạng mục 1 đến 4). Chia theo số sản phẩm và độ phức tạp, đặc tả đặt hàng lớn nhất vì gồm năm nghiệp vụ NV01 đến NV05: khảo sát và đặc tả hệ thống 28 MD (2.1); thiết kế quy trình, kiến trúc và cơ sở dữ liệu 17 MD (2.2); thiết kế giao diện 21 MD (2.3).</w:t>
+              <w:t>Tổng nhóm theo căn cứ ước lượng là 147 MD, làm tròn từ phần riêng 91 MD và phần đầu việc chung phân bổ 54,83 MD theo tỷ lệ khối lượng riêng (quản lý dự án 13,32, phân tích và thiết kế chung 14,65, kiểm thử hệ thống và vận hành 15,76, triển khai và chuyển giao 11,10 MD). Phần riêng chia theo tỷ lệ giải pháp, phát triển, kiểm thử của bước 2 (119,6, 285,4, 145,2 MD) và số chức năng, màn hình của phân hệ. Đăng nhập và màn hình đăng ký, đăng nhập lớn nhất vì gồm phiên làm việc, giới hạn đăng nhập sai và kiểm soát dữ liệu đầu vào theo chỉ tiêu KT04. Đầu việc chung nguyên vẹn được gán cho phân hệ liên quan nhất. Nghiên cứu hành vi người dùng, khả năng sử dụng, tài liệu hướng dẫn sử dụng gắn với khách hàng. Yêu cầu phi chức năng, rà soát lỗ hổng theo OWASP Top 10 gắn với bảo mật tài khoản. Kế hoạch bảo đảm chất lượng, kế hoạch kiểm thử và kiểm thử hồi quy cùng chuỗi tiêu chí chất lượng. Tài liệu hướng dẫn vận hành không gắn riêng phân hệ nào, được gán vào nhóm này để tổng nhóm sát mục tiêu. Phần quản lý dàn trải chia theo tỷ lệ giữa bốn phân hệ. Ước lượng nhóm gồm thêm 1 MD tăng của gói kiểm thử hồi quy 2.4.11 theo yêu cầu thay đổi CR01. Tổng các gói của nhóm là 147,50 MD, nằm trong dung sai của nhóm. Mục mức 2 gồm 2.1 quản lý dự án 13,50 MD, 2.2 phân tích và thiết kế 28 MD, 2.3 xây dựng 35 MD, 2.4 kiểm thử 60 MD, 2.5 triển khai và chuyển giao 11 MD.</w:t>
             </w:r>
           </w:p>
         </w:tc>
@@ -3633,7 +4642,7 @@
                 <w:color w:val="000000"/>
                 <w:sz w:val="24"/>
               </w:rPr>
-              <w:t>5 chức năng (chỉ mục tìm kiếm, tìm kiếm và gợi ý, lọc và sắp xếp, danh mục và chi tiết sản phẩm, bộ nhớ đệm), 3 màn hình (trang chủ và danh mục, kết quả tìm kiếm, chi tiết sản phẩm), 4 nhóm dịch vụ phía máy chủ.</w:t>
+              <w:t>Phần riêng gồm 7 chức năng (giỏ hàng, giữ tồn, phí vận chuyển, khuyến mại và mã giảm giá, đặt hàng và xác nhận, theo dõi và hủy đơn, đổi trả và hoàn tiền), 3 nhóm màn hình. Phần chung gồm kế hoạch quản lý dự án và xác nhận kế hoạch, khảo sát nghiệp vụ, đặc tả đặt hàng, quy trình vận hành mới, giao diện ưu tiên đặt hàng, xác nhận đặc tả, rà soát mã nguồn, kiểm thử hệ thống đầu cuối, kiểm thử chấp nhận luồng đặt hàng, hướng dẫn vận hành, kế hoạch và diễn tập cut over, hỗ trợ ngày đưa vào vận hành, phần quản lý dự án.</w:t>
             </w:r>
           </w:p>
         </w:tc>
@@ -3655,7 +4664,7 @@
                 <w:color w:val="000000"/>
                 <w:sz w:val="24"/>
               </w:rPr>
-              <w:t>Tổng nhóm 95 MD theo tong_theo_nhom của uoc_luong.json. Chia theo tỷ lệ giải pháp, phát triển, kiểm thử của bước 2 (119,6, 285,4, 145,2 MD) và số chức năng, màn hình: phân tích yêu cầu phân hệ tìm kiếm và hiển thị sản phẩm 8 MD (3.1); thiết kế phân hệ tìm kiếm và hiển thị sản phẩm 9 MD (3.2); lập trình và kiểm thử đơn vị phân hệ tìm kiếm và hiển thị sản phẩm 39 MD (3.3); kiểm thử phân hệ tìm kiếm và hiển thị sản phẩm 30 MD (3.4); nghiệm thu nội bộ và hỗ trợ kiểm thử chấp nhận phân hệ tìm kiếm và hiển thị sản phẩm 9 MD (3.5).</w:t>
+              <w:t>Tổng nhóm theo căn cứ ước lượng là 207 MD, làm tròn từ phần riêng 129 MD và phần đầu việc chung phân bổ 77,72 MD theo tỷ lệ khối lượng riêng (quản lý dự án 18,88, phân tích và thiết kế chung 20,77, kiểm thử hệ thống và vận hành 22,34, triển khai và chuyển giao 15,73 MD). Phần riêng chia theo tỷ lệ giải pháp, phát triển, kiểm thử của bước 2 (119,6, 285,4, 145,2 MD) và số chức năng, màn hình của phân hệ. Phân hệ lớn nhất vì gồm năm nghiệp vụ NV01 đến NV05, đặt hàng và màn hình đặt hàng lớn nhất vì liên kết giỏ hàng, giữ tồn, phí vận chuyển, khuyến mại và thư điện tử xác nhận. Đầu việc chung nguyên vẹn được gán cho phân hệ liên quan nhất gồm khảo sát nghiệp vụ bán hàng, quy trình vận hành mới, đặc tả và xác nhận đặc tả (luồng đặt hàng là luồng nghiệp vụ chính), kiểm thử hệ thống đầu cuối và kiểm thử chấp nhận theo luồng đặt hàng, hướng dẫn vận hành cho cán bộ bán hàng, kế hoạch, diễn tập và hỗ trợ cut over. Kế hoạch quản lý dự án, xác nhận kế hoạch và cập nhật sổ rủi ro sau xác nhận đặc tả thuộc phần quản lý dự án được gán cho nhóm này. Rà soát mã nguồn và kiến trúc (3.3.11) là đầu việc chung tính trong phần quản lý dự án phân bổ (18,88 MD) nhưng đặt ở mục 3.3 xây dựng vì là công việc kỹ thuật, nên mục 3.1 (15,50 MD) nhỏ hơn phần quản lý dự án phân bổ. Phần quản lý dàn trải chia theo tỷ lệ giữa bốn phân hệ. Tổng các gói của nhóm là 207,50 MD, nằm trong dung sai của nhóm. Mục mức 2 gồm 3.1 quản lý dự án 15,50 MD, 3.2 phân tích và thiết kế 45 MD, 3.3 xây dựng 56 MD, 3.4 kiểm thử 79 MD, 3.5 triển khai và chuyển giao 12 MD.</w:t>
             </w:r>
           </w:p>
         </w:tc>
@@ -3701,7 +4710,7 @@
                 <w:color w:val="000000"/>
                 <w:sz w:val="24"/>
               </w:rPr>
-              <w:t>6 chức năng (đăng ký và xác thực thư điện tử, đăng nhập và phiên làm việc, khôi phục và đổi mật khẩu, thông tin thành viên và sổ địa chỉ, đồng ý điều khoản và bảo vệ dữ liệu cá nhân, bảo mật tài khoản), 2 nhóm màn hình.</w:t>
+              <w:t>Phần riêng gồm 1 Selling DB, 2 khung ứng dụng (phía máy chủ, giao diện), 1 dịch vụ thư điện tử, 5 luồng tích hợp với Main System (sản phẩm và giá, tồn kho, chuyển đơn hàng, trạng thái vận chuyển, giám sát và gửi lại), 1 công cụ chuyển đổi dữ liệu, 1 lần chuyển đổi thử và 1 lần nạp nội dung. Phần chung gồm khảo sát hệ thống hiện có, kiến trúc, cấu trúc và cấu hình cơ sở dữ liệu, khắc phục lỗi sau kiểm thử hệ thống, Chủ đầu tư kiểm tra chức năng chính và tích hợp, kiểm thử bản phát hành và diễn tập chuyển đổi dự phòng trên môi trường vận hành, môi trường vận hành, giám sát, rà soát giấy phép, phần quản lý dự án.</w:t>
             </w:r>
           </w:p>
         </w:tc>
@@ -3723,7 +4732,7 @@
                 <w:color w:val="000000"/>
                 <w:sz w:val="24"/>
               </w:rPr>
-              <w:t>Tổng nhóm 91 MD theo tong_theo_nhom của uoc_luong.json. Chia theo tỷ lệ giải pháp, phát triển, kiểm thử của bước 2 và số chức năng. Đăng nhập và màn hình đăng ký, đăng nhập lớn nhất vì gồm phiên làm việc, giới hạn đăng nhập sai và kiểm soát dữ liệu đầu vào theo chỉ tiêu KT04: phân tích yêu cầu phân hệ thành viên 8 MD (4.1); thiết kế phân hệ thành viên 8 MD (4.2); lập trình và kiểm thử đơn vị phân hệ thành viên 35 MD (4.3); kiểm thử phân hệ thành viên 32 MD (4.4); nghiệm thu nội bộ và hỗ trợ kiểm thử chấp nhận phân hệ thành viên 8 MD (4.5).</w:t>
+              <w:t>Tổng nhóm theo căn cứ ước lượng là 152 MD, làm tròn từ phần riêng 95 MD và phần đầu việc chung phân bổ 57,22 MD theo tỷ lệ khối lượng riêng (quản lý dự án 13,90, phân tích và thiết kế chung 15,29, kiểm thử hệ thống và vận hành 16,45, triển khai và chuyển giao 11,58 MD). Phần riêng gồm nền tảng dùng chung, Selling DB, tích hợp với Main System và chuyển đổi dữ liệu, mỗi luồng tích hợp ước lượng theo số thực thể dữ liệu và chiều trao đổi. Đầu việc chung ở mức hệ thống được gán cho phân hệ này gồm khảo sát Main System, kiến trúc, cấu trúc và cấu hình Selling DB, khắc phục lỗi sau kiểm thử hệ thống, Chủ đầu tư kiểm tra chức năng chính và tích hợp (mốc M3), kiểm thử bản phát hành, diễn tập chuyển đổi dự phòng, môi trường vận hành, giám sát và rà soát giấy phép thư viện. Phần quản lý dàn trải chia theo tỷ lệ giữa bốn phân hệ. Phần quản lý dự án phân bổ cho nhóm này (13,90 MD) lớn hơn mục 4.1 (9 MD) vì phần quản lý mang tính kỹ thuật của phân hệ tích hợp được đặt ở các gói rà soát giấy phép thư viện mã nguồn mở và quyền sở hữu sản phẩm (4.5.5) và giám sát vận hành, chuẩn bị hỗ trợ tăng cường sau cut over (4.5.6). Tổng các gói của nhóm là 152 MD, nằm trong dung sai của nhóm. Mục mức 2 gồm 4.1 quản lý dự án 9 MD, 4.2 phân tích và thiết kế 27 MD, 4.3 xây dựng 51 MD, 4.4 kiểm thử 40 MD, 4.5 triển khai và chuyển giao 25 MD.</w:t>
             </w:r>
           </w:p>
         </w:tc>
@@ -3769,7 +4778,7 @@
                 <w:color w:val="000000"/>
                 <w:sz w:val="24"/>
               </w:rPr>
-              <w:t>7 chức năng (giỏ hàng, giữ tồn, phí vận chuyển, khuyến mại và mã giảm giá, đặt hàng và xác nhận, theo dõi và hủy đơn, đổi trả và hoàn tiền), 3 nhóm màn hình.</w:t>
+              <w:t>Phạm vi bổ sung theo yêu cầu thay đổi CR01 gồm kết nối sàn, đồng bộ sản phẩm và giá, đồng bộ tồn kho, nhận đơn hàng từ sàn, cập nhật trạng thái đơn hàng lên sàn, đối soát đơn hàng và thanh toán, giao diện quản trị kênh sàn, kiểm thử và hướng dẫn sử dụng, phần quản lý yêu cầu thay đổi.</w:t>
             </w:r>
           </w:p>
         </w:tc>
@@ -3791,211 +4800,7 @@
                 <w:color w:val="000000"/>
                 <w:sz w:val="24"/>
               </w:rPr>
-              <w:t>Tổng nhóm 129 MD theo tong_theo_nhom của uoc_luong.json. Phân hệ lớn nhất vì gồm năm nghiệp vụ NV01 đến NV05. Chia theo tỷ lệ giải pháp, phát triển, kiểm thử của bước 2 và số chức năng, đặt hàng và màn hình đặt hàng lớn nhất vì liên kết giỏ hàng, giữ tồn, phí vận chuyển, khuyến mại và thư điện tử xác nhận: phân tích yêu cầu phân hệ đặt hàng 11 MD (5.1); thiết kế phân hệ đặt hàng 12 MD (5.2); lập trình và kiểm thử đơn vị phân hệ đặt hàng 53 MD (5.3); kiểm thử phân hệ đặt hàng 42 MD (5.4); nghiệm thu nội bộ và hỗ trợ kiểm thử chấp nhận phân hệ đặt hàng 11 MD (5.5).</w:t>
-            </w:r>
-          </w:p>
-        </w:tc>
-      </w:tr>
-      <w:tr>
-        <w:tc>
-          <w:tcPr>
-            <w:tcW w:type="dxa" w:w="600"/>
-          </w:tcPr>
-          <w:p>
-            <w:pPr>
-              <w:spacing w:before="0" w:after="40"/>
-              <w:jc w:val="left"/>
-            </w:pPr>
-            <w:r>
-              <w:rPr>
-                <w:rFonts w:ascii="Times New Roman" w:hAnsi="Times New Roman" w:eastAsia="Times New Roman" w:cs="Times New Roman"/>
-                <w:b w:val="0"/>
-                <w:i w:val="0"/>
-                <w:caps w:val="0"/>
-                <w:color w:val="000000"/>
-                <w:sz w:val="24"/>
-              </w:rPr>
-              <w:t>6</w:t>
-            </w:r>
-          </w:p>
-        </w:tc>
-        <w:tc>
-          <w:tcPr>
-            <w:tcW w:type="dxa" w:w="3200"/>
-          </w:tcPr>
-          <w:p>
-            <w:pPr>
-              <w:spacing w:before="0" w:after="40"/>
-              <w:jc w:val="left"/>
-            </w:pPr>
-            <w:r>
-              <w:rPr>
-                <w:rFonts w:ascii="Times New Roman" w:hAnsi="Times New Roman" w:eastAsia="Times New Roman" w:cs="Times New Roman"/>
-                <w:b w:val="0"/>
-                <w:i w:val="0"/>
-                <w:caps w:val="0"/>
-                <w:color w:val="000000"/>
-                <w:sz w:val="24"/>
-              </w:rPr>
-              <w:t>1 Selling DB, 2 khung ứng dụng (phía máy chủ, giao diện), 1 dịch vụ thư điện tử, 5 luồng tích hợp với Main System (sản phẩm và giá, tồn kho, chuyển đơn hàng, trạng thái vận chuyển, giám sát và gửi lại), 1 công cụ chuyển đổi dữ liệu, 1 lần chuyển đổi thử và 1 lần nạp nội dung.</w:t>
-            </w:r>
-          </w:p>
-        </w:tc>
-        <w:tc>
-          <w:tcPr>
-            <w:tcW w:type="dxa" w:w="5500"/>
-          </w:tcPr>
-          <w:p>
-            <w:pPr>
-              <w:spacing w:before="0" w:after="40"/>
-              <w:jc w:val="left"/>
-            </w:pPr>
-            <w:r>
-              <w:rPr>
-                <w:rFonts w:ascii="Times New Roman" w:hAnsi="Times New Roman" w:eastAsia="Times New Roman" w:cs="Times New Roman"/>
-                <w:b w:val="0"/>
-                <w:i w:val="0"/>
-                <w:caps w:val="0"/>
-                <w:color w:val="000000"/>
-                <w:sz w:val="24"/>
-              </w:rPr>
-              <w:t>Mục tiêu theo tong_theo_nhom của uoc_luong.json là 95 MD, tổng các gói của nhóm là 93 MD, thấp hơn 2 MD và nằm trong dung sai của nhóm; tổng toàn dự án giữ 657 MD, phần chênh nằm ở nhóm 7. Gồm nền tảng dùng chung, Selling DB, tích hợp và chuyển đổi dữ liệu. Mỗi luồng tích hợp ước lượng theo số thực thể dữ liệu và chiều trao đổi: cơ sở dữ liệu bán hàng (Selling DB) và nền tảng dùng chung 22 MD (6.1); tích hợp với hệ thống chính (Main System) 58 MD (6.2); chuyển đổi dữ liệu và nội dung sản phẩm 13 MD (6.3).</w:t>
-            </w:r>
-          </w:p>
-        </w:tc>
-      </w:tr>
-      <w:tr>
-        <w:tc>
-          <w:tcPr>
-            <w:tcW w:type="dxa" w:w="600"/>
-          </w:tcPr>
-          <w:p>
-            <w:pPr>
-              <w:spacing w:before="0" w:after="40"/>
-              <w:jc w:val="left"/>
-            </w:pPr>
-            <w:r>
-              <w:rPr>
-                <w:rFonts w:ascii="Times New Roman" w:hAnsi="Times New Roman" w:eastAsia="Times New Roman" w:cs="Times New Roman"/>
-                <w:b w:val="0"/>
-                <w:i w:val="0"/>
-                <w:caps w:val="0"/>
-                <w:color w:val="000000"/>
-                <w:sz w:val="24"/>
-              </w:rPr>
-              <w:t>7</w:t>
-            </w:r>
-          </w:p>
-        </w:tc>
-        <w:tc>
-          <w:tcPr>
-            <w:tcW w:type="dxa" w:w="3200"/>
-          </w:tcPr>
-          <w:p>
-            <w:pPr>
-              <w:spacing w:before="0" w:after="40"/>
-              <w:jc w:val="left"/>
-            </w:pPr>
-            <w:r>
-              <w:rPr>
-                <w:rFonts w:ascii="Times New Roman" w:hAnsi="Times New Roman" w:eastAsia="Times New Roman" w:cs="Times New Roman"/>
-                <w:b w:val="0"/>
-                <w:i w:val="0"/>
-                <w:caps w:val="0"/>
-                <w:color w:val="000000"/>
-                <w:sz w:val="24"/>
-              </w:rPr>
-              <w:t>1 kế hoạch kiểm thử, 3 bộ kịch bản (hệ thống, chấp nhận, hiệu năng), 4 loại kiểm thử hệ thống (chức năng đầu cuối, khả năng sử dụng, hiệu năng, bảo mật), 2 luồng kiểm thử chấp nhận cùng Chủ đầu tư, kiểm thử hồi quy, kiểm thử bản phát hành, diễn tập chuyển đổi dự phòng.</w:t>
-            </w:r>
-          </w:p>
-        </w:tc>
-        <w:tc>
-          <w:tcPr>
-            <w:tcW w:type="dxa" w:w="5500"/>
-          </w:tcPr>
-          <w:p>
-            <w:pPr>
-              <w:spacing w:before="0" w:after="40"/>
-              <w:jc w:val="left"/>
-            </w:pPr>
-            <w:r>
-              <w:rPr>
-                <w:rFonts w:ascii="Times New Roman" w:hAnsi="Times New Roman" w:eastAsia="Times New Roman" w:cs="Times New Roman"/>
-                <w:b w:val="0"/>
-                <w:i w:val="0"/>
-                <w:caps w:val="0"/>
-                <w:color w:val="000000"/>
-                <w:sz w:val="24"/>
-              </w:rPr>
-              <w:t>Mục tiêu theo tong_theo_nhom của uoc_luong.json là 71 MD, tổng các gói của nhóm là 73 MD, cao hơn 2 MD và nằm trong dung sai của nhóm, tương ứng phần chênh của nhóm 6. Thuộc phần kiểm thử ở bước 2 và hỗ trợ kiểm thử chấp nhận, vận hành thử ở bước 3 của uoc_luong.json. Chia theo số loại kiểm thử và số ngày của khoảng kiểm thử chấp nhận 18/06 đến 29/06/2027: kế hoạch và kịch bản kiểm thử 15 MD (7.1); kiểm thử hệ thống 24 MD (7.2); kiểm thử chấp nhận và kiểm thử vận hành (Operation Test) 34 MD (7.3).</w:t>
-            </w:r>
-          </w:p>
-        </w:tc>
-      </w:tr>
-      <w:tr>
-        <w:tc>
-          <w:tcPr>
-            <w:tcW w:type="dxa" w:w="600"/>
-          </w:tcPr>
-          <w:p>
-            <w:pPr>
-              <w:spacing w:before="0" w:after="40"/>
-              <w:jc w:val="left"/>
-            </w:pPr>
-            <w:r>
-              <w:rPr>
-                <w:rFonts w:ascii="Times New Roman" w:hAnsi="Times New Roman" w:eastAsia="Times New Roman" w:cs="Times New Roman"/>
-                <w:b w:val="0"/>
-                <w:i w:val="0"/>
-                <w:caps w:val="0"/>
-                <w:color w:val="000000"/>
-                <w:sz w:val="24"/>
-              </w:rPr>
-              <w:t>8</w:t>
-            </w:r>
-          </w:p>
-        </w:tc>
-        <w:tc>
-          <w:tcPr>
-            <w:tcW w:type="dxa" w:w="3200"/>
-          </w:tcPr>
-          <w:p>
-            <w:pPr>
-              <w:spacing w:before="0" w:after="40"/>
-              <w:jc w:val="left"/>
-            </w:pPr>
-            <w:r>
-              <w:rPr>
-                <w:rFonts w:ascii="Times New Roman" w:hAnsi="Times New Roman" w:eastAsia="Times New Roman" w:cs="Times New Roman"/>
-                <w:b w:val="0"/>
-                <w:i w:val="0"/>
-                <w:caps w:val="0"/>
-                <w:color w:val="000000"/>
-                <w:sz w:val="24"/>
-              </w:rPr>
-              <w:t>2 môi trường (phát triển và kiểm thử, vận hành), giám sát và sao lưu, 2 tài liệu hướng dẫn, 3 buổi hướng dẫn vận hành, 1 kế hoạch cut over, 1 lần diễn tập, 1 lần triển khai chính thức, bàn giao mã nguồn.</w:t>
-            </w:r>
-          </w:p>
-        </w:tc>
-        <w:tc>
-          <w:tcPr>
-            <w:tcW w:type="dxa" w:w="5500"/>
-          </w:tcPr>
-          <w:p>
-            <w:pPr>
-              <w:spacing w:before="0" w:after="40"/>
-              <w:jc w:val="left"/>
-            </w:pPr>
-            <w:r>
-              <w:rPr>
-                <w:rFonts w:ascii="Times New Roman" w:hAnsi="Times New Roman" w:eastAsia="Times New Roman" w:cs="Times New Roman"/>
-                <w:b w:val="0"/>
-                <w:i w:val="0"/>
-                <w:caps w:val="0"/>
-                <w:color w:val="000000"/>
-                <w:sz w:val="24"/>
-              </w:rPr>
-              <w:t>Tổng nhóm 50 MD theo tong_theo_nhom của uoc_luong.json. Thuộc đầu việc phi chức năng ở bước 3 (triển khai, giám sát, đào tạo, hồ sơ kỹ thuật). Chia theo số môi trường, số tài liệu và số lần triển khai: môi trường và hạ tầng 17 MD (8.1); chuyển giao và hướng dẫn vận hành 18 MD (8.2); đưa hệ thống vào vận hành (cut over) 15 MD (8.3).</w:t>
+              <w:t>Ước lượng theo từng gói của phần bổ sung bằng cùng thư viện định mức với bốn phân hệ của hợp đồng, dùng lại tầng tích hợp, dịch vụ đơn hàng và dịch vụ tồn kho đã xây dựng. Ngoài nhóm này, yêu cầu thay đổi tăng khối lượng một gói hiện có là kiểm thử hồi quy 2.4.11 thuộc nhóm 2, chuyển đổi dữ liệu và triển khai chính thức 1.5.2, bàn giao mã nguồn 1.5.3 chỉ thêm phụ thuộc vào các gói của nhóm này, không tăng khối lượng. Các gói tích hợp với sàn được gán hạng mục 9 của Mẫu 01A là hạng mục tích hợp gần nhất, phần này thuộc phụ lục hợp đồng của yêu cầu thay đổi, không thuộc phạm vi hạng mục 9 khi ký hợp đồng. Tổng các gói của nhóm là 75 MD.</w:t>
             </w:r>
           </w:p>
         </w:tc>
@@ -4266,7 +5071,7 @@
                 <w:color w:val="000000"/>
                 <w:sz w:val="24"/>
               </w:rPr>
-              <w:t>83,7%</w:t>
+              <w:t>75,0%</w:t>
             </w:r>
           </w:p>
         </w:tc>
@@ -4378,7 +5183,7 @@
                 <w:color w:val="000000"/>
                 <w:sz w:val="24"/>
               </w:rPr>
-              <w:t>63,9%</w:t>
+              <w:t>57,3%</w:t>
             </w:r>
           </w:p>
         </w:tc>
@@ -4488,7 +5293,7 @@
                 <w:color w:val="000000"/>
                 <w:sz w:val="24"/>
               </w:rPr>
-              <w:t>73,8%</w:t>
+              <w:t>66,2%</w:t>
             </w:r>
           </w:p>
         </w:tc>
@@ -4513,7 +5318,7 @@
           <w:color w:val="000000"/>
           <w:sz w:val="26"/>
         </w:rPr>
-        <w:t>Tổng khối lượng WBS 657 người-ngày cao hơn 35,5% so với quy mô trung bình 485 người-ngày của các hợp đồng tương tự, vượt ngưỡng 25% cần giải trình. Tổng 657 MD cao hơn trung bình 485 MD của hai hợp đồng tương tự (550 MD, 420 MD) vì phạm vi gói thầu rộng hơn mô tả của hai hợp đồng đó: (1) Selling DB là cơ sở dữ liệu riêng, trao đổi dữ liệu hai chiều với Main System gồm đồng bộ sản phẩm, giá, tồn kho, chuyển đơn hàng, nhận trạng thái vận chuyển và giám sát, gửi lại khi lỗi (nhóm 6); (2) yêu cầu hoạt động liên tục 24 giờ, 365 ngày và thời gian phản hồi không quá 2 giây với 500 người dùng đồng thời cần môi trường vận hành hai nút, cơ sở dữ liệu dự phòng, kiểm thử hiệu năng, diễn tập chuyển đổi dự phòng (8.1, 7.1.4, 7.2.3, 7.3.7, 8.3.2); (3) gói thầu gồm quy trình vận hành mới, kiểm thử vận hành cùng Chủ đầu tư và hỗ trợ cut over có chuyển đổi dữ liệu (2.2.1, 7.3, 6.3, 8.3); (4) phân hệ đặt hàng xử lý đủ các nghiệp vụ hủy đơn, đổi trả, khuyến mại, phí vận chuyển, giữ tồn (NV01 đến NV05). Hai hợp đồng tương tự chỉ mô tả website, ba phân hệ và tầng tích hợp với hệ thống nội bộ. Khối lượng 657 MD theo dau_vao/uoc_luong.json do nhóm quyết định.</w:t>
+        <w:t>Tổng khối lượng WBS 733 người-ngày cao hơn 51,1% so với quy mô trung bình 485 người-ngày của các hợp đồng tương tự, vượt ngưỡng 25% cần giải trình. Mức chênh lệch do phạm vi gói thầu rộng hơn mô tả của hai hợp đồng tương tự (550 MD và 420 MD), hợp đồng thứ nhất gồm website bán hàng, ba phân hệ khách hàng, sản phẩm, đơn hàng và tầng tích hợp với hệ thống bán hàng nội bộ, hợp đồng thứ hai gồm website bán hàng với danh mục, giỏ hàng, đặt hàng, đồng bộ tồn kho, tích hợp ERP và đơn vị giao vận. Thứ nhất, Selling DB là cơ sở dữ liệu riêng, trao đổi dữ liệu hai chiều với Main System gồm đồng bộ sản phẩm, giá, tồn kho, chuyển đơn hàng, nhận trạng thái vận chuyển và giám sát, gửi lại khi lỗi (4.3, 4.4). Thứ hai, yêu cầu hoạt động liên tục 24 giờ, 365 ngày và thời gian phản hồi không quá 2 giây với 500 người dùng đồng thời cần môi trường vận hành hai nút, cơ sở dữ liệu dự phòng, kiểm thử hiệu năng, diễn tập chuyển đổi dự phòng (4.5.1, 1.4.8, 1.4.9, 4.4.8). Thứ ba, gói thầu gồm quy trình vận hành mới, kiểm thử vận hành cùng Chủ đầu tư và hỗ trợ cut over có chuyển đổi dữ liệu (3.2.3, 1.4.11, 2.4.12, 3.4.13, 4.5.3, 1.5.2, 3.5). Thứ tư, phân hệ quản lý đơn hàng xử lý đủ các nghiệp vụ hủy đơn, đổi trả, khuyến mại, phí vận chuyển, giữ tồn (NV01 đến NV05). Tổng khối lượng theo căn cứ ước lượng do nhóm quyết định. Tổng khối lượng WBS hiện hành gồm 76 người-ngày của yêu cầu thay đổi CR01 ký sau hợp đồng (bước 4 của căn cứ ước lượng), phần này không thuộc phạm vi so sánh với các hợp đồng tương tự khi lập hồ sơ dự thầu.</w:t>
       </w:r>
     </w:p>
     <w:p>
@@ -4530,7 +5335,7 @@
           <w:color w:val="000000"/>
           <w:sz w:val="26"/>
         </w:rPr>
-        <w:t>Khoảng sai số của loại ước lượng này từ -15% đến +30%, tương ứng 558,45 đến 854,10 người-ngày.</w:t>
+        <w:t>Khoảng sai số của loại ước lượng này từ -15% đến +30%, tương ứng 623,05 đến 952,90 người-ngày.</w:t>
       </w:r>
     </w:p>
     <w:p>
@@ -4566,7 +5371,7 @@
           <w:color w:val="000000"/>
           <w:sz w:val="26"/>
         </w:rPr>
-        <w:t>1. Quản lý dự án (60 MD)</w:t>
+        <w:t>1. Phân hệ quản lý sản phẩm (151 MD)</w:t>
       </w:r>
     </w:p>
     <w:p>
@@ -4584,7 +5389,7 @@
           <w:color w:val="000000"/>
           <w:sz w:val="26"/>
         </w:rPr>
-        <w:t>1.1. Khởi động và lập kế hoạch (13,50 MD)</w:t>
+        <w:t>1.1. Quản lý dự án, phần phân bổ cho phân hệ quản lý sản phẩm (14 MD)</w:t>
       </w:r>
     </w:p>
     <w:p>
@@ -4602,7 +5407,7 @@
           <w:color w:val="000000"/>
           <w:sz w:val="26"/>
         </w:rPr>
-        <w:t>1.2. Theo dõi, kiểm soát và bảo đảm chất lượng (33,50 MD)</w:t>
+        <w:t>1.2. Phân tích và thiết kế phân hệ quản lý sản phẩm (32 MD)</w:t>
       </w:r>
     </w:p>
     <w:p>
@@ -4620,24 +5425,7 @@
           <w:color w:val="000000"/>
           <w:sz w:val="26"/>
         </w:rPr>
-        <w:t>1.3. Nghiệm thu và kết thúc dự án (13 MD)</w:t>
-      </w:r>
-    </w:p>
-    <w:p>
-      <w:pPr>
-        <w:spacing w:before="0" w:after="40" w:line="300" w:lineRule="auto"/>
-        <w:jc w:val="left"/>
-      </w:pPr>
-      <w:r>
-        <w:rPr>
-          <w:rFonts w:ascii="Times New Roman" w:hAnsi="Times New Roman" w:eastAsia="Times New Roman" w:cs="Times New Roman"/>
-          <w:b/>
-          <w:i w:val="0"/>
-          <w:caps w:val="0"/>
-          <w:color w:val="000000"/>
-          <w:sz w:val="26"/>
-        </w:rPr>
-        <w:t>2. Phân tích và thiết kế chung (66 MD)</w:t>
+        <w:t>1.3. Xây dựng phân hệ quản lý sản phẩm (lập trình và kiểm thử đơn vị) (39 MD)</w:t>
       </w:r>
     </w:p>
     <w:p>
@@ -4655,7 +5443,7 @@
           <w:color w:val="000000"/>
           <w:sz w:val="26"/>
         </w:rPr>
-        <w:t>2.1. Khảo sát và đặc tả hệ thống (28 MD)</w:t>
+        <w:t>1.4. Kiểm thử phân hệ quản lý sản phẩm, gồm phần kiểm thử hệ thống và kiểm thử chấp nhận phân bổ (54 MD)</w:t>
       </w:r>
     </w:p>
     <w:p>
@@ -4673,7 +5461,24 @@
           <w:color w:val="000000"/>
           <w:sz w:val="26"/>
         </w:rPr>
-        <w:t>2.2. Thiết kế quy trình, kiến trúc và cơ sở dữ liệu (17 MD)</w:t>
+        <w:t>1.5. Triển khai và chuyển giao, phần phân bổ cho phân hệ quản lý sản phẩm (12 MD)</w:t>
+      </w:r>
+    </w:p>
+    <w:p>
+      <w:pPr>
+        <w:spacing w:before="0" w:after="40" w:line="300" w:lineRule="auto"/>
+        <w:jc w:val="left"/>
+      </w:pPr>
+      <w:r>
+        <w:rPr>
+          <w:rFonts w:ascii="Times New Roman" w:hAnsi="Times New Roman" w:eastAsia="Times New Roman" w:cs="Times New Roman"/>
+          <w:b/>
+          <w:i w:val="0"/>
+          <w:caps w:val="0"/>
+          <w:color w:val="000000"/>
+          <w:sz w:val="26"/>
+        </w:rPr>
+        <w:t>2. Phân hệ quản lý khách hàng (thành viên) (147,50 MD)</w:t>
       </w:r>
     </w:p>
     <w:p>
@@ -4691,24 +5496,7 @@
           <w:color w:val="000000"/>
           <w:sz w:val="26"/>
         </w:rPr>
-        <w:t>2.3. Thiết kế giao diện (21 MD)</w:t>
-      </w:r>
-    </w:p>
-    <w:p>
-      <w:pPr>
-        <w:spacing w:before="0" w:after="40" w:line="300" w:lineRule="auto"/>
-        <w:jc w:val="left"/>
-      </w:pPr>
-      <w:r>
-        <w:rPr>
-          <w:rFonts w:ascii="Times New Roman" w:hAnsi="Times New Roman" w:eastAsia="Times New Roman" w:cs="Times New Roman"/>
-          <w:b/>
-          <w:i w:val="0"/>
-          <w:caps w:val="0"/>
-          <w:color w:val="000000"/>
-          <w:sz w:val="26"/>
-        </w:rPr>
-        <w:t>3. Phân hệ tìm kiếm và hiển thị sản phẩm (Product Search) (95 MD)</w:t>
+        <w:t>2.1. Quản lý dự án, phần phân bổ cho phân hệ quản lý khách hàng (13,50 MD)</w:t>
       </w:r>
     </w:p>
     <w:p>
@@ -4726,7 +5514,7 @@
           <w:color w:val="000000"/>
           <w:sz w:val="26"/>
         </w:rPr>
-        <w:t>3.1. Phân tích yêu cầu phân hệ tìm kiếm và hiển thị sản phẩm (8 MD)</w:t>
+        <w:t>2.2. Phân tích và thiết kế phân hệ quản lý khách hàng (28 MD)</w:t>
       </w:r>
     </w:p>
     <w:p>
@@ -4744,7 +5532,7 @@
           <w:color w:val="000000"/>
           <w:sz w:val="26"/>
         </w:rPr>
-        <w:t>3.2. Thiết kế phân hệ tìm kiếm và hiển thị sản phẩm (9 MD)</w:t>
+        <w:t>2.3. Xây dựng phân hệ quản lý khách hàng (lập trình và kiểm thử đơn vị) (35 MD)</w:t>
       </w:r>
     </w:p>
     <w:p>
@@ -4762,7 +5550,7 @@
           <w:color w:val="000000"/>
           <w:sz w:val="26"/>
         </w:rPr>
-        <w:t>3.3. Lập trình và kiểm thử đơn vị phân hệ tìm kiếm và hiển thị sản phẩm (39 MD)</w:t>
+        <w:t>2.4. Kiểm thử phân hệ quản lý khách hàng, gồm phần kiểm thử hệ thống và kiểm thử chấp nhận phân bổ (60 MD)</w:t>
       </w:r>
     </w:p>
     <w:p>
@@ -4780,7 +5568,24 @@
           <w:color w:val="000000"/>
           <w:sz w:val="26"/>
         </w:rPr>
-        <w:t>3.4. Kiểm thử phân hệ tìm kiếm và hiển thị sản phẩm (30 MD)</w:t>
+        <w:t>2.5. Triển khai và chuyển giao, phần phân bổ cho phân hệ quản lý khách hàng (11 MD)</w:t>
+      </w:r>
+    </w:p>
+    <w:p>
+      <w:pPr>
+        <w:spacing w:before="0" w:after="40" w:line="300" w:lineRule="auto"/>
+        <w:jc w:val="left"/>
+      </w:pPr>
+      <w:r>
+        <w:rPr>
+          <w:rFonts w:ascii="Times New Roman" w:hAnsi="Times New Roman" w:eastAsia="Times New Roman" w:cs="Times New Roman"/>
+          <w:b/>
+          <w:i w:val="0"/>
+          <w:caps w:val="0"/>
+          <w:color w:val="000000"/>
+          <w:sz w:val="26"/>
+        </w:rPr>
+        <w:t>3. Phân hệ quản lý đơn hàng (đặt hàng) (207,50 MD)</w:t>
       </w:r>
     </w:p>
     <w:p>
@@ -4798,24 +5603,7 @@
           <w:color w:val="000000"/>
           <w:sz w:val="26"/>
         </w:rPr>
-        <w:t>3.5. Nghiệm thu nội bộ và hỗ trợ kiểm thử chấp nhận phân hệ tìm kiếm và hiển thị sản phẩm (9 MD)</w:t>
-      </w:r>
-    </w:p>
-    <w:p>
-      <w:pPr>
-        <w:spacing w:before="0" w:after="40" w:line="300" w:lineRule="auto"/>
-        <w:jc w:val="left"/>
-      </w:pPr>
-      <w:r>
-        <w:rPr>
-          <w:rFonts w:ascii="Times New Roman" w:hAnsi="Times New Roman" w:eastAsia="Times New Roman" w:cs="Times New Roman"/>
-          <w:b/>
-          <w:i w:val="0"/>
-          <w:caps w:val="0"/>
-          <w:color w:val="000000"/>
-          <w:sz w:val="26"/>
-        </w:rPr>
-        <w:t>4. Phân hệ thành viên (Member Administration) (91 MD)</w:t>
+        <w:t>3.1. Quản lý dự án, phần phân bổ cho phân hệ quản lý đơn hàng (15,50 MD)</w:t>
       </w:r>
     </w:p>
     <w:p>
@@ -4833,7 +5621,7 @@
           <w:color w:val="000000"/>
           <w:sz w:val="26"/>
         </w:rPr>
-        <w:t>4.1. Phân tích yêu cầu phân hệ thành viên (8 MD)</w:t>
+        <w:t>3.2. Phân tích và thiết kế phân hệ quản lý đơn hàng (45 MD)</w:t>
       </w:r>
     </w:p>
     <w:p>
@@ -4851,7 +5639,7 @@
           <w:color w:val="000000"/>
           <w:sz w:val="26"/>
         </w:rPr>
-        <w:t>4.2. Thiết kế phân hệ thành viên (8 MD)</w:t>
+        <w:t>3.3. Xây dựng phân hệ quản lý đơn hàng (lập trình và kiểm thử đơn vị) (56 MD)</w:t>
       </w:r>
     </w:p>
     <w:p>
@@ -4869,7 +5657,7 @@
           <w:color w:val="000000"/>
           <w:sz w:val="26"/>
         </w:rPr>
-        <w:t>4.3. Lập trình và kiểm thử đơn vị phân hệ thành viên (35 MD)</w:t>
+        <w:t>3.4. Kiểm thử phân hệ quản lý đơn hàng, gồm phần kiểm thử hệ thống và kiểm thử chấp nhận phân bổ (79 MD)</w:t>
       </w:r>
     </w:p>
     <w:p>
@@ -4887,7 +5675,24 @@
           <w:color w:val="000000"/>
           <w:sz w:val="26"/>
         </w:rPr>
-        <w:t>4.4. Kiểm thử phân hệ thành viên (32 MD)</w:t>
+        <w:t>3.5. Triển khai và chuyển giao, phần phân bổ cho phân hệ quản lý đơn hàng (12 MD)</w:t>
+      </w:r>
+    </w:p>
+    <w:p>
+      <w:pPr>
+        <w:spacing w:before="0" w:after="40" w:line="300" w:lineRule="auto"/>
+        <w:jc w:val="left"/>
+      </w:pPr>
+      <w:r>
+        <w:rPr>
+          <w:rFonts w:ascii="Times New Roman" w:hAnsi="Times New Roman" w:eastAsia="Times New Roman" w:cs="Times New Roman"/>
+          <w:b/>
+          <w:i w:val="0"/>
+          <w:caps w:val="0"/>
+          <w:color w:val="000000"/>
+          <w:sz w:val="26"/>
+        </w:rPr>
+        <w:t>4. Phân hệ tích hợp hệ thống (152 MD)</w:t>
       </w:r>
     </w:p>
     <w:p>
@@ -4905,24 +5710,7 @@
           <w:color w:val="000000"/>
           <w:sz w:val="26"/>
         </w:rPr>
-        <w:t>4.5. Nghiệm thu nội bộ và hỗ trợ kiểm thử chấp nhận phân hệ thành viên (8 MD)</w:t>
-      </w:r>
-    </w:p>
-    <w:p>
-      <w:pPr>
-        <w:spacing w:before="0" w:after="40" w:line="300" w:lineRule="auto"/>
-        <w:jc w:val="left"/>
-      </w:pPr>
-      <w:r>
-        <w:rPr>
-          <w:rFonts w:ascii="Times New Roman" w:hAnsi="Times New Roman" w:eastAsia="Times New Roman" w:cs="Times New Roman"/>
-          <w:b/>
-          <w:i w:val="0"/>
-          <w:caps w:val="0"/>
-          <w:color w:val="000000"/>
-          <w:sz w:val="26"/>
-        </w:rPr>
-        <w:t>5. Phân hệ đặt hàng (Order) (129 MD)</w:t>
+        <w:t>4.1. Quản lý dự án, phần phân bổ cho phân hệ tích hợp hệ thống (9 MD)</w:t>
       </w:r>
     </w:p>
     <w:p>
@@ -4940,7 +5728,7 @@
           <w:color w:val="000000"/>
           <w:sz w:val="26"/>
         </w:rPr>
-        <w:t>5.1. Phân tích yêu cầu phân hệ đặt hàng (11 MD)</w:t>
+        <w:t>4.2. Phân tích và thiết kế phân hệ tích hợp hệ thống (27 MD)</w:t>
       </w:r>
     </w:p>
     <w:p>
@@ -4958,7 +5746,7 @@
           <w:color w:val="000000"/>
           <w:sz w:val="26"/>
         </w:rPr>
-        <w:t>5.2. Thiết kế phân hệ đặt hàng (12 MD)</w:t>
+        <w:t>4.3. Xây dựng phân hệ tích hợp hệ thống (lập trình và kiểm thử đơn vị) (51 MD)</w:t>
       </w:r>
     </w:p>
     <w:p>
@@ -4976,7 +5764,7 @@
           <w:color w:val="000000"/>
           <w:sz w:val="26"/>
         </w:rPr>
-        <w:t>5.3. Lập trình và kiểm thử đơn vị phân hệ đặt hàng (53 MD)</w:t>
+        <w:t>4.4. Kiểm thử phân hệ tích hợp hệ thống, gồm phần kiểm thử hệ thống và kiểm thử chấp nhận phân bổ (40 MD)</w:t>
       </w:r>
     </w:p>
     <w:p>
@@ -4994,7 +5782,24 @@
           <w:color w:val="000000"/>
           <w:sz w:val="26"/>
         </w:rPr>
-        <w:t>5.4. Kiểm thử phân hệ đặt hàng (42 MD)</w:t>
+        <w:t>4.5. Triển khai và chuyển giao, phần phân bổ cho phân hệ tích hợp hệ thống (25 MD)</w:t>
+      </w:r>
+    </w:p>
+    <w:p>
+      <w:pPr>
+        <w:spacing w:before="0" w:after="40" w:line="300" w:lineRule="auto"/>
+        <w:jc w:val="left"/>
+      </w:pPr>
+      <w:r>
+        <w:rPr>
+          <w:rFonts w:ascii="Times New Roman" w:hAnsi="Times New Roman" w:eastAsia="Times New Roman" w:cs="Times New Roman"/>
+          <w:b/>
+          <w:i w:val="0"/>
+          <w:caps w:val="0"/>
+          <w:color w:val="000000"/>
+          <w:sz w:val="26"/>
+        </w:rPr>
+        <w:t>5. Bán hàng trên sàn thương mại điện tử (75 MD)</w:t>
       </w:r>
     </w:p>
     <w:p>
@@ -5012,24 +5817,7 @@
           <w:color w:val="000000"/>
           <w:sz w:val="26"/>
         </w:rPr>
-        <w:t>5.5. Nghiệm thu nội bộ và hỗ trợ kiểm thử chấp nhận phân hệ đặt hàng (11 MD)</w:t>
-      </w:r>
-    </w:p>
-    <w:p>
-      <w:pPr>
-        <w:spacing w:before="0" w:after="40" w:line="300" w:lineRule="auto"/>
-        <w:jc w:val="left"/>
-      </w:pPr>
-      <w:r>
-        <w:rPr>
-          <w:rFonts w:ascii="Times New Roman" w:hAnsi="Times New Roman" w:eastAsia="Times New Roman" w:cs="Times New Roman"/>
-          <w:b/>
-          <w:i w:val="0"/>
-          <w:caps w:val="0"/>
-          <w:color w:val="000000"/>
-          <w:sz w:val="26"/>
-        </w:rPr>
-        <w:t>6. Cơ sở dữ liệu bán hàng và tích hợp hệ thống (93 MD)</w:t>
+        <w:t>5.1. Quản lý dự án, phần bán hàng trên sàn thương mại điện tử (3 MD)</w:t>
       </w:r>
     </w:p>
     <w:p>
@@ -5047,7 +5835,7 @@
           <w:color w:val="000000"/>
           <w:sz w:val="26"/>
         </w:rPr>
-        <w:t>6.1. Cơ sở dữ liệu bán hàng (Selling DB) và nền tảng dùng chung (22 MD)</w:t>
+        <w:t>5.2. Phân tích và thiết kế bán hàng trên sàn thương mại điện tử (14 MD)</w:t>
       </w:r>
     </w:p>
     <w:p>
@@ -5065,7 +5853,7 @@
           <w:color w:val="000000"/>
           <w:sz w:val="26"/>
         </w:rPr>
-        <w:t>6.2. Tích hợp với hệ thống chính (Main System) (58 MD)</w:t>
+        <w:t>5.3. Xây dựng chức năng bán hàng trên sàn thương mại điện tử (lập trình và kiểm thử đơn vị) (33 MD)</w:t>
       </w:r>
     </w:p>
     <w:p>
@@ -5083,24 +5871,7 @@
           <w:color w:val="000000"/>
           <w:sz w:val="26"/>
         </w:rPr>
-        <w:t>6.3. Chuyển đổi dữ liệu và nội dung sản phẩm (13 MD)</w:t>
-      </w:r>
-    </w:p>
-    <w:p>
-      <w:pPr>
-        <w:spacing w:before="0" w:after="40" w:line="300" w:lineRule="auto"/>
-        <w:jc w:val="left"/>
-      </w:pPr>
-      <w:r>
-        <w:rPr>
-          <w:rFonts w:ascii="Times New Roman" w:hAnsi="Times New Roman" w:eastAsia="Times New Roman" w:cs="Times New Roman"/>
-          <w:b/>
-          <w:i w:val="0"/>
-          <w:caps w:val="0"/>
-          <w:color w:val="000000"/>
-          <w:sz w:val="26"/>
-        </w:rPr>
-        <w:t>7. Kiểm thử hệ thống và kiểm thử vận hành (73 MD)</w:t>
+        <w:t>5.4. Kiểm thử bán hàng trên sàn thương mại điện tử (19 MD)</w:t>
       </w:r>
     </w:p>
     <w:p>
@@ -5118,114 +5889,7 @@
           <w:color w:val="000000"/>
           <w:sz w:val="26"/>
         </w:rPr>
-        <w:t>7.1. Kế hoạch và kịch bản kiểm thử (15 MD)</w:t>
-      </w:r>
-    </w:p>
-    <w:p>
-      <w:pPr>
-        <w:spacing w:before="0" w:after="40" w:line="300" w:lineRule="auto"/>
-        <w:ind w:left="360"/>
-        <w:jc w:val="left"/>
-      </w:pPr>
-      <w:r>
-        <w:rPr>
-          <w:rFonts w:ascii="Times New Roman" w:hAnsi="Times New Roman" w:eastAsia="Times New Roman" w:cs="Times New Roman"/>
-          <w:b w:val="0"/>
-          <w:i w:val="0"/>
-          <w:caps w:val="0"/>
-          <w:color w:val="000000"/>
-          <w:sz w:val="26"/>
-        </w:rPr>
-        <w:t>7.2. Kiểm thử hệ thống (24 MD)</w:t>
-      </w:r>
-    </w:p>
-    <w:p>
-      <w:pPr>
-        <w:spacing w:before="0" w:after="40" w:line="300" w:lineRule="auto"/>
-        <w:ind w:left="360"/>
-        <w:jc w:val="left"/>
-      </w:pPr>
-      <w:r>
-        <w:rPr>
-          <w:rFonts w:ascii="Times New Roman" w:hAnsi="Times New Roman" w:eastAsia="Times New Roman" w:cs="Times New Roman"/>
-          <w:b w:val="0"/>
-          <w:i w:val="0"/>
-          <w:caps w:val="0"/>
-          <w:color w:val="000000"/>
-          <w:sz w:val="26"/>
-        </w:rPr>
-        <w:t>7.3. Kiểm thử chấp nhận và kiểm thử vận hành (Operation Test) (34 MD)</w:t>
-      </w:r>
-    </w:p>
-    <w:p>
-      <w:pPr>
-        <w:spacing w:before="0" w:after="40" w:line="300" w:lineRule="auto"/>
-        <w:jc w:val="left"/>
-      </w:pPr>
-      <w:r>
-        <w:rPr>
-          <w:rFonts w:ascii="Times New Roman" w:hAnsi="Times New Roman" w:eastAsia="Times New Roman" w:cs="Times New Roman"/>
-          <w:b/>
-          <w:i w:val="0"/>
-          <w:caps w:val="0"/>
-          <w:color w:val="000000"/>
-          <w:sz w:val="26"/>
-        </w:rPr>
-        <w:t>8. Triển khai và chuyển giao (50 MD)</w:t>
-      </w:r>
-    </w:p>
-    <w:p>
-      <w:pPr>
-        <w:spacing w:before="0" w:after="40" w:line="300" w:lineRule="auto"/>
-        <w:ind w:left="360"/>
-        <w:jc w:val="left"/>
-      </w:pPr>
-      <w:r>
-        <w:rPr>
-          <w:rFonts w:ascii="Times New Roman" w:hAnsi="Times New Roman" w:eastAsia="Times New Roman" w:cs="Times New Roman"/>
-          <w:b w:val="0"/>
-          <w:i w:val="0"/>
-          <w:caps w:val="0"/>
-          <w:color w:val="000000"/>
-          <w:sz w:val="26"/>
-        </w:rPr>
-        <w:t>8.1. Môi trường và hạ tầng (17 MD)</w:t>
-      </w:r>
-    </w:p>
-    <w:p>
-      <w:pPr>
-        <w:spacing w:before="0" w:after="40" w:line="300" w:lineRule="auto"/>
-        <w:ind w:left="360"/>
-        <w:jc w:val="left"/>
-      </w:pPr>
-      <w:r>
-        <w:rPr>
-          <w:rFonts w:ascii="Times New Roman" w:hAnsi="Times New Roman" w:eastAsia="Times New Roman" w:cs="Times New Roman"/>
-          <w:b w:val="0"/>
-          <w:i w:val="0"/>
-          <w:caps w:val="0"/>
-          <w:color w:val="000000"/>
-          <w:sz w:val="26"/>
-        </w:rPr>
-        <w:t>8.2. Chuyển giao và hướng dẫn vận hành (18 MD)</w:t>
-      </w:r>
-    </w:p>
-    <w:p>
-      <w:pPr>
-        <w:spacing w:before="0" w:after="40" w:line="300" w:lineRule="auto"/>
-        <w:ind w:left="360"/>
-        <w:jc w:val="left"/>
-      </w:pPr>
-      <w:r>
-        <w:rPr>
-          <w:rFonts w:ascii="Times New Roman" w:hAnsi="Times New Roman" w:eastAsia="Times New Roman" w:cs="Times New Roman"/>
-          <w:b w:val="0"/>
-          <w:i w:val="0"/>
-          <w:caps w:val="0"/>
-          <w:color w:val="000000"/>
-          <w:sz w:val="26"/>
-        </w:rPr>
-        <w:t>8.3. Đưa hệ thống vào vận hành (cut over) (15 MD)</w:t>
+        <w:t>5.5. Triển khai và hướng dẫn sử dụng bán hàng trên sàn thương mại điện tử (6 MD)</w:t>
       </w:r>
     </w:p>
     <w:p>
@@ -5490,7 +6154,7 @@
                 <w:color w:val="000000"/>
                 <w:sz w:val="24"/>
               </w:rPr>
-              <w:t>2.1.1</w:t>
+              <w:t>3.2.1</w:t>
             </w:r>
           </w:p>
         </w:tc>
@@ -5558,7 +6222,7 @@
                 <w:color w:val="000000"/>
                 <w:sz w:val="24"/>
               </w:rPr>
-              <w:t>2.1.6, 2.3.2, 2.3.3, 2.3.4, 2.3.5, 2.3.6, 3.3.5, 3.3.6, 3.3.7, 3.4.5, 4.3.6, 4.3.7, 4.4.5, 5.3.8, 5.3.9, 5.3.10, 6.1.3, 7.2.2</w:t>
+              <w:t>1.2.3, 1.2.4, 1.3.5, 1.3.6, 1.3.7, 1.4.5, 2.2.2, 2.2.3, 2.2.4, 2.3.6, 2.3.7, 2.4.5, 2.4.9, 3.2.4, 3.3.8, 3.3.9, 3.3.10, 4.3.3</w:t>
             </w:r>
           </w:p>
         </w:tc>
@@ -5626,7 +6290,7 @@
                 <w:color w:val="000000"/>
                 <w:sz w:val="24"/>
               </w:rPr>
-              <w:t>2.1.6, 2.2.2, 2.2.4, 6.1.1, 6.2.7, 7.3.4, 7.3.6, 8.1.1, 8.1.2, 8.1.3, 8.2.2, 8.3.5</w:t>
+              <w:t>1.5.1, 2.2.2, 2.5.2, 4.2.2, 4.2.4, 4.3.1, 4.3.9, 4.4.7, 4.4.8, 4.5.1, 4.5.2, 4.5.6</w:t>
             </w:r>
           </w:p>
         </w:tc>
@@ -5694,7 +6358,7 @@
                 <w:color w:val="000000"/>
                 <w:sz w:val="24"/>
               </w:rPr>
-              <w:t>2.1.6, 2.2.2, 3.2.1, 3.3.1, 3.3.8, 3.4.3, 3.4.5, 7.1.4, 7.2.3, 7.3.4, 7.3.5</w:t>
+              <w:t>1.2.7, 1.3.1, 1.3.8, 1.4.3, 1.4.5, 1.4.8, 1.4.9, 1.4.10, 2.2.2, 4.2.2, 4.4.7</w:t>
             </w:r>
           </w:p>
         </w:tc>
@@ -5762,7 +6426,7 @@
                 <w:color w:val="000000"/>
                 <w:sz w:val="24"/>
               </w:rPr>
-              <w:t>2.1.3, 2.3.3, 3.1.1, 3.1.2, 3.2.1, 3.2.2, 3.3.1, 3.3.2, 3.3.3, 3.3.4, 3.3.5, 3.3.6, 3.3.7, 3.4.1, 3.4.2, 3.4.3, 3.4.4, 3.4.6, 3.5.1, 3.5.2, 6.3.3, 7.1.2, 7.2.1, 7.2.4</w:t>
+              <w:t>1.2.1, 1.2.3, 1.2.5, 1.2.6, 1.2.7, 1.2.8, 1.3.1, 1.3.2, 1.3.3, 1.3.4, 1.3.5, 1.3.6, 1.3.7, 1.4.1, 1.4.2, 1.4.3, 1.4.4, 1.4.6, 1.4.7, 1.4.12, 3.4.10, 3.4.12, 4.4.5, 4.5.4</w:t>
             </w:r>
           </w:p>
         </w:tc>
@@ -5830,7 +6494,7 @@
                 <w:color w:val="000000"/>
                 <w:sz w:val="24"/>
               </w:rPr>
-              <w:t>2.1.4, 2.3.4, 4.1.1, 4.1.2, 4.2.1, 4.2.2, 4.3.1, 4.3.2, 4.3.3, 4.3.4, 4.3.5, 4.3.6, 4.3.7, 4.4.1, 4.4.2, 4.4.3, 4.4.4, 4.4.5, 4.4.6, 4.5.1, 4.5.2, 6.1.4, 7.1.2, 7.2.1, 7.2.4, 7.2.5</w:t>
+              <w:t>2.2.1, 2.2.4, 2.2.5, 2.2.6, 2.2.7, 2.2.8, 2.3.1, 2.3.2, 2.3.3, 2.3.4, 2.3.5, 2.3.6, 2.3.7, 2.4.1, 2.4.2, 2.4.3, 2.4.4, 2.4.5, 2.4.6, 2.4.7, 2.4.10, 2.4.13, 3.4.10, 3.4.12, 4.3.4, 4.4.5</w:t>
             </w:r>
           </w:p>
         </w:tc>
@@ -5898,7 +6562,7 @@
                 <w:color w:val="000000"/>
                 <w:sz w:val="24"/>
               </w:rPr>
-              <w:t>2.1.5, 2.3.5, 5.1.1, 5.1.2, 5.1.3, 5.2.1, 5.2.2, 5.2.3, 5.3.1, 5.3.2, 5.3.3, 5.3.4, 5.3.5, 5.3.6, 5.3.7, 5.3.8, 5.3.9, 5.3.10, 5.4.1, 5.4.2, 5.4.3, 5.4.4, 5.4.5, 5.4.6, 5.4.7, 5.4.8, 5.5.1, 5.5.2, 6.1.4, 6.2.5, 7.1.2, 7.2.1, 7.2.4, 7.2.5</w:t>
+              <w:t>2.4.10, 3.2.2, 3.2.4, 3.2.6, 3.2.7, 3.2.8, 3.2.9, 3.2.10, 3.2.11, 3.3.1, 3.3.2, 3.3.3, 3.3.4, 3.3.5, 3.3.6, 3.3.7, 3.3.8, 3.3.9, 3.3.10, 3.4.1, 3.4.2, 3.4.3, 3.4.4, 3.4.5, 3.4.6, 3.4.7, 3.4.8, 3.4.9, 3.4.10, 3.4.12, 3.4.14, 4.3.4, 4.3.7, 4.4.5</w:t>
             </w:r>
           </w:p>
         </w:tc>
@@ -5966,7 +6630,7 @@
                 <w:color w:val="000000"/>
                 <w:sz w:val="24"/>
               </w:rPr>
-              <w:t>2.2.3, 6.1.2, 6.3.1, 6.3.2</w:t>
+              <w:t>4.2.3, 4.3.2, 4.3.10, 4.5.3</w:t>
             </w:r>
           </w:p>
         </w:tc>
@@ -6034,7 +6698,7 @@
                 <w:color w:val="000000"/>
                 <w:sz w:val="24"/>
               </w:rPr>
-              <w:t>2.1.2, 6.2.1, 6.2.2, 6.2.3, 6.2.4, 6.2.5, 6.2.7, 6.2.8, 6.2.9, 6.2.10, 6.2.11, 6.2.12, 6.2.13, 7.2.1</w:t>
+              <w:t>3.4.12, 4.2.1, 4.2.5, 4.2.6, 4.2.7, 4.3.5, 4.3.6, 4.3.7, 4.3.9, 4.4.1, 4.4.2, 4.4.3, 4.4.4, 4.4.9</w:t>
             </w:r>
           </w:p>
         </w:tc>
@@ -6102,7 +6766,7 @@
                 <w:color w:val="000000"/>
                 <w:sz w:val="24"/>
               </w:rPr>
-              <w:t>2.1.2, 2.1.5, 2.2.1, 4.1.2, 4.3.4, 5.1.3, 6.2.1, 6.2.6, 6.2.9, 6.2.10, 7.3.2</w:t>
+              <w:t>2.2.6, 2.3.4, 3.2.2, 3.2.3, 3.2.8, 3.4.13, 4.2.1, 4.2.5, 4.3.8, 4.4.2, 4.4.3</w:t>
             </w:r>
           </w:p>
         </w:tc>
@@ -6170,7 +6834,7 @@
                 <w:color w:val="000000"/>
                 <w:sz w:val="24"/>
               </w:rPr>
-              <w:t>6.3.1, 6.3.2, 6.3.3, 8.3.1, 8.3.2, 8.3.3, 8.3.4, 8.3.5</w:t>
+              <w:t>1.5.2, 3.5.2, 3.5.3, 3.5.4, 4.3.10, 4.5.3, 4.5.4, 4.5.6</w:t>
             </w:r>
           </w:p>
         </w:tc>
@@ -6238,7 +6902,7 @@
                 <w:color w:val="000000"/>
                 <w:sz w:val="24"/>
               </w:rPr>
-              <w:t>1.1.4, 1.2.4, 2.1.1, 3.5.2, 4.5.2, 5.5.2, 6.1.1, 6.2.12, 7.1.1, 7.1.3, 7.3.1, 7.3.2, 7.3.3, 8.1.1</w:t>
+              <w:t>1.4.11, 1.4.12, 1.5.1, 2.1.1, 2.4.8, 2.4.11, 2.4.12, 2.4.13, 3.2.1, 3.3.11, 3.4.11, 3.4.13, 3.4.14, 4.3.1, 4.4.9</w:t>
             </w:r>
           </w:p>
         </w:tc>
@@ -6578,7 +7242,7 @@
                 <w:color w:val="000000"/>
                 <w:sz w:val="24"/>
               </w:rPr>
-              <w:t>1.3.1, 1.3.3, 8.2.4, 8.3.4</w:t>
+              <w:t>1.1.4, 1.1.5, 1.5.3, 2.1.4, 3.1.5, 3.5.4, 4.1.3</w:t>
             </w:r>
           </w:p>
         </w:tc>
@@ -6646,7 +7310,7 @@
                 <w:color w:val="000000"/>
                 <w:sz w:val="24"/>
               </w:rPr>
-              <w:t>1.1.2, 1.1.5</w:t>
+              <w:t>3.1.1, 3.1.2</w:t>
             </w:r>
           </w:p>
         </w:tc>
@@ -6714,7 +7378,7 @@
                 <w:color w:val="000000"/>
                 <w:sz w:val="24"/>
               </w:rPr>
-              <w:t>1.1.2, 1.1.5</w:t>
+              <w:t>3.1.1, 3.1.2</w:t>
             </w:r>
           </w:p>
         </w:tc>
@@ -6782,7 +7446,7 @@
                 <w:color w:val="000000"/>
                 <w:sz w:val="24"/>
               </w:rPr>
-              <w:t>1.1.2, 1.2.1</w:t>
+              <w:t>1.1.2, 2.1.2, 3.1.1, 3.1.3, 4.1.1</w:t>
             </w:r>
           </w:p>
         </w:tc>
@@ -7734,7 +8398,7 @@
                 <w:color w:val="000000"/>
                 <w:sz w:val="24"/>
               </w:rPr>
-              <w:t>1.1.2, 1.1.3, 1.2.2, 2.1.7</w:t>
+              <w:t>1.1.3, 2.1.3, 3.1.1, 3.1.4, 3.1.6, 3.2.5, 4.1.2</w:t>
             </w:r>
           </w:p>
         </w:tc>
@@ -7870,7 +8534,7 @@
                 <w:color w:val="000000"/>
                 <w:sz w:val="24"/>
               </w:rPr>
-              <w:t>1.2.3</w:t>
+              <w:t>1.1.4, 2.1.4, 3.1.5, 4.1.3</w:t>
             </w:r>
           </w:p>
         </w:tc>
@@ -7938,7 +8602,7 @@
                 <w:color w:val="000000"/>
                 <w:sz w:val="24"/>
               </w:rPr>
-              <w:t>1.3.2, 6.2.13, 7.3.1, 7.3.2</w:t>
+              <w:t>1.4.11, 2.4.12, 3.4.13, 4.2.6, 4.4.6</w:t>
             </w:r>
           </w:p>
         </w:tc>
@@ -8006,7 +8670,7 @@
                 <w:color w:val="000000"/>
                 <w:sz w:val="24"/>
               </w:rPr>
-              <w:t>1.3.2</w:t>
+              <w:t>4.4.6</w:t>
             </w:r>
           </w:p>
         </w:tc>
@@ -8074,7 +8738,7 @@
                 <w:color w:val="000000"/>
                 <w:sz w:val="24"/>
               </w:rPr>
-              <w:t>1.2.5, 8.2.4</w:t>
+              <w:t>1.5.3, 4.5.5</w:t>
             </w:r>
           </w:p>
         </w:tc>
@@ -8142,7 +8806,7 @@
                 <w:color w:val="000000"/>
                 <w:sz w:val="24"/>
               </w:rPr>
-              <w:t>1.2.5</w:t>
+              <w:t>4.5.5</w:t>
             </w:r>
           </w:p>
         </w:tc>
@@ -8210,7 +8874,7 @@
                 <w:color w:val="000000"/>
                 <w:sz w:val="24"/>
               </w:rPr>
-              <w:t>1.1.4, 1.2.4, 3.4.4, 3.4.6, 3.5.2, 4.4.4, 4.4.6, 4.5.2, 5.4.5, 5.4.7, 5.4.8, 5.5.2, 6.2.11, 6.2.12, 7.2.4, 7.3.5</w:t>
+              <w:t>1.4.4, 1.4.6, 1.4.10, 1.4.12, 2.1.1, 2.4.4, 2.4.6, 2.4.13, 3.3.11, 3.4.5, 3.4.7, 3.4.8, 3.4.14, 4.4.4, 4.4.5, 4.4.9</w:t>
             </w:r>
           </w:p>
         </w:tc>
@@ -8346,7 +9010,7 @@
                 <w:color w:val="000000"/>
                 <w:sz w:val="24"/>
               </w:rPr>
-              <w:t>2.1.3, 2.1.4, 2.1.5, 2.1.7, 2.1.8, 2.2.4</w:t>
+              <w:t>1.2.1, 2.2.1, 3.2.2, 3.2.5, 3.2.12, 4.2.4</w:t>
             </w:r>
           </w:p>
         </w:tc>
@@ -8482,7 +9146,7 @@
                 <w:color w:val="000000"/>
                 <w:sz w:val="24"/>
               </w:rPr>
-              <w:t>2.1.7, 2.2.1, 7.1.3, 8.2.1, 8.2.2, 8.2.3, 8.2.5</w:t>
+              <w:t>2.5.1, 2.5.2, 2.5.3, 3.2.3, 3.2.5, 3.4.11, 3.5.1</w:t>
             </w:r>
           </w:p>
         </w:tc>
@@ -8550,7 +9214,7 @@
                 <w:color w:val="000000"/>
                 <w:sz w:val="24"/>
               </w:rPr>
-              <w:t>2.1.7, 2.1.8, 2.2.3, 6.1.2</w:t>
+              <w:t>3.2.5, 3.2.12, 4.2.3, 4.3.2</w:t>
             </w:r>
           </w:p>
         </w:tc>
@@ -8618,7 +9282,2249 @@
                 <w:color w:val="000000"/>
                 <w:sz w:val="24"/>
               </w:rPr>
-              <w:t>2.1.7, 2.3.1, 3.1.2, 3.3.5</w:t>
+              <w:t>1.2.2, 1.2.6, 1.3.5, 3.2.5</w:t>
+            </w:r>
+          </w:p>
+        </w:tc>
+      </w:tr>
+    </w:tbl>
+    <w:p>
+      <w:pPr>
+        <w:spacing w:after="40"/>
+      </w:pPr>
+    </w:p>
+    <w:p>
+      <w:pPr>
+        <w:spacing w:before="0" w:after="100" w:line="300" w:lineRule="auto"/>
+        <w:jc w:val="both"/>
+      </w:pPr>
+      <w:r>
+        <w:rPr>
+          <w:rFonts w:ascii="Times New Roman" w:hAnsi="Times New Roman" w:eastAsia="Times New Roman" w:cs="Times New Roman"/>
+          <w:b w:val="0"/>
+          <w:i w:val="0"/>
+          <w:caps w:val="0"/>
+          <w:color w:val="000000"/>
+          <w:sz w:val="26"/>
+        </w:rPr>
+        <w:t>Ngày đưa hệ thống vào vận hành nêu tại R12 được điều chỉnh thành 29/07/2027 theo phụ lục hợp đồng 01/2027/PL-ABCW của yêu cầu thay đổi CR01, các gói đáp ứng giữ nguyên.</w:t>
+      </w:r>
+    </w:p>
+    <w:p>
+      <w:pPr>
+        <w:pStyle w:val="Heading2"/>
+        <w:keepNext/>
+        <w:spacing w:before="200" w:after="80"/>
+        <w:jc w:val="left"/>
+      </w:pPr>
+      <w:r>
+        <w:rPr>
+          <w:rFonts w:ascii="Times New Roman" w:hAnsi="Times New Roman" w:eastAsia="Times New Roman" w:cs="Times New Roman"/>
+          <w:b w:val="0"/>
+          <w:i w:val="0"/>
+          <w:caps w:val="0"/>
+          <w:color w:val="000000"/>
+          <w:sz w:val="26"/>
+        </w:rPr>
+        <w:t>6. Truy vết yêu cầu thay đổi</w:t>
+      </w:r>
+    </w:p>
+    <w:p>
+      <w:pPr>
+        <w:spacing w:before="0" w:after="100" w:line="300" w:lineRule="auto"/>
+        <w:jc w:val="both"/>
+      </w:pPr>
+      <w:r>
+        <w:rPr>
+          <w:rFonts w:ascii="Times New Roman" w:hAnsi="Times New Roman" w:eastAsia="Times New Roman" w:cs="Times New Roman"/>
+          <w:b w:val="0"/>
+          <w:i w:val="0"/>
+          <w:caps w:val="0"/>
+          <w:color w:val="000000"/>
+          <w:sz w:val="26"/>
+        </w:rPr>
+        <w:t>Gói công việc thêm mới, tăng khối lượng hoặc thêm phụ thuộc theo yêu cầu thay đổi đã được phê duyệt và ghi nhận bằng phụ lục hợp đồng.</w:t>
+      </w:r>
+    </w:p>
+    <w:tbl>
+      <w:tblPr>
+        <w:tblStyle w:val="TableGrid"/>
+        <w:tblW w:type="auto" w:w="0"/>
+        <w:jc w:val="left"/>
+        <w:tblLayout w:type="fixed"/>
+        <w:tblLook w:firstColumn="1" w:firstRow="1" w:lastColumn="0" w:lastRow="0" w:noHBand="0" w:noVBand="1" w:val="04A0"/>
+        <w:tblCellMar>
+          <w:top w:w="40" w:type="dxa"/>
+          <w:left w:w="70" w:type="dxa"/>
+          <w:bottom w:w="40" w:type="dxa"/>
+          <w:right w:w="70" w:type="dxa"/>
+        </w:tblCellMar>
+      </w:tblPr>
+      <w:tblGrid>
+        <w:gridCol w:w="1300"/>
+        <w:gridCol w:w="2300"/>
+        <w:gridCol w:w="4700"/>
+        <w:gridCol w:w="1000"/>
+      </w:tblGrid>
+      <w:tr>
+        <w:trPr>
+          <w:tblHeader w:val="true"/>
+        </w:trPr>
+        <w:tc>
+          <w:tcPr>
+            <w:tcW w:type="dxa" w:w="1300"/>
+          </w:tcPr>
+          <w:p>
+            <w:pPr>
+              <w:spacing w:before="0" w:after="40"/>
+              <w:jc w:val="center"/>
+            </w:pPr>
+            <w:r>
+              <w:rPr>
+                <w:rFonts w:ascii="Times New Roman" w:hAnsi="Times New Roman" w:eastAsia="Times New Roman" w:cs="Times New Roman"/>
+                <w:b w:val="0"/>
+                <w:i w:val="0"/>
+                <w:caps w:val="0"/>
+                <w:color w:val="000000"/>
+                <w:sz w:val="24"/>
+              </w:rPr>
+              <w:t>Yêu cầu thay đổi</w:t>
+            </w:r>
+          </w:p>
+        </w:tc>
+        <w:tc>
+          <w:tcPr>
+            <w:tcW w:type="dxa" w:w="2300"/>
+          </w:tcPr>
+          <w:p>
+            <w:pPr>
+              <w:spacing w:before="0" w:after="40"/>
+              <w:jc w:val="left"/>
+            </w:pPr>
+            <w:r>
+              <w:rPr>
+                <w:rFonts w:ascii="Times New Roman" w:hAnsi="Times New Roman" w:eastAsia="Times New Roman" w:cs="Times New Roman"/>
+                <w:b w:val="0"/>
+                <w:i w:val="0"/>
+                <w:caps w:val="0"/>
+                <w:color w:val="000000"/>
+                <w:sz w:val="24"/>
+              </w:rPr>
+              <w:t>Phụ lục hợp đồng</w:t>
+            </w:r>
+          </w:p>
+        </w:tc>
+        <w:tc>
+          <w:tcPr>
+            <w:tcW w:type="dxa" w:w="4700"/>
+          </w:tcPr>
+          <w:p>
+            <w:pPr>
+              <w:spacing w:before="0" w:after="40"/>
+              <w:jc w:val="left"/>
+            </w:pPr>
+            <w:r>
+              <w:rPr>
+                <w:rFonts w:ascii="Times New Roman" w:hAnsi="Times New Roman" w:eastAsia="Times New Roman" w:cs="Times New Roman"/>
+                <w:b w:val="0"/>
+                <w:i w:val="0"/>
+                <w:caps w:val="0"/>
+                <w:color w:val="000000"/>
+                <w:sz w:val="24"/>
+              </w:rPr>
+              <w:t>Gói công việc</w:t>
+            </w:r>
+          </w:p>
+        </w:tc>
+        <w:tc>
+          <w:tcPr>
+            <w:tcW w:type="dxa" w:w="1000"/>
+          </w:tcPr>
+          <w:p>
+            <w:pPr>
+              <w:spacing w:before="0" w:after="40"/>
+              <w:jc w:val="right"/>
+            </w:pPr>
+            <w:r>
+              <w:rPr>
+                <w:rFonts w:ascii="Times New Roman" w:hAnsi="Times New Roman" w:eastAsia="Times New Roman" w:cs="Times New Roman"/>
+                <w:b w:val="0"/>
+                <w:i w:val="0"/>
+                <w:caps w:val="0"/>
+                <w:color w:val="000000"/>
+                <w:sz w:val="24"/>
+              </w:rPr>
+              <w:t>MD tăng</w:t>
+            </w:r>
+          </w:p>
+        </w:tc>
+      </w:tr>
+      <w:tr>
+        <w:tc>
+          <w:tcPr>
+            <w:tcW w:type="dxa" w:w="1300"/>
+          </w:tcPr>
+          <w:p>
+            <w:pPr>
+              <w:spacing w:before="0" w:after="40"/>
+              <w:jc w:val="center"/>
+            </w:pPr>
+            <w:r>
+              <w:rPr>
+                <w:rFonts w:ascii="Times New Roman" w:hAnsi="Times New Roman" w:eastAsia="Times New Roman" w:cs="Times New Roman"/>
+                <w:b w:val="0"/>
+                <w:i w:val="0"/>
+                <w:caps w:val="0"/>
+                <w:color w:val="000000"/>
+                <w:sz w:val="24"/>
+              </w:rPr>
+              <w:t>CR01</w:t>
+            </w:r>
+          </w:p>
+        </w:tc>
+        <w:tc>
+          <w:tcPr>
+            <w:tcW w:type="dxa" w:w="2300"/>
+          </w:tcPr>
+          <w:p>
+            <w:pPr>
+              <w:spacing w:before="0" w:after="40"/>
+              <w:jc w:val="left"/>
+            </w:pPr>
+            <w:r>
+              <w:rPr>
+                <w:rFonts w:ascii="Times New Roman" w:hAnsi="Times New Roman" w:eastAsia="Times New Roman" w:cs="Times New Roman"/>
+                <w:b w:val="0"/>
+                <w:i w:val="0"/>
+                <w:caps w:val="0"/>
+                <w:color w:val="000000"/>
+                <w:sz w:val="24"/>
+              </w:rPr>
+              <w:t>01/2027/PL-ABCW, 27/05/2027</w:t>
+            </w:r>
+          </w:p>
+        </w:tc>
+        <w:tc>
+          <w:tcPr>
+            <w:tcW w:type="dxa" w:w="4700"/>
+          </w:tcPr>
+          <w:p>
+            <w:pPr>
+              <w:spacing w:before="0" w:after="40"/>
+              <w:jc w:val="left"/>
+            </w:pPr>
+            <w:r>
+              <w:rPr>
+                <w:rFonts w:ascii="Times New Roman" w:hAnsi="Times New Roman" w:eastAsia="Times New Roman" w:cs="Times New Roman"/>
+                <w:b w:val="0"/>
+                <w:i w:val="0"/>
+                <w:caps w:val="0"/>
+                <w:color w:val="000000"/>
+                <w:sz w:val="24"/>
+              </w:rPr>
+              <w:t>1.5.2 Chuyển đổi dữ liệu chính thức và triển khai phiên bản chính thức (thêm phụ thuộc, không tăng khối lượng)</w:t>
+            </w:r>
+          </w:p>
+        </w:tc>
+        <w:tc>
+          <w:tcPr>
+            <w:tcW w:type="dxa" w:w="1000"/>
+          </w:tcPr>
+          <w:p>
+            <w:pPr>
+              <w:spacing w:before="0" w:after="40"/>
+              <w:jc w:val="right"/>
+            </w:pPr>
+            <w:r>
+              <w:rPr>
+                <w:rFonts w:ascii="Times New Roman" w:hAnsi="Times New Roman" w:eastAsia="Times New Roman" w:cs="Times New Roman"/>
+                <w:b w:val="0"/>
+                <w:i w:val="0"/>
+                <w:caps w:val="0"/>
+                <w:color w:val="000000"/>
+                <w:sz w:val="24"/>
+              </w:rPr>
+              <w:t>0</w:t>
+            </w:r>
+          </w:p>
+        </w:tc>
+      </w:tr>
+      <w:tr>
+        <w:tc>
+          <w:tcPr>
+            <w:tcW w:type="dxa" w:w="1300"/>
+          </w:tcPr>
+          <w:p>
+            <w:pPr>
+              <w:spacing w:before="0" w:after="40"/>
+              <w:jc w:val="center"/>
+            </w:pPr>
+            <w:r>
+              <w:rPr>
+                <w:rFonts w:ascii="Times New Roman" w:hAnsi="Times New Roman" w:eastAsia="Times New Roman" w:cs="Times New Roman"/>
+                <w:b w:val="0"/>
+                <w:i w:val="0"/>
+                <w:caps w:val="0"/>
+                <w:color w:val="000000"/>
+                <w:sz w:val="24"/>
+              </w:rPr>
+              <w:t>CR01</w:t>
+            </w:r>
+          </w:p>
+        </w:tc>
+        <w:tc>
+          <w:tcPr>
+            <w:tcW w:type="dxa" w:w="2300"/>
+          </w:tcPr>
+          <w:p>
+            <w:pPr>
+              <w:spacing w:before="0" w:after="40"/>
+              <w:jc w:val="left"/>
+            </w:pPr>
+            <w:r>
+              <w:rPr>
+                <w:rFonts w:ascii="Times New Roman" w:hAnsi="Times New Roman" w:eastAsia="Times New Roman" w:cs="Times New Roman"/>
+                <w:b w:val="0"/>
+                <w:i w:val="0"/>
+                <w:caps w:val="0"/>
+                <w:color w:val="000000"/>
+                <w:sz w:val="24"/>
+              </w:rPr>
+              <w:t>01/2027/PL-ABCW, 27/05/2027</w:t>
+            </w:r>
+          </w:p>
+        </w:tc>
+        <w:tc>
+          <w:tcPr>
+            <w:tcW w:type="dxa" w:w="4700"/>
+          </w:tcPr>
+          <w:p>
+            <w:pPr>
+              <w:spacing w:before="0" w:after="40"/>
+              <w:jc w:val="left"/>
+            </w:pPr>
+            <w:r>
+              <w:rPr>
+                <w:rFonts w:ascii="Times New Roman" w:hAnsi="Times New Roman" w:eastAsia="Times New Roman" w:cs="Times New Roman"/>
+                <w:b w:val="0"/>
+                <w:i w:val="0"/>
+                <w:caps w:val="0"/>
+                <w:color w:val="000000"/>
+                <w:sz w:val="24"/>
+              </w:rPr>
+              <w:t>1.5.3 Bàn giao mã nguồn, tài liệu kỹ thuật, tài liệu cài đặt và danh mục thư viện (thêm phụ thuộc, không tăng khối lượng)</w:t>
+            </w:r>
+          </w:p>
+        </w:tc>
+        <w:tc>
+          <w:tcPr>
+            <w:tcW w:type="dxa" w:w="1000"/>
+          </w:tcPr>
+          <w:p>
+            <w:pPr>
+              <w:spacing w:before="0" w:after="40"/>
+              <w:jc w:val="right"/>
+            </w:pPr>
+            <w:r>
+              <w:rPr>
+                <w:rFonts w:ascii="Times New Roman" w:hAnsi="Times New Roman" w:eastAsia="Times New Roman" w:cs="Times New Roman"/>
+                <w:b w:val="0"/>
+                <w:i w:val="0"/>
+                <w:caps w:val="0"/>
+                <w:color w:val="000000"/>
+                <w:sz w:val="24"/>
+              </w:rPr>
+              <w:t>0</w:t>
+            </w:r>
+          </w:p>
+        </w:tc>
+      </w:tr>
+      <w:tr>
+        <w:tc>
+          <w:tcPr>
+            <w:tcW w:type="dxa" w:w="1300"/>
+          </w:tcPr>
+          <w:p>
+            <w:pPr>
+              <w:spacing w:before="0" w:after="40"/>
+              <w:jc w:val="center"/>
+            </w:pPr>
+            <w:r>
+              <w:rPr>
+                <w:rFonts w:ascii="Times New Roman" w:hAnsi="Times New Roman" w:eastAsia="Times New Roman" w:cs="Times New Roman"/>
+                <w:b w:val="0"/>
+                <w:i w:val="0"/>
+                <w:caps w:val="0"/>
+                <w:color w:val="000000"/>
+                <w:sz w:val="24"/>
+              </w:rPr>
+              <w:t>CR01</w:t>
+            </w:r>
+          </w:p>
+        </w:tc>
+        <w:tc>
+          <w:tcPr>
+            <w:tcW w:type="dxa" w:w="2300"/>
+          </w:tcPr>
+          <w:p>
+            <w:pPr>
+              <w:spacing w:before="0" w:after="40"/>
+              <w:jc w:val="left"/>
+            </w:pPr>
+            <w:r>
+              <w:rPr>
+                <w:rFonts w:ascii="Times New Roman" w:hAnsi="Times New Roman" w:eastAsia="Times New Roman" w:cs="Times New Roman"/>
+                <w:b w:val="0"/>
+                <w:i w:val="0"/>
+                <w:caps w:val="0"/>
+                <w:color w:val="000000"/>
+                <w:sz w:val="24"/>
+              </w:rPr>
+              <w:t>01/2027/PL-ABCW, 27/05/2027</w:t>
+            </w:r>
+          </w:p>
+        </w:tc>
+        <w:tc>
+          <w:tcPr>
+            <w:tcW w:type="dxa" w:w="4700"/>
+          </w:tcPr>
+          <w:p>
+            <w:pPr>
+              <w:spacing w:before="0" w:after="40"/>
+              <w:jc w:val="left"/>
+            </w:pPr>
+            <w:r>
+              <w:rPr>
+                <w:rFonts w:ascii="Times New Roman" w:hAnsi="Times New Roman" w:eastAsia="Times New Roman" w:cs="Times New Roman"/>
+                <w:b w:val="0"/>
+                <w:i w:val="0"/>
+                <w:caps w:val="0"/>
+                <w:color w:val="000000"/>
+                <w:sz w:val="24"/>
+              </w:rPr>
+              <w:t>2.4.11 Kiểm thử hồi quy theo các đợt khắc phục lỗi kiểm thử chấp nhận (tăng khối lượng)</w:t>
+            </w:r>
+          </w:p>
+        </w:tc>
+        <w:tc>
+          <w:tcPr>
+            <w:tcW w:type="dxa" w:w="1000"/>
+          </w:tcPr>
+          <w:p>
+            <w:pPr>
+              <w:spacing w:before="0" w:after="40"/>
+              <w:jc w:val="right"/>
+            </w:pPr>
+            <w:r>
+              <w:rPr>
+                <w:rFonts w:ascii="Times New Roman" w:hAnsi="Times New Roman" w:eastAsia="Times New Roman" w:cs="Times New Roman"/>
+                <w:b w:val="0"/>
+                <w:i w:val="0"/>
+                <w:caps w:val="0"/>
+                <w:color w:val="000000"/>
+                <w:sz w:val="24"/>
+              </w:rPr>
+              <w:t>1</w:t>
+            </w:r>
+          </w:p>
+        </w:tc>
+      </w:tr>
+      <w:tr>
+        <w:tc>
+          <w:tcPr>
+            <w:tcW w:type="dxa" w:w="1300"/>
+          </w:tcPr>
+          <w:p>
+            <w:pPr>
+              <w:spacing w:before="0" w:after="40"/>
+              <w:jc w:val="center"/>
+            </w:pPr>
+            <w:r>
+              <w:rPr>
+                <w:rFonts w:ascii="Times New Roman" w:hAnsi="Times New Roman" w:eastAsia="Times New Roman" w:cs="Times New Roman"/>
+                <w:b w:val="0"/>
+                <w:i w:val="0"/>
+                <w:caps w:val="0"/>
+                <w:color w:val="000000"/>
+                <w:sz w:val="24"/>
+              </w:rPr>
+              <w:t>CR01</w:t>
+            </w:r>
+          </w:p>
+        </w:tc>
+        <w:tc>
+          <w:tcPr>
+            <w:tcW w:type="dxa" w:w="2300"/>
+          </w:tcPr>
+          <w:p>
+            <w:pPr>
+              <w:spacing w:before="0" w:after="40"/>
+              <w:jc w:val="left"/>
+            </w:pPr>
+            <w:r>
+              <w:rPr>
+                <w:rFonts w:ascii="Times New Roman" w:hAnsi="Times New Roman" w:eastAsia="Times New Roman" w:cs="Times New Roman"/>
+                <w:b w:val="0"/>
+                <w:i w:val="0"/>
+                <w:caps w:val="0"/>
+                <w:color w:val="000000"/>
+                <w:sz w:val="24"/>
+              </w:rPr>
+              <w:t>01/2027/PL-ABCW, 27/05/2027</w:t>
+            </w:r>
+          </w:p>
+        </w:tc>
+        <w:tc>
+          <w:tcPr>
+            <w:tcW w:type="dxa" w:w="4700"/>
+          </w:tcPr>
+          <w:p>
+            <w:pPr>
+              <w:spacing w:before="0" w:after="40"/>
+              <w:jc w:val="left"/>
+            </w:pPr>
+            <w:r>
+              <w:rPr>
+                <w:rFonts w:ascii="Times New Roman" w:hAnsi="Times New Roman" w:eastAsia="Times New Roman" w:cs="Times New Roman"/>
+                <w:b w:val="0"/>
+                <w:i w:val="0"/>
+                <w:caps w:val="0"/>
+                <w:color w:val="000000"/>
+                <w:sz w:val="24"/>
+              </w:rPr>
+              <w:t>5.1.1 Quản lý yêu cầu thay đổi, phụ lục hợp đồng, theo dõi tiến độ và hồ sơ nghiệm thu phần bán hàng trên sàn thương mại điện tử (gói mới)</w:t>
+            </w:r>
+          </w:p>
+        </w:tc>
+        <w:tc>
+          <w:tcPr>
+            <w:tcW w:type="dxa" w:w="1000"/>
+          </w:tcPr>
+          <w:p>
+            <w:pPr>
+              <w:spacing w:before="0" w:after="40"/>
+              <w:jc w:val="right"/>
+            </w:pPr>
+            <w:r>
+              <w:rPr>
+                <w:rFonts w:ascii="Times New Roman" w:hAnsi="Times New Roman" w:eastAsia="Times New Roman" w:cs="Times New Roman"/>
+                <w:b w:val="0"/>
+                <w:i w:val="0"/>
+                <w:caps w:val="0"/>
+                <w:color w:val="000000"/>
+                <w:sz w:val="24"/>
+              </w:rPr>
+              <w:t>3</w:t>
+            </w:r>
+          </w:p>
+        </w:tc>
+      </w:tr>
+      <w:tr>
+        <w:tc>
+          <w:tcPr>
+            <w:tcW w:type="dxa" w:w="1300"/>
+          </w:tcPr>
+          <w:p>
+            <w:pPr>
+              <w:spacing w:before="0" w:after="40"/>
+              <w:jc w:val="center"/>
+            </w:pPr>
+            <w:r>
+              <w:rPr>
+                <w:rFonts w:ascii="Times New Roman" w:hAnsi="Times New Roman" w:eastAsia="Times New Roman" w:cs="Times New Roman"/>
+                <w:b w:val="0"/>
+                <w:i w:val="0"/>
+                <w:caps w:val="0"/>
+                <w:color w:val="000000"/>
+                <w:sz w:val="24"/>
+              </w:rPr>
+              <w:t>CR01</w:t>
+            </w:r>
+          </w:p>
+        </w:tc>
+        <w:tc>
+          <w:tcPr>
+            <w:tcW w:type="dxa" w:w="2300"/>
+          </w:tcPr>
+          <w:p>
+            <w:pPr>
+              <w:spacing w:before="0" w:after="40"/>
+              <w:jc w:val="left"/>
+            </w:pPr>
+            <w:r>
+              <w:rPr>
+                <w:rFonts w:ascii="Times New Roman" w:hAnsi="Times New Roman" w:eastAsia="Times New Roman" w:cs="Times New Roman"/>
+                <w:b w:val="0"/>
+                <w:i w:val="0"/>
+                <w:caps w:val="0"/>
+                <w:color w:val="000000"/>
+                <w:sz w:val="24"/>
+              </w:rPr>
+              <w:t>01/2027/PL-ABCW, 27/05/2027</w:t>
+            </w:r>
+          </w:p>
+        </w:tc>
+        <w:tc>
+          <w:tcPr>
+            <w:tcW w:type="dxa" w:w="4700"/>
+          </w:tcPr>
+          <w:p>
+            <w:pPr>
+              <w:spacing w:before="0" w:after="40"/>
+              <w:jc w:val="left"/>
+            </w:pPr>
+            <w:r>
+              <w:rPr>
+                <w:rFonts w:ascii="Times New Roman" w:hAnsi="Times New Roman" w:eastAsia="Times New Roman" w:cs="Times New Roman"/>
+                <w:b w:val="0"/>
+                <w:i w:val="0"/>
+                <w:caps w:val="0"/>
+                <w:color w:val="000000"/>
+                <w:sz w:val="24"/>
+              </w:rPr>
+              <w:t>5.2.1 Khảo sát quy trình bán hàng trên sàn thương mại điện tử và giao diện lập trình của sàn (gói mới)</w:t>
+            </w:r>
+          </w:p>
+        </w:tc>
+        <w:tc>
+          <w:tcPr>
+            <w:tcW w:type="dxa" w:w="1000"/>
+          </w:tcPr>
+          <w:p>
+            <w:pPr>
+              <w:spacing w:before="0" w:after="40"/>
+              <w:jc w:val="right"/>
+            </w:pPr>
+            <w:r>
+              <w:rPr>
+                <w:rFonts w:ascii="Times New Roman" w:hAnsi="Times New Roman" w:eastAsia="Times New Roman" w:cs="Times New Roman"/>
+                <w:b w:val="0"/>
+                <w:i w:val="0"/>
+                <w:caps w:val="0"/>
+                <w:color w:val="000000"/>
+                <w:sz w:val="24"/>
+              </w:rPr>
+              <w:t>3</w:t>
+            </w:r>
+          </w:p>
+        </w:tc>
+      </w:tr>
+      <w:tr>
+        <w:tc>
+          <w:tcPr>
+            <w:tcW w:type="dxa" w:w="1300"/>
+          </w:tcPr>
+          <w:p>
+            <w:pPr>
+              <w:spacing w:before="0" w:after="40"/>
+              <w:jc w:val="center"/>
+            </w:pPr>
+            <w:r>
+              <w:rPr>
+                <w:rFonts w:ascii="Times New Roman" w:hAnsi="Times New Roman" w:eastAsia="Times New Roman" w:cs="Times New Roman"/>
+                <w:b w:val="0"/>
+                <w:i w:val="0"/>
+                <w:caps w:val="0"/>
+                <w:color w:val="000000"/>
+                <w:sz w:val="24"/>
+              </w:rPr>
+              <w:t>CR01</w:t>
+            </w:r>
+          </w:p>
+        </w:tc>
+        <w:tc>
+          <w:tcPr>
+            <w:tcW w:type="dxa" w:w="2300"/>
+          </w:tcPr>
+          <w:p>
+            <w:pPr>
+              <w:spacing w:before="0" w:after="40"/>
+              <w:jc w:val="left"/>
+            </w:pPr>
+            <w:r>
+              <w:rPr>
+                <w:rFonts w:ascii="Times New Roman" w:hAnsi="Times New Roman" w:eastAsia="Times New Roman" w:cs="Times New Roman"/>
+                <w:b w:val="0"/>
+                <w:i w:val="0"/>
+                <w:caps w:val="0"/>
+                <w:color w:val="000000"/>
+                <w:sz w:val="24"/>
+              </w:rPr>
+              <w:t>01/2027/PL-ABCW, 27/05/2027</w:t>
+            </w:r>
+          </w:p>
+        </w:tc>
+        <w:tc>
+          <w:tcPr>
+            <w:tcW w:type="dxa" w:w="4700"/>
+          </w:tcPr>
+          <w:p>
+            <w:pPr>
+              <w:spacing w:before="0" w:after="40"/>
+              <w:jc w:val="left"/>
+            </w:pPr>
+            <w:r>
+              <w:rPr>
+                <w:rFonts w:ascii="Times New Roman" w:hAnsi="Times New Roman" w:eastAsia="Times New Roman" w:cs="Times New Roman"/>
+                <w:b w:val="0"/>
+                <w:i w:val="0"/>
+                <w:caps w:val="0"/>
+                <w:color w:val="000000"/>
+                <w:sz w:val="24"/>
+              </w:rPr>
+              <w:t>5.2.2 Đặc tả chức năng và use case đồng bộ sản phẩm, tồn kho, giá, nhận đơn, cập nhật trạng thái và đối soát với sàn (gói mới)</w:t>
+            </w:r>
+          </w:p>
+        </w:tc>
+        <w:tc>
+          <w:tcPr>
+            <w:tcW w:type="dxa" w:w="1000"/>
+          </w:tcPr>
+          <w:p>
+            <w:pPr>
+              <w:spacing w:before="0" w:after="40"/>
+              <w:jc w:val="right"/>
+            </w:pPr>
+            <w:r>
+              <w:rPr>
+                <w:rFonts w:ascii="Times New Roman" w:hAnsi="Times New Roman" w:eastAsia="Times New Roman" w:cs="Times New Roman"/>
+                <w:b w:val="0"/>
+                <w:i w:val="0"/>
+                <w:caps w:val="0"/>
+                <w:color w:val="000000"/>
+                <w:sz w:val="24"/>
+              </w:rPr>
+              <w:t>5</w:t>
+            </w:r>
+          </w:p>
+        </w:tc>
+      </w:tr>
+      <w:tr>
+        <w:tc>
+          <w:tcPr>
+            <w:tcW w:type="dxa" w:w="1300"/>
+          </w:tcPr>
+          <w:p>
+            <w:pPr>
+              <w:spacing w:before="0" w:after="40"/>
+              <w:jc w:val="center"/>
+            </w:pPr>
+            <w:r>
+              <w:rPr>
+                <w:rFonts w:ascii="Times New Roman" w:hAnsi="Times New Roman" w:eastAsia="Times New Roman" w:cs="Times New Roman"/>
+                <w:b w:val="0"/>
+                <w:i w:val="0"/>
+                <w:caps w:val="0"/>
+                <w:color w:val="000000"/>
+                <w:sz w:val="24"/>
+              </w:rPr>
+              <w:t>CR01</w:t>
+            </w:r>
+          </w:p>
+        </w:tc>
+        <w:tc>
+          <w:tcPr>
+            <w:tcW w:type="dxa" w:w="2300"/>
+          </w:tcPr>
+          <w:p>
+            <w:pPr>
+              <w:spacing w:before="0" w:after="40"/>
+              <w:jc w:val="left"/>
+            </w:pPr>
+            <w:r>
+              <w:rPr>
+                <w:rFonts w:ascii="Times New Roman" w:hAnsi="Times New Roman" w:eastAsia="Times New Roman" w:cs="Times New Roman"/>
+                <w:b w:val="0"/>
+                <w:i w:val="0"/>
+                <w:caps w:val="0"/>
+                <w:color w:val="000000"/>
+                <w:sz w:val="24"/>
+              </w:rPr>
+              <w:t>01/2027/PL-ABCW, 27/05/2027</w:t>
+            </w:r>
+          </w:p>
+        </w:tc>
+        <w:tc>
+          <w:tcPr>
+            <w:tcW w:type="dxa" w:w="4700"/>
+          </w:tcPr>
+          <w:p>
+            <w:pPr>
+              <w:spacing w:before="0" w:after="40"/>
+              <w:jc w:val="left"/>
+            </w:pPr>
+            <w:r>
+              <w:rPr>
+                <w:rFonts w:ascii="Times New Roman" w:hAnsi="Times New Roman" w:eastAsia="Times New Roman" w:cs="Times New Roman"/>
+                <w:b w:val="0"/>
+                <w:i w:val="0"/>
+                <w:caps w:val="0"/>
+                <w:color w:val="000000"/>
+                <w:sz w:val="24"/>
+              </w:rPr>
+              <w:t>5.2.3 Thiết kế tích hợp với sàn gồm xác thực, ánh xạ dữ liệu, xử lý lỗi và gửi lại (gói mới)</w:t>
+            </w:r>
+          </w:p>
+        </w:tc>
+        <w:tc>
+          <w:tcPr>
+            <w:tcW w:type="dxa" w:w="1000"/>
+          </w:tcPr>
+          <w:p>
+            <w:pPr>
+              <w:spacing w:before="0" w:after="40"/>
+              <w:jc w:val="right"/>
+            </w:pPr>
+            <w:r>
+              <w:rPr>
+                <w:rFonts w:ascii="Times New Roman" w:hAnsi="Times New Roman" w:eastAsia="Times New Roman" w:cs="Times New Roman"/>
+                <w:b w:val="0"/>
+                <w:i w:val="0"/>
+                <w:caps w:val="0"/>
+                <w:color w:val="000000"/>
+                <w:sz w:val="24"/>
+              </w:rPr>
+              <w:t>4</w:t>
+            </w:r>
+          </w:p>
+        </w:tc>
+      </w:tr>
+      <w:tr>
+        <w:tc>
+          <w:tcPr>
+            <w:tcW w:type="dxa" w:w="1300"/>
+          </w:tcPr>
+          <w:p>
+            <w:pPr>
+              <w:spacing w:before="0" w:after="40"/>
+              <w:jc w:val="center"/>
+            </w:pPr>
+            <w:r>
+              <w:rPr>
+                <w:rFonts w:ascii="Times New Roman" w:hAnsi="Times New Roman" w:eastAsia="Times New Roman" w:cs="Times New Roman"/>
+                <w:b w:val="0"/>
+                <w:i w:val="0"/>
+                <w:caps w:val="0"/>
+                <w:color w:val="000000"/>
+                <w:sz w:val="24"/>
+              </w:rPr>
+              <w:t>CR01</w:t>
+            </w:r>
+          </w:p>
+        </w:tc>
+        <w:tc>
+          <w:tcPr>
+            <w:tcW w:type="dxa" w:w="2300"/>
+          </w:tcPr>
+          <w:p>
+            <w:pPr>
+              <w:spacing w:before="0" w:after="40"/>
+              <w:jc w:val="left"/>
+            </w:pPr>
+            <w:r>
+              <w:rPr>
+                <w:rFonts w:ascii="Times New Roman" w:hAnsi="Times New Roman" w:eastAsia="Times New Roman" w:cs="Times New Roman"/>
+                <w:b w:val="0"/>
+                <w:i w:val="0"/>
+                <w:caps w:val="0"/>
+                <w:color w:val="000000"/>
+                <w:sz w:val="24"/>
+              </w:rPr>
+              <w:t>01/2027/PL-ABCW, 27/05/2027</w:t>
+            </w:r>
+          </w:p>
+        </w:tc>
+        <w:tc>
+          <w:tcPr>
+            <w:tcW w:type="dxa" w:w="4700"/>
+          </w:tcPr>
+          <w:p>
+            <w:pPr>
+              <w:spacing w:before="0" w:after="40"/>
+              <w:jc w:val="left"/>
+            </w:pPr>
+            <w:r>
+              <w:rPr>
+                <w:rFonts w:ascii="Times New Roman" w:hAnsi="Times New Roman" w:eastAsia="Times New Roman" w:cs="Times New Roman"/>
+                <w:b w:val="0"/>
+                <w:i w:val="0"/>
+                <w:caps w:val="0"/>
+                <w:color w:val="000000"/>
+                <w:sz w:val="24"/>
+              </w:rPr>
+              <w:t>5.2.4 Xác nhận đặc tả bán hàng trên sàn thương mại điện tử của Chủ đầu tư (gói mới)</w:t>
+            </w:r>
+          </w:p>
+        </w:tc>
+        <w:tc>
+          <w:tcPr>
+            <w:tcW w:type="dxa" w:w="1000"/>
+          </w:tcPr>
+          <w:p>
+            <w:pPr>
+              <w:spacing w:before="0" w:after="40"/>
+              <w:jc w:val="right"/>
+            </w:pPr>
+            <w:r>
+              <w:rPr>
+                <w:rFonts w:ascii="Times New Roman" w:hAnsi="Times New Roman" w:eastAsia="Times New Roman" w:cs="Times New Roman"/>
+                <w:b w:val="0"/>
+                <w:i w:val="0"/>
+                <w:caps w:val="0"/>
+                <w:color w:val="000000"/>
+                <w:sz w:val="24"/>
+              </w:rPr>
+              <w:t>2</w:t>
+            </w:r>
+          </w:p>
+        </w:tc>
+      </w:tr>
+      <w:tr>
+        <w:tc>
+          <w:tcPr>
+            <w:tcW w:type="dxa" w:w="1300"/>
+          </w:tcPr>
+          <w:p>
+            <w:pPr>
+              <w:spacing w:before="0" w:after="40"/>
+              <w:jc w:val="center"/>
+            </w:pPr>
+            <w:r>
+              <w:rPr>
+                <w:rFonts w:ascii="Times New Roman" w:hAnsi="Times New Roman" w:eastAsia="Times New Roman" w:cs="Times New Roman"/>
+                <w:b w:val="0"/>
+                <w:i w:val="0"/>
+                <w:caps w:val="0"/>
+                <w:color w:val="000000"/>
+                <w:sz w:val="24"/>
+              </w:rPr>
+              <w:t>CR01</w:t>
+            </w:r>
+          </w:p>
+        </w:tc>
+        <w:tc>
+          <w:tcPr>
+            <w:tcW w:type="dxa" w:w="2300"/>
+          </w:tcPr>
+          <w:p>
+            <w:pPr>
+              <w:spacing w:before="0" w:after="40"/>
+              <w:jc w:val="left"/>
+            </w:pPr>
+            <w:r>
+              <w:rPr>
+                <w:rFonts w:ascii="Times New Roman" w:hAnsi="Times New Roman" w:eastAsia="Times New Roman" w:cs="Times New Roman"/>
+                <w:b w:val="0"/>
+                <w:i w:val="0"/>
+                <w:caps w:val="0"/>
+                <w:color w:val="000000"/>
+                <w:sz w:val="24"/>
+              </w:rPr>
+              <w:t>01/2027/PL-ABCW, 27/05/2027</w:t>
+            </w:r>
+          </w:p>
+        </w:tc>
+        <w:tc>
+          <w:tcPr>
+            <w:tcW w:type="dxa" w:w="4700"/>
+          </w:tcPr>
+          <w:p>
+            <w:pPr>
+              <w:spacing w:before="0" w:after="40"/>
+              <w:jc w:val="left"/>
+            </w:pPr>
+            <w:r>
+              <w:rPr>
+                <w:rFonts w:ascii="Times New Roman" w:hAnsi="Times New Roman" w:eastAsia="Times New Roman" w:cs="Times New Roman"/>
+                <w:b w:val="0"/>
+                <w:i w:val="0"/>
+                <w:caps w:val="0"/>
+                <w:color w:val="000000"/>
+                <w:sz w:val="24"/>
+              </w:rPr>
+              <w:t>5.3.1 Kết nối sàn gồm xác thực, cấu hình cửa hàng và quản lý khóa truy cập (gói mới)</w:t>
+            </w:r>
+          </w:p>
+        </w:tc>
+        <w:tc>
+          <w:tcPr>
+            <w:tcW w:type="dxa" w:w="1000"/>
+          </w:tcPr>
+          <w:p>
+            <w:pPr>
+              <w:spacing w:before="0" w:after="40"/>
+              <w:jc w:val="right"/>
+            </w:pPr>
+            <w:r>
+              <w:rPr>
+                <w:rFonts w:ascii="Times New Roman" w:hAnsi="Times New Roman" w:eastAsia="Times New Roman" w:cs="Times New Roman"/>
+                <w:b w:val="0"/>
+                <w:i w:val="0"/>
+                <w:caps w:val="0"/>
+                <w:color w:val="000000"/>
+                <w:sz w:val="24"/>
+              </w:rPr>
+              <w:t>4</w:t>
+            </w:r>
+          </w:p>
+        </w:tc>
+      </w:tr>
+      <w:tr>
+        <w:tc>
+          <w:tcPr>
+            <w:tcW w:type="dxa" w:w="1300"/>
+          </w:tcPr>
+          <w:p>
+            <w:pPr>
+              <w:spacing w:before="0" w:after="40"/>
+              <w:jc w:val="center"/>
+            </w:pPr>
+            <w:r>
+              <w:rPr>
+                <w:rFonts w:ascii="Times New Roman" w:hAnsi="Times New Roman" w:eastAsia="Times New Roman" w:cs="Times New Roman"/>
+                <w:b w:val="0"/>
+                <w:i w:val="0"/>
+                <w:caps w:val="0"/>
+                <w:color w:val="000000"/>
+                <w:sz w:val="24"/>
+              </w:rPr>
+              <w:t>CR01</w:t>
+            </w:r>
+          </w:p>
+        </w:tc>
+        <w:tc>
+          <w:tcPr>
+            <w:tcW w:type="dxa" w:w="2300"/>
+          </w:tcPr>
+          <w:p>
+            <w:pPr>
+              <w:spacing w:before="0" w:after="40"/>
+              <w:jc w:val="left"/>
+            </w:pPr>
+            <w:r>
+              <w:rPr>
+                <w:rFonts w:ascii="Times New Roman" w:hAnsi="Times New Roman" w:eastAsia="Times New Roman" w:cs="Times New Roman"/>
+                <w:b w:val="0"/>
+                <w:i w:val="0"/>
+                <w:caps w:val="0"/>
+                <w:color w:val="000000"/>
+                <w:sz w:val="24"/>
+              </w:rPr>
+              <w:t>01/2027/PL-ABCW, 27/05/2027</w:t>
+            </w:r>
+          </w:p>
+        </w:tc>
+        <w:tc>
+          <w:tcPr>
+            <w:tcW w:type="dxa" w:w="4700"/>
+          </w:tcPr>
+          <w:p>
+            <w:pPr>
+              <w:spacing w:before="0" w:after="40"/>
+              <w:jc w:val="left"/>
+            </w:pPr>
+            <w:r>
+              <w:rPr>
+                <w:rFonts w:ascii="Times New Roman" w:hAnsi="Times New Roman" w:eastAsia="Times New Roman" w:cs="Times New Roman"/>
+                <w:b w:val="0"/>
+                <w:i w:val="0"/>
+                <w:caps w:val="0"/>
+                <w:color w:val="000000"/>
+                <w:sz w:val="24"/>
+              </w:rPr>
+              <w:t>5.3.2 Đồng bộ sản phẩm và giá lên sàn (gói mới)</w:t>
+            </w:r>
+          </w:p>
+        </w:tc>
+        <w:tc>
+          <w:tcPr>
+            <w:tcW w:type="dxa" w:w="1000"/>
+          </w:tcPr>
+          <w:p>
+            <w:pPr>
+              <w:spacing w:before="0" w:after="40"/>
+              <w:jc w:val="right"/>
+            </w:pPr>
+            <w:r>
+              <w:rPr>
+                <w:rFonts w:ascii="Times New Roman" w:hAnsi="Times New Roman" w:eastAsia="Times New Roman" w:cs="Times New Roman"/>
+                <w:b w:val="0"/>
+                <w:i w:val="0"/>
+                <w:caps w:val="0"/>
+                <w:color w:val="000000"/>
+                <w:sz w:val="24"/>
+              </w:rPr>
+              <w:t>5</w:t>
+            </w:r>
+          </w:p>
+        </w:tc>
+      </w:tr>
+      <w:tr>
+        <w:tc>
+          <w:tcPr>
+            <w:tcW w:type="dxa" w:w="1300"/>
+          </w:tcPr>
+          <w:p>
+            <w:pPr>
+              <w:spacing w:before="0" w:after="40"/>
+              <w:jc w:val="center"/>
+            </w:pPr>
+            <w:r>
+              <w:rPr>
+                <w:rFonts w:ascii="Times New Roman" w:hAnsi="Times New Roman" w:eastAsia="Times New Roman" w:cs="Times New Roman"/>
+                <w:b w:val="0"/>
+                <w:i w:val="0"/>
+                <w:caps w:val="0"/>
+                <w:color w:val="000000"/>
+                <w:sz w:val="24"/>
+              </w:rPr>
+              <w:t>CR01</w:t>
+            </w:r>
+          </w:p>
+        </w:tc>
+        <w:tc>
+          <w:tcPr>
+            <w:tcW w:type="dxa" w:w="2300"/>
+          </w:tcPr>
+          <w:p>
+            <w:pPr>
+              <w:spacing w:before="0" w:after="40"/>
+              <w:jc w:val="left"/>
+            </w:pPr>
+            <w:r>
+              <w:rPr>
+                <w:rFonts w:ascii="Times New Roman" w:hAnsi="Times New Roman" w:eastAsia="Times New Roman" w:cs="Times New Roman"/>
+                <w:b w:val="0"/>
+                <w:i w:val="0"/>
+                <w:caps w:val="0"/>
+                <w:color w:val="000000"/>
+                <w:sz w:val="24"/>
+              </w:rPr>
+              <w:t>01/2027/PL-ABCW, 27/05/2027</w:t>
+            </w:r>
+          </w:p>
+        </w:tc>
+        <w:tc>
+          <w:tcPr>
+            <w:tcW w:type="dxa" w:w="4700"/>
+          </w:tcPr>
+          <w:p>
+            <w:pPr>
+              <w:spacing w:before="0" w:after="40"/>
+              <w:jc w:val="left"/>
+            </w:pPr>
+            <w:r>
+              <w:rPr>
+                <w:rFonts w:ascii="Times New Roman" w:hAnsi="Times New Roman" w:eastAsia="Times New Roman" w:cs="Times New Roman"/>
+                <w:b w:val="0"/>
+                <w:i w:val="0"/>
+                <w:caps w:val="0"/>
+                <w:color w:val="000000"/>
+                <w:sz w:val="24"/>
+              </w:rPr>
+              <w:t>5.3.3 Đồng bộ tồn kho lên sàn (gói mới)</w:t>
+            </w:r>
+          </w:p>
+        </w:tc>
+        <w:tc>
+          <w:tcPr>
+            <w:tcW w:type="dxa" w:w="1000"/>
+          </w:tcPr>
+          <w:p>
+            <w:pPr>
+              <w:spacing w:before="0" w:after="40"/>
+              <w:jc w:val="right"/>
+            </w:pPr>
+            <w:r>
+              <w:rPr>
+                <w:rFonts w:ascii="Times New Roman" w:hAnsi="Times New Roman" w:eastAsia="Times New Roman" w:cs="Times New Roman"/>
+                <w:b w:val="0"/>
+                <w:i w:val="0"/>
+                <w:caps w:val="0"/>
+                <w:color w:val="000000"/>
+                <w:sz w:val="24"/>
+              </w:rPr>
+              <w:t>4</w:t>
+            </w:r>
+          </w:p>
+        </w:tc>
+      </w:tr>
+      <w:tr>
+        <w:tc>
+          <w:tcPr>
+            <w:tcW w:type="dxa" w:w="1300"/>
+          </w:tcPr>
+          <w:p>
+            <w:pPr>
+              <w:spacing w:before="0" w:after="40"/>
+              <w:jc w:val="center"/>
+            </w:pPr>
+            <w:r>
+              <w:rPr>
+                <w:rFonts w:ascii="Times New Roman" w:hAnsi="Times New Roman" w:eastAsia="Times New Roman" w:cs="Times New Roman"/>
+                <w:b w:val="0"/>
+                <w:i w:val="0"/>
+                <w:caps w:val="0"/>
+                <w:color w:val="000000"/>
+                <w:sz w:val="24"/>
+              </w:rPr>
+              <w:t>CR01</w:t>
+            </w:r>
+          </w:p>
+        </w:tc>
+        <w:tc>
+          <w:tcPr>
+            <w:tcW w:type="dxa" w:w="2300"/>
+          </w:tcPr>
+          <w:p>
+            <w:pPr>
+              <w:spacing w:before="0" w:after="40"/>
+              <w:jc w:val="left"/>
+            </w:pPr>
+            <w:r>
+              <w:rPr>
+                <w:rFonts w:ascii="Times New Roman" w:hAnsi="Times New Roman" w:eastAsia="Times New Roman" w:cs="Times New Roman"/>
+                <w:b w:val="0"/>
+                <w:i w:val="0"/>
+                <w:caps w:val="0"/>
+                <w:color w:val="000000"/>
+                <w:sz w:val="24"/>
+              </w:rPr>
+              <w:t>01/2027/PL-ABCW, 27/05/2027</w:t>
+            </w:r>
+          </w:p>
+        </w:tc>
+        <w:tc>
+          <w:tcPr>
+            <w:tcW w:type="dxa" w:w="4700"/>
+          </w:tcPr>
+          <w:p>
+            <w:pPr>
+              <w:spacing w:before="0" w:after="40"/>
+              <w:jc w:val="left"/>
+            </w:pPr>
+            <w:r>
+              <w:rPr>
+                <w:rFonts w:ascii="Times New Roman" w:hAnsi="Times New Roman" w:eastAsia="Times New Roman" w:cs="Times New Roman"/>
+                <w:b w:val="0"/>
+                <w:i w:val="0"/>
+                <w:caps w:val="0"/>
+                <w:color w:val="000000"/>
+                <w:sz w:val="24"/>
+              </w:rPr>
+              <w:t>5.3.4 Nhận đơn hàng từ sàn vào luồng xử lý đơn hàng (gói mới)</w:t>
+            </w:r>
+          </w:p>
+        </w:tc>
+        <w:tc>
+          <w:tcPr>
+            <w:tcW w:type="dxa" w:w="1000"/>
+          </w:tcPr>
+          <w:p>
+            <w:pPr>
+              <w:spacing w:before="0" w:after="40"/>
+              <w:jc w:val="right"/>
+            </w:pPr>
+            <w:r>
+              <w:rPr>
+                <w:rFonts w:ascii="Times New Roman" w:hAnsi="Times New Roman" w:eastAsia="Times New Roman" w:cs="Times New Roman"/>
+                <w:b w:val="0"/>
+                <w:i w:val="0"/>
+                <w:caps w:val="0"/>
+                <w:color w:val="000000"/>
+                <w:sz w:val="24"/>
+              </w:rPr>
+              <w:t>6</w:t>
+            </w:r>
+          </w:p>
+        </w:tc>
+      </w:tr>
+      <w:tr>
+        <w:tc>
+          <w:tcPr>
+            <w:tcW w:type="dxa" w:w="1300"/>
+          </w:tcPr>
+          <w:p>
+            <w:pPr>
+              <w:spacing w:before="0" w:after="40"/>
+              <w:jc w:val="center"/>
+            </w:pPr>
+            <w:r>
+              <w:rPr>
+                <w:rFonts w:ascii="Times New Roman" w:hAnsi="Times New Roman" w:eastAsia="Times New Roman" w:cs="Times New Roman"/>
+                <w:b w:val="0"/>
+                <w:i w:val="0"/>
+                <w:caps w:val="0"/>
+                <w:color w:val="000000"/>
+                <w:sz w:val="24"/>
+              </w:rPr>
+              <w:t>CR01</w:t>
+            </w:r>
+          </w:p>
+        </w:tc>
+        <w:tc>
+          <w:tcPr>
+            <w:tcW w:type="dxa" w:w="2300"/>
+          </w:tcPr>
+          <w:p>
+            <w:pPr>
+              <w:spacing w:before="0" w:after="40"/>
+              <w:jc w:val="left"/>
+            </w:pPr>
+            <w:r>
+              <w:rPr>
+                <w:rFonts w:ascii="Times New Roman" w:hAnsi="Times New Roman" w:eastAsia="Times New Roman" w:cs="Times New Roman"/>
+                <w:b w:val="0"/>
+                <w:i w:val="0"/>
+                <w:caps w:val="0"/>
+                <w:color w:val="000000"/>
+                <w:sz w:val="24"/>
+              </w:rPr>
+              <w:t>01/2027/PL-ABCW, 27/05/2027</w:t>
+            </w:r>
+          </w:p>
+        </w:tc>
+        <w:tc>
+          <w:tcPr>
+            <w:tcW w:type="dxa" w:w="4700"/>
+          </w:tcPr>
+          <w:p>
+            <w:pPr>
+              <w:spacing w:before="0" w:after="40"/>
+              <w:jc w:val="left"/>
+            </w:pPr>
+            <w:r>
+              <w:rPr>
+                <w:rFonts w:ascii="Times New Roman" w:hAnsi="Times New Roman" w:eastAsia="Times New Roman" w:cs="Times New Roman"/>
+                <w:b w:val="0"/>
+                <w:i w:val="0"/>
+                <w:caps w:val="0"/>
+                <w:color w:val="000000"/>
+                <w:sz w:val="24"/>
+              </w:rPr>
+              <w:t>5.3.5 Cập nhật trạng thái đơn hàng và vận chuyển lên sàn (gói mới)</w:t>
+            </w:r>
+          </w:p>
+        </w:tc>
+        <w:tc>
+          <w:tcPr>
+            <w:tcW w:type="dxa" w:w="1000"/>
+          </w:tcPr>
+          <w:p>
+            <w:pPr>
+              <w:spacing w:before="0" w:after="40"/>
+              <w:jc w:val="right"/>
+            </w:pPr>
+            <w:r>
+              <w:rPr>
+                <w:rFonts w:ascii="Times New Roman" w:hAnsi="Times New Roman" w:eastAsia="Times New Roman" w:cs="Times New Roman"/>
+                <w:b w:val="0"/>
+                <w:i w:val="0"/>
+                <w:caps w:val="0"/>
+                <w:color w:val="000000"/>
+                <w:sz w:val="24"/>
+              </w:rPr>
+              <w:t>4</w:t>
+            </w:r>
+          </w:p>
+        </w:tc>
+      </w:tr>
+      <w:tr>
+        <w:tc>
+          <w:tcPr>
+            <w:tcW w:type="dxa" w:w="1300"/>
+          </w:tcPr>
+          <w:p>
+            <w:pPr>
+              <w:spacing w:before="0" w:after="40"/>
+              <w:jc w:val="center"/>
+            </w:pPr>
+            <w:r>
+              <w:rPr>
+                <w:rFonts w:ascii="Times New Roman" w:hAnsi="Times New Roman" w:eastAsia="Times New Roman" w:cs="Times New Roman"/>
+                <w:b w:val="0"/>
+                <w:i w:val="0"/>
+                <w:caps w:val="0"/>
+                <w:color w:val="000000"/>
+                <w:sz w:val="24"/>
+              </w:rPr>
+              <w:t>CR01</w:t>
+            </w:r>
+          </w:p>
+        </w:tc>
+        <w:tc>
+          <w:tcPr>
+            <w:tcW w:type="dxa" w:w="2300"/>
+          </w:tcPr>
+          <w:p>
+            <w:pPr>
+              <w:spacing w:before="0" w:after="40"/>
+              <w:jc w:val="left"/>
+            </w:pPr>
+            <w:r>
+              <w:rPr>
+                <w:rFonts w:ascii="Times New Roman" w:hAnsi="Times New Roman" w:eastAsia="Times New Roman" w:cs="Times New Roman"/>
+                <w:b w:val="0"/>
+                <w:i w:val="0"/>
+                <w:caps w:val="0"/>
+                <w:color w:val="000000"/>
+                <w:sz w:val="24"/>
+              </w:rPr>
+              <w:t>01/2027/PL-ABCW, 27/05/2027</w:t>
+            </w:r>
+          </w:p>
+        </w:tc>
+        <w:tc>
+          <w:tcPr>
+            <w:tcW w:type="dxa" w:w="4700"/>
+          </w:tcPr>
+          <w:p>
+            <w:pPr>
+              <w:spacing w:before="0" w:after="40"/>
+              <w:jc w:val="left"/>
+            </w:pPr>
+            <w:r>
+              <w:rPr>
+                <w:rFonts w:ascii="Times New Roman" w:hAnsi="Times New Roman" w:eastAsia="Times New Roman" w:cs="Times New Roman"/>
+                <w:b w:val="0"/>
+                <w:i w:val="0"/>
+                <w:caps w:val="0"/>
+                <w:color w:val="000000"/>
+                <w:sz w:val="24"/>
+              </w:rPr>
+              <w:t>5.3.6 Đối soát đơn hàng và thanh toán với sàn (gói mới)</w:t>
+            </w:r>
+          </w:p>
+        </w:tc>
+        <w:tc>
+          <w:tcPr>
+            <w:tcW w:type="dxa" w:w="1000"/>
+          </w:tcPr>
+          <w:p>
+            <w:pPr>
+              <w:spacing w:before="0" w:after="40"/>
+              <w:jc w:val="right"/>
+            </w:pPr>
+            <w:r>
+              <w:rPr>
+                <w:rFonts w:ascii="Times New Roman" w:hAnsi="Times New Roman" w:eastAsia="Times New Roman" w:cs="Times New Roman"/>
+                <w:b w:val="0"/>
+                <w:i w:val="0"/>
+                <w:caps w:val="0"/>
+                <w:color w:val="000000"/>
+                <w:sz w:val="24"/>
+              </w:rPr>
+              <w:t>5</w:t>
+            </w:r>
+          </w:p>
+        </w:tc>
+      </w:tr>
+      <w:tr>
+        <w:tc>
+          <w:tcPr>
+            <w:tcW w:type="dxa" w:w="1300"/>
+          </w:tcPr>
+          <w:p>
+            <w:pPr>
+              <w:spacing w:before="0" w:after="40"/>
+              <w:jc w:val="center"/>
+            </w:pPr>
+            <w:r>
+              <w:rPr>
+                <w:rFonts w:ascii="Times New Roman" w:hAnsi="Times New Roman" w:eastAsia="Times New Roman" w:cs="Times New Roman"/>
+                <w:b w:val="0"/>
+                <w:i w:val="0"/>
+                <w:caps w:val="0"/>
+                <w:color w:val="000000"/>
+                <w:sz w:val="24"/>
+              </w:rPr>
+              <w:t>CR01</w:t>
+            </w:r>
+          </w:p>
+        </w:tc>
+        <w:tc>
+          <w:tcPr>
+            <w:tcW w:type="dxa" w:w="2300"/>
+          </w:tcPr>
+          <w:p>
+            <w:pPr>
+              <w:spacing w:before="0" w:after="40"/>
+              <w:jc w:val="left"/>
+            </w:pPr>
+            <w:r>
+              <w:rPr>
+                <w:rFonts w:ascii="Times New Roman" w:hAnsi="Times New Roman" w:eastAsia="Times New Roman" w:cs="Times New Roman"/>
+                <w:b w:val="0"/>
+                <w:i w:val="0"/>
+                <w:caps w:val="0"/>
+                <w:color w:val="000000"/>
+                <w:sz w:val="24"/>
+              </w:rPr>
+              <w:t>01/2027/PL-ABCW, 27/05/2027</w:t>
+            </w:r>
+          </w:p>
+        </w:tc>
+        <w:tc>
+          <w:tcPr>
+            <w:tcW w:type="dxa" w:w="4700"/>
+          </w:tcPr>
+          <w:p>
+            <w:pPr>
+              <w:spacing w:before="0" w:after="40"/>
+              <w:jc w:val="left"/>
+            </w:pPr>
+            <w:r>
+              <w:rPr>
+                <w:rFonts w:ascii="Times New Roman" w:hAnsi="Times New Roman" w:eastAsia="Times New Roman" w:cs="Times New Roman"/>
+                <w:b w:val="0"/>
+                <w:i w:val="0"/>
+                <w:caps w:val="0"/>
+                <w:color w:val="000000"/>
+                <w:sz w:val="24"/>
+              </w:rPr>
+              <w:t>5.3.7 Giao diện quản trị kênh sàn gồm ánh xạ sản phẩm, theo dõi đồng bộ và kết quả đối soát (gói mới)</w:t>
+            </w:r>
+          </w:p>
+        </w:tc>
+        <w:tc>
+          <w:tcPr>
+            <w:tcW w:type="dxa" w:w="1000"/>
+          </w:tcPr>
+          <w:p>
+            <w:pPr>
+              <w:spacing w:before="0" w:after="40"/>
+              <w:jc w:val="right"/>
+            </w:pPr>
+            <w:r>
+              <w:rPr>
+                <w:rFonts w:ascii="Times New Roman" w:hAnsi="Times New Roman" w:eastAsia="Times New Roman" w:cs="Times New Roman"/>
+                <w:b w:val="0"/>
+                <w:i w:val="0"/>
+                <w:caps w:val="0"/>
+                <w:color w:val="000000"/>
+                <w:sz w:val="24"/>
+              </w:rPr>
+              <w:t>5</w:t>
+            </w:r>
+          </w:p>
+        </w:tc>
+      </w:tr>
+      <w:tr>
+        <w:tc>
+          <w:tcPr>
+            <w:tcW w:type="dxa" w:w="1300"/>
+          </w:tcPr>
+          <w:p>
+            <w:pPr>
+              <w:spacing w:before="0" w:after="40"/>
+              <w:jc w:val="center"/>
+            </w:pPr>
+            <w:r>
+              <w:rPr>
+                <w:rFonts w:ascii="Times New Roman" w:hAnsi="Times New Roman" w:eastAsia="Times New Roman" w:cs="Times New Roman"/>
+                <w:b w:val="0"/>
+                <w:i w:val="0"/>
+                <w:caps w:val="0"/>
+                <w:color w:val="000000"/>
+                <w:sz w:val="24"/>
+              </w:rPr>
+              <w:t>CR01</w:t>
+            </w:r>
+          </w:p>
+        </w:tc>
+        <w:tc>
+          <w:tcPr>
+            <w:tcW w:type="dxa" w:w="2300"/>
+          </w:tcPr>
+          <w:p>
+            <w:pPr>
+              <w:spacing w:before="0" w:after="40"/>
+              <w:jc w:val="left"/>
+            </w:pPr>
+            <w:r>
+              <w:rPr>
+                <w:rFonts w:ascii="Times New Roman" w:hAnsi="Times New Roman" w:eastAsia="Times New Roman" w:cs="Times New Roman"/>
+                <w:b w:val="0"/>
+                <w:i w:val="0"/>
+                <w:caps w:val="0"/>
+                <w:color w:val="000000"/>
+                <w:sz w:val="24"/>
+              </w:rPr>
+              <w:t>01/2027/PL-ABCW, 27/05/2027</w:t>
+            </w:r>
+          </w:p>
+        </w:tc>
+        <w:tc>
+          <w:tcPr>
+            <w:tcW w:type="dxa" w:w="4700"/>
+          </w:tcPr>
+          <w:p>
+            <w:pPr>
+              <w:spacing w:before="0" w:after="40"/>
+              <w:jc w:val="left"/>
+            </w:pPr>
+            <w:r>
+              <w:rPr>
+                <w:rFonts w:ascii="Times New Roman" w:hAnsi="Times New Roman" w:eastAsia="Times New Roman" w:cs="Times New Roman"/>
+                <w:b w:val="0"/>
+                <w:i w:val="0"/>
+                <w:caps w:val="0"/>
+                <w:color w:val="000000"/>
+                <w:sz w:val="24"/>
+              </w:rPr>
+              <w:t>5.4.1 Kịch bản kiểm thử bán hàng trên sàn thương mại điện tử (gói mới)</w:t>
+            </w:r>
+          </w:p>
+        </w:tc>
+        <w:tc>
+          <w:tcPr>
+            <w:tcW w:type="dxa" w:w="1000"/>
+          </w:tcPr>
+          <w:p>
+            <w:pPr>
+              <w:spacing w:before="0" w:after="40"/>
+              <w:jc w:val="right"/>
+            </w:pPr>
+            <w:r>
+              <w:rPr>
+                <w:rFonts w:ascii="Times New Roman" w:hAnsi="Times New Roman" w:eastAsia="Times New Roman" w:cs="Times New Roman"/>
+                <w:b w:val="0"/>
+                <w:i w:val="0"/>
+                <w:caps w:val="0"/>
+                <w:color w:val="000000"/>
+                <w:sz w:val="24"/>
+              </w:rPr>
+              <w:t>3</w:t>
+            </w:r>
+          </w:p>
+        </w:tc>
+      </w:tr>
+      <w:tr>
+        <w:tc>
+          <w:tcPr>
+            <w:tcW w:type="dxa" w:w="1300"/>
+          </w:tcPr>
+          <w:p>
+            <w:pPr>
+              <w:spacing w:before="0" w:after="40"/>
+              <w:jc w:val="center"/>
+            </w:pPr>
+            <w:r>
+              <w:rPr>
+                <w:rFonts w:ascii="Times New Roman" w:hAnsi="Times New Roman" w:eastAsia="Times New Roman" w:cs="Times New Roman"/>
+                <w:b w:val="0"/>
+                <w:i w:val="0"/>
+                <w:caps w:val="0"/>
+                <w:color w:val="000000"/>
+                <w:sz w:val="24"/>
+              </w:rPr>
+              <w:t>CR01</w:t>
+            </w:r>
+          </w:p>
+        </w:tc>
+        <w:tc>
+          <w:tcPr>
+            <w:tcW w:type="dxa" w:w="2300"/>
+          </w:tcPr>
+          <w:p>
+            <w:pPr>
+              <w:spacing w:before="0" w:after="40"/>
+              <w:jc w:val="left"/>
+            </w:pPr>
+            <w:r>
+              <w:rPr>
+                <w:rFonts w:ascii="Times New Roman" w:hAnsi="Times New Roman" w:eastAsia="Times New Roman" w:cs="Times New Roman"/>
+                <w:b w:val="0"/>
+                <w:i w:val="0"/>
+                <w:caps w:val="0"/>
+                <w:color w:val="000000"/>
+                <w:sz w:val="24"/>
+              </w:rPr>
+              <w:t>01/2027/PL-ABCW, 27/05/2027</w:t>
+            </w:r>
+          </w:p>
+        </w:tc>
+        <w:tc>
+          <w:tcPr>
+            <w:tcW w:type="dxa" w:w="4700"/>
+          </w:tcPr>
+          <w:p>
+            <w:pPr>
+              <w:spacing w:before="0" w:after="40"/>
+              <w:jc w:val="left"/>
+            </w:pPr>
+            <w:r>
+              <w:rPr>
+                <w:rFonts w:ascii="Times New Roman" w:hAnsi="Times New Roman" w:eastAsia="Times New Roman" w:cs="Times New Roman"/>
+                <w:b w:val="0"/>
+                <w:i w:val="0"/>
+                <w:caps w:val="0"/>
+                <w:color w:val="000000"/>
+                <w:sz w:val="24"/>
+              </w:rPr>
+              <w:t>5.4.2 Kiểm thử tích hợp với môi trường thử của sàn (gói mới)</w:t>
+            </w:r>
+          </w:p>
+        </w:tc>
+        <w:tc>
+          <w:tcPr>
+            <w:tcW w:type="dxa" w:w="1000"/>
+          </w:tcPr>
+          <w:p>
+            <w:pPr>
+              <w:spacing w:before="0" w:after="40"/>
+              <w:jc w:val="right"/>
+            </w:pPr>
+            <w:r>
+              <w:rPr>
+                <w:rFonts w:ascii="Times New Roman" w:hAnsi="Times New Roman" w:eastAsia="Times New Roman" w:cs="Times New Roman"/>
+                <w:b w:val="0"/>
+                <w:i w:val="0"/>
+                <w:caps w:val="0"/>
+                <w:color w:val="000000"/>
+                <w:sz w:val="24"/>
+              </w:rPr>
+              <w:t>6</w:t>
+            </w:r>
+          </w:p>
+        </w:tc>
+      </w:tr>
+      <w:tr>
+        <w:tc>
+          <w:tcPr>
+            <w:tcW w:type="dxa" w:w="1300"/>
+          </w:tcPr>
+          <w:p>
+            <w:pPr>
+              <w:spacing w:before="0" w:after="40"/>
+              <w:jc w:val="center"/>
+            </w:pPr>
+            <w:r>
+              <w:rPr>
+                <w:rFonts w:ascii="Times New Roman" w:hAnsi="Times New Roman" w:eastAsia="Times New Roman" w:cs="Times New Roman"/>
+                <w:b w:val="0"/>
+                <w:i w:val="0"/>
+                <w:caps w:val="0"/>
+                <w:color w:val="000000"/>
+                <w:sz w:val="24"/>
+              </w:rPr>
+              <w:t>CR01</w:t>
+            </w:r>
+          </w:p>
+        </w:tc>
+        <w:tc>
+          <w:tcPr>
+            <w:tcW w:type="dxa" w:w="2300"/>
+          </w:tcPr>
+          <w:p>
+            <w:pPr>
+              <w:spacing w:before="0" w:after="40"/>
+              <w:jc w:val="left"/>
+            </w:pPr>
+            <w:r>
+              <w:rPr>
+                <w:rFonts w:ascii="Times New Roman" w:hAnsi="Times New Roman" w:eastAsia="Times New Roman" w:cs="Times New Roman"/>
+                <w:b w:val="0"/>
+                <w:i w:val="0"/>
+                <w:caps w:val="0"/>
+                <w:color w:val="000000"/>
+                <w:sz w:val="24"/>
+              </w:rPr>
+              <w:t>01/2027/PL-ABCW, 27/05/2027</w:t>
+            </w:r>
+          </w:p>
+        </w:tc>
+        <w:tc>
+          <w:tcPr>
+            <w:tcW w:type="dxa" w:w="4700"/>
+          </w:tcPr>
+          <w:p>
+            <w:pPr>
+              <w:spacing w:before="0" w:after="40"/>
+              <w:jc w:val="left"/>
+            </w:pPr>
+            <w:r>
+              <w:rPr>
+                <w:rFonts w:ascii="Times New Roman" w:hAnsi="Times New Roman" w:eastAsia="Times New Roman" w:cs="Times New Roman"/>
+                <w:b w:val="0"/>
+                <w:i w:val="0"/>
+                <w:caps w:val="0"/>
+                <w:color w:val="000000"/>
+                <w:sz w:val="24"/>
+              </w:rPr>
+              <w:t>5.4.3 Kiểm thử hệ thống luồng bán hàng trên sàn gồm đồng bộ, nhận đơn, trạng thái và đối soát (gói mới)</w:t>
+            </w:r>
+          </w:p>
+        </w:tc>
+        <w:tc>
+          <w:tcPr>
+            <w:tcW w:type="dxa" w:w="1000"/>
+          </w:tcPr>
+          <w:p>
+            <w:pPr>
+              <w:spacing w:before="0" w:after="40"/>
+              <w:jc w:val="right"/>
+            </w:pPr>
+            <w:r>
+              <w:rPr>
+                <w:rFonts w:ascii="Times New Roman" w:hAnsi="Times New Roman" w:eastAsia="Times New Roman" w:cs="Times New Roman"/>
+                <w:b w:val="0"/>
+                <w:i w:val="0"/>
+                <w:caps w:val="0"/>
+                <w:color w:val="000000"/>
+                <w:sz w:val="24"/>
+              </w:rPr>
+              <w:t>4</w:t>
+            </w:r>
+          </w:p>
+        </w:tc>
+      </w:tr>
+      <w:tr>
+        <w:tc>
+          <w:tcPr>
+            <w:tcW w:type="dxa" w:w="1300"/>
+          </w:tcPr>
+          <w:p>
+            <w:pPr>
+              <w:spacing w:before="0" w:after="40"/>
+              <w:jc w:val="center"/>
+            </w:pPr>
+            <w:r>
+              <w:rPr>
+                <w:rFonts w:ascii="Times New Roman" w:hAnsi="Times New Roman" w:eastAsia="Times New Roman" w:cs="Times New Roman"/>
+                <w:b w:val="0"/>
+                <w:i w:val="0"/>
+                <w:caps w:val="0"/>
+                <w:color w:val="000000"/>
+                <w:sz w:val="24"/>
+              </w:rPr>
+              <w:t>CR01</w:t>
+            </w:r>
+          </w:p>
+        </w:tc>
+        <w:tc>
+          <w:tcPr>
+            <w:tcW w:type="dxa" w:w="2300"/>
+          </w:tcPr>
+          <w:p>
+            <w:pPr>
+              <w:spacing w:before="0" w:after="40"/>
+              <w:jc w:val="left"/>
+            </w:pPr>
+            <w:r>
+              <w:rPr>
+                <w:rFonts w:ascii="Times New Roman" w:hAnsi="Times New Roman" w:eastAsia="Times New Roman" w:cs="Times New Roman"/>
+                <w:b w:val="0"/>
+                <w:i w:val="0"/>
+                <w:caps w:val="0"/>
+                <w:color w:val="000000"/>
+                <w:sz w:val="24"/>
+              </w:rPr>
+              <w:t>01/2027/PL-ABCW, 27/05/2027</w:t>
+            </w:r>
+          </w:p>
+        </w:tc>
+        <w:tc>
+          <w:tcPr>
+            <w:tcW w:type="dxa" w:w="4700"/>
+          </w:tcPr>
+          <w:p>
+            <w:pPr>
+              <w:spacing w:before="0" w:after="40"/>
+              <w:jc w:val="left"/>
+            </w:pPr>
+            <w:r>
+              <w:rPr>
+                <w:rFonts w:ascii="Times New Roman" w:hAnsi="Times New Roman" w:eastAsia="Times New Roman" w:cs="Times New Roman"/>
+                <w:b w:val="0"/>
+                <w:i w:val="0"/>
+                <w:caps w:val="0"/>
+                <w:color w:val="000000"/>
+                <w:sz w:val="24"/>
+              </w:rPr>
+              <w:t>5.4.4 Khắc phục lỗi và kiểm thử lại sau kiểm thử bán hàng trên sàn (gói mới)</w:t>
+            </w:r>
+          </w:p>
+        </w:tc>
+        <w:tc>
+          <w:tcPr>
+            <w:tcW w:type="dxa" w:w="1000"/>
+          </w:tcPr>
+          <w:p>
+            <w:pPr>
+              <w:spacing w:before="0" w:after="40"/>
+              <w:jc w:val="right"/>
+            </w:pPr>
+            <w:r>
+              <w:rPr>
+                <w:rFonts w:ascii="Times New Roman" w:hAnsi="Times New Roman" w:eastAsia="Times New Roman" w:cs="Times New Roman"/>
+                <w:b w:val="0"/>
+                <w:i w:val="0"/>
+                <w:caps w:val="0"/>
+                <w:color w:val="000000"/>
+                <w:sz w:val="24"/>
+              </w:rPr>
+              <w:t>3</w:t>
+            </w:r>
+          </w:p>
+        </w:tc>
+      </w:tr>
+      <w:tr>
+        <w:tc>
+          <w:tcPr>
+            <w:tcW w:type="dxa" w:w="1300"/>
+          </w:tcPr>
+          <w:p>
+            <w:pPr>
+              <w:spacing w:before="0" w:after="40"/>
+              <w:jc w:val="center"/>
+            </w:pPr>
+            <w:r>
+              <w:rPr>
+                <w:rFonts w:ascii="Times New Roman" w:hAnsi="Times New Roman" w:eastAsia="Times New Roman" w:cs="Times New Roman"/>
+                <w:b w:val="0"/>
+                <w:i w:val="0"/>
+                <w:caps w:val="0"/>
+                <w:color w:val="000000"/>
+                <w:sz w:val="24"/>
+              </w:rPr>
+              <w:t>CR01</w:t>
+            </w:r>
+          </w:p>
+        </w:tc>
+        <w:tc>
+          <w:tcPr>
+            <w:tcW w:type="dxa" w:w="2300"/>
+          </w:tcPr>
+          <w:p>
+            <w:pPr>
+              <w:spacing w:before="0" w:after="40"/>
+              <w:jc w:val="left"/>
+            </w:pPr>
+            <w:r>
+              <w:rPr>
+                <w:rFonts w:ascii="Times New Roman" w:hAnsi="Times New Roman" w:eastAsia="Times New Roman" w:cs="Times New Roman"/>
+                <w:b w:val="0"/>
+                <w:i w:val="0"/>
+                <w:caps w:val="0"/>
+                <w:color w:val="000000"/>
+                <w:sz w:val="24"/>
+              </w:rPr>
+              <w:t>01/2027/PL-ABCW, 27/05/2027</w:t>
+            </w:r>
+          </w:p>
+        </w:tc>
+        <w:tc>
+          <w:tcPr>
+            <w:tcW w:type="dxa" w:w="4700"/>
+          </w:tcPr>
+          <w:p>
+            <w:pPr>
+              <w:spacing w:before="0" w:after="40"/>
+              <w:jc w:val="left"/>
+            </w:pPr>
+            <w:r>
+              <w:rPr>
+                <w:rFonts w:ascii="Times New Roman" w:hAnsi="Times New Roman" w:eastAsia="Times New Roman" w:cs="Times New Roman"/>
+                <w:b w:val="0"/>
+                <w:i w:val="0"/>
+                <w:caps w:val="0"/>
+                <w:color w:val="000000"/>
+                <w:sz w:val="24"/>
+              </w:rPr>
+              <w:t>5.4.5 Tổ chức và hỗ trợ kiểm thử chấp nhận bán hàng trên sàn cùng Chủ đầu tư (gói mới)</w:t>
+            </w:r>
+          </w:p>
+        </w:tc>
+        <w:tc>
+          <w:tcPr>
+            <w:tcW w:type="dxa" w:w="1000"/>
+          </w:tcPr>
+          <w:p>
+            <w:pPr>
+              <w:spacing w:before="0" w:after="40"/>
+              <w:jc w:val="right"/>
+            </w:pPr>
+            <w:r>
+              <w:rPr>
+                <w:rFonts w:ascii="Times New Roman" w:hAnsi="Times New Roman" w:eastAsia="Times New Roman" w:cs="Times New Roman"/>
+                <w:b w:val="0"/>
+                <w:i w:val="0"/>
+                <w:caps w:val="0"/>
+                <w:color w:val="000000"/>
+                <w:sz w:val="24"/>
+              </w:rPr>
+              <w:t>3</w:t>
+            </w:r>
+          </w:p>
+        </w:tc>
+      </w:tr>
+      <w:tr>
+        <w:tc>
+          <w:tcPr>
+            <w:tcW w:type="dxa" w:w="1300"/>
+          </w:tcPr>
+          <w:p>
+            <w:pPr>
+              <w:spacing w:before="0" w:after="40"/>
+              <w:jc w:val="center"/>
+            </w:pPr>
+            <w:r>
+              <w:rPr>
+                <w:rFonts w:ascii="Times New Roman" w:hAnsi="Times New Roman" w:eastAsia="Times New Roman" w:cs="Times New Roman"/>
+                <w:b w:val="0"/>
+                <w:i w:val="0"/>
+                <w:caps w:val="0"/>
+                <w:color w:val="000000"/>
+                <w:sz w:val="24"/>
+              </w:rPr>
+              <w:t>CR01</w:t>
+            </w:r>
+          </w:p>
+        </w:tc>
+        <w:tc>
+          <w:tcPr>
+            <w:tcW w:type="dxa" w:w="2300"/>
+          </w:tcPr>
+          <w:p>
+            <w:pPr>
+              <w:spacing w:before="0" w:after="40"/>
+              <w:jc w:val="left"/>
+            </w:pPr>
+            <w:r>
+              <w:rPr>
+                <w:rFonts w:ascii="Times New Roman" w:hAnsi="Times New Roman" w:eastAsia="Times New Roman" w:cs="Times New Roman"/>
+                <w:b w:val="0"/>
+                <w:i w:val="0"/>
+                <w:caps w:val="0"/>
+                <w:color w:val="000000"/>
+                <w:sz w:val="24"/>
+              </w:rPr>
+              <w:t>01/2027/PL-ABCW, 27/05/2027</w:t>
+            </w:r>
+          </w:p>
+        </w:tc>
+        <w:tc>
+          <w:tcPr>
+            <w:tcW w:type="dxa" w:w="4700"/>
+          </w:tcPr>
+          <w:p>
+            <w:pPr>
+              <w:spacing w:before="0" w:after="40"/>
+              <w:jc w:val="left"/>
+            </w:pPr>
+            <w:r>
+              <w:rPr>
+                <w:rFonts w:ascii="Times New Roman" w:hAnsi="Times New Roman" w:eastAsia="Times New Roman" w:cs="Times New Roman"/>
+                <w:b w:val="0"/>
+                <w:i w:val="0"/>
+                <w:caps w:val="0"/>
+                <w:color w:val="000000"/>
+                <w:sz w:val="24"/>
+              </w:rPr>
+              <w:t>5.5.1 Cấu hình kết nối sàn trên môi trường vận hành (gói mới)</w:t>
+            </w:r>
+          </w:p>
+        </w:tc>
+        <w:tc>
+          <w:tcPr>
+            <w:tcW w:type="dxa" w:w="1000"/>
+          </w:tcPr>
+          <w:p>
+            <w:pPr>
+              <w:spacing w:before="0" w:after="40"/>
+              <w:jc w:val="right"/>
+            </w:pPr>
+            <w:r>
+              <w:rPr>
+                <w:rFonts w:ascii="Times New Roman" w:hAnsi="Times New Roman" w:eastAsia="Times New Roman" w:cs="Times New Roman"/>
+                <w:b w:val="0"/>
+                <w:i w:val="0"/>
+                <w:caps w:val="0"/>
+                <w:color w:val="000000"/>
+                <w:sz w:val="24"/>
+              </w:rPr>
+              <w:t>2</w:t>
+            </w:r>
+          </w:p>
+        </w:tc>
+      </w:tr>
+      <w:tr>
+        <w:tc>
+          <w:tcPr>
+            <w:tcW w:type="dxa" w:w="1300"/>
+          </w:tcPr>
+          <w:p>
+            <w:pPr>
+              <w:spacing w:before="0" w:after="40"/>
+              <w:jc w:val="center"/>
+            </w:pPr>
+            <w:r>
+              <w:rPr>
+                <w:rFonts w:ascii="Times New Roman" w:hAnsi="Times New Roman" w:eastAsia="Times New Roman" w:cs="Times New Roman"/>
+                <w:b w:val="0"/>
+                <w:i w:val="0"/>
+                <w:caps w:val="0"/>
+                <w:color w:val="000000"/>
+                <w:sz w:val="24"/>
+              </w:rPr>
+              <w:t>CR01</w:t>
+            </w:r>
+          </w:p>
+        </w:tc>
+        <w:tc>
+          <w:tcPr>
+            <w:tcW w:type="dxa" w:w="2300"/>
+          </w:tcPr>
+          <w:p>
+            <w:pPr>
+              <w:spacing w:before="0" w:after="40"/>
+              <w:jc w:val="left"/>
+            </w:pPr>
+            <w:r>
+              <w:rPr>
+                <w:rFonts w:ascii="Times New Roman" w:hAnsi="Times New Roman" w:eastAsia="Times New Roman" w:cs="Times New Roman"/>
+                <w:b w:val="0"/>
+                <w:i w:val="0"/>
+                <w:caps w:val="0"/>
+                <w:color w:val="000000"/>
+                <w:sz w:val="24"/>
+              </w:rPr>
+              <w:t>01/2027/PL-ABCW, 27/05/2027</w:t>
+            </w:r>
+          </w:p>
+        </w:tc>
+        <w:tc>
+          <w:tcPr>
+            <w:tcW w:type="dxa" w:w="4700"/>
+          </w:tcPr>
+          <w:p>
+            <w:pPr>
+              <w:spacing w:before="0" w:after="40"/>
+              <w:jc w:val="left"/>
+            </w:pPr>
+            <w:r>
+              <w:rPr>
+                <w:rFonts w:ascii="Times New Roman" w:hAnsi="Times New Roman" w:eastAsia="Times New Roman" w:cs="Times New Roman"/>
+                <w:b w:val="0"/>
+                <w:i w:val="0"/>
+                <w:caps w:val="0"/>
+                <w:color w:val="000000"/>
+                <w:sz w:val="24"/>
+              </w:rPr>
+              <w:t>5.5.2 Tài liệu và buổi hướng dẫn sử dụng bán hàng trên sàn cho cán bộ Chủ đầu tư (gói mới)</w:t>
+            </w:r>
+          </w:p>
+        </w:tc>
+        <w:tc>
+          <w:tcPr>
+            <w:tcW w:type="dxa" w:w="1000"/>
+          </w:tcPr>
+          <w:p>
+            <w:pPr>
+              <w:spacing w:before="0" w:after="40"/>
+              <w:jc w:val="right"/>
+            </w:pPr>
+            <w:r>
+              <w:rPr>
+                <w:rFonts w:ascii="Times New Roman" w:hAnsi="Times New Roman" w:eastAsia="Times New Roman" w:cs="Times New Roman"/>
+                <w:b w:val="0"/>
+                <w:i w:val="0"/>
+                <w:caps w:val="0"/>
+                <w:color w:val="000000"/>
+                <w:sz w:val="24"/>
+              </w:rPr>
+              <w:t>3</w:t>
+            </w:r>
+          </w:p>
+        </w:tc>
+      </w:tr>
+      <w:tr>
+        <w:tc>
+          <w:tcPr>
+            <w:tcW w:type="dxa" w:w="1300"/>
+          </w:tcPr>
+          <w:p>
+            <w:pPr>
+              <w:spacing w:before="0" w:after="40"/>
+              <w:jc w:val="center"/>
+            </w:pPr>
+            <w:r>
+              <w:rPr>
+                <w:rFonts w:ascii="Times New Roman" w:hAnsi="Times New Roman" w:eastAsia="Times New Roman" w:cs="Times New Roman"/>
+                <w:b w:val="0"/>
+                <w:i w:val="0"/>
+                <w:caps w:val="0"/>
+                <w:color w:val="000000"/>
+                <w:sz w:val="24"/>
+              </w:rPr>
+              <w:t>CR01</w:t>
+            </w:r>
+          </w:p>
+        </w:tc>
+        <w:tc>
+          <w:tcPr>
+            <w:tcW w:type="dxa" w:w="2300"/>
+          </w:tcPr>
+          <w:p>
+            <w:pPr>
+              <w:spacing w:before="0" w:after="40"/>
+              <w:jc w:val="left"/>
+            </w:pPr>
+            <w:r>
+              <w:rPr>
+                <w:rFonts w:ascii="Times New Roman" w:hAnsi="Times New Roman" w:eastAsia="Times New Roman" w:cs="Times New Roman"/>
+                <w:b w:val="0"/>
+                <w:i w:val="0"/>
+                <w:caps w:val="0"/>
+                <w:color w:val="000000"/>
+                <w:sz w:val="24"/>
+              </w:rPr>
+              <w:t>01/2027/PL-ABCW, 27/05/2027</w:t>
+            </w:r>
+          </w:p>
+        </w:tc>
+        <w:tc>
+          <w:tcPr>
+            <w:tcW w:type="dxa" w:w="4700"/>
+          </w:tcPr>
+          <w:p>
+            <w:pPr>
+              <w:spacing w:before="0" w:after="40"/>
+              <w:jc w:val="left"/>
+            </w:pPr>
+            <w:r>
+              <w:rPr>
+                <w:rFonts w:ascii="Times New Roman" w:hAnsi="Times New Roman" w:eastAsia="Times New Roman" w:cs="Times New Roman"/>
+                <w:b w:val="0"/>
+                <w:i w:val="0"/>
+                <w:caps w:val="0"/>
+                <w:color w:val="000000"/>
+                <w:sz w:val="24"/>
+              </w:rPr>
+              <w:t>5.5.3 Bàn giao mã nguồn, tài liệu kỹ thuật và danh mục thư viện phần bán hàng trên sàn thương mại điện tử (gói mới)</w:t>
+            </w:r>
+          </w:p>
+        </w:tc>
+        <w:tc>
+          <w:tcPr>
+            <w:tcW w:type="dxa" w:w="1000"/>
+          </w:tcPr>
+          <w:p>
+            <w:pPr>
+              <w:spacing w:before="0" w:after="40"/>
+              <w:jc w:val="right"/>
+            </w:pPr>
+            <w:r>
+              <w:rPr>
+                <w:rFonts w:ascii="Times New Roman" w:hAnsi="Times New Roman" w:eastAsia="Times New Roman" w:cs="Times New Roman"/>
+                <w:b w:val="0"/>
+                <w:i w:val="0"/>
+                <w:caps w:val="0"/>
+                <w:color w:val="000000"/>
+                <w:sz w:val="24"/>
+              </w:rPr>
+              <w:t>1</w:t>
             </w:r>
           </w:p>
         </w:tc>
@@ -8645,7 +11551,7 @@
           <w:color w:val="000000"/>
           <w:sz w:val="26"/>
         </w:rPr>
-        <w:t>6. Phân bổ theo hạng mục Mẫu 01A</w:t>
+        <w:t>7. Phân bổ theo hạng mục Mẫu 01A</w:t>
       </w:r>
     </w:p>
     <w:p>
@@ -8841,7 +11747,7 @@
                 <w:color w:val="000000"/>
                 <w:sz w:val="24"/>
               </w:rPr>
-              <w:t>1.1, 1.2.1, 1.2.2, 1.2.3, 1.3.1, 2.1.1, 2.1.2, 2.1.3, 2.1.4, 2.1.5, 2.1.6, 2.1.7, 2.2.2, 2.2.4</w:t>
+              <w:t>1.1.1, 1.1.2, 1.1.3, 1.1.4, 1.2.1, 2.1, 2.2.1, 2.2.2, 3.1, 3.2.1, 3.2.2, 3.2.5, 4.1, 4.2.1, 4.2.2, 4.2.4, 5.1, 5.2.1, 5.2.2, 5.2.4</w:t>
             </w:r>
           </w:p>
         </w:tc>
@@ -8863,7 +11769,7 @@
                 <w:color w:val="000000"/>
                 <w:sz w:val="24"/>
               </w:rPr>
-              <w:t>48,06</w:t>
+              <w:t>61,06</w:t>
             </w:r>
           </w:p>
         </w:tc>
@@ -8931,7 +11837,7 @@
                 <w:color w:val="000000"/>
                 <w:sz w:val="24"/>
               </w:rPr>
-              <w:t>1.2.1, 1.2.2, 1.2.3, 1.3.1, 2.1.7, 2.2.1</w:t>
+              <w:t>1.1.2, 1.1.3, 1.1.4, 2.1.2, 2.1.3, 2.1.4, 3.1.3, 3.1.4, 3.1.5, 3.2.3, 3.2.5, 4.1</w:t>
             </w:r>
           </w:p>
         </w:tc>
@@ -9021,7 +11927,7 @@
                 <w:color w:val="000000"/>
                 <w:sz w:val="24"/>
               </w:rPr>
-              <w:t>1.2.1, 1.2.2, 1.2.3, 1.3.1, 2.1.7, 2.2.3</w:t>
+              <w:t>1.1.2, 1.1.3, 1.1.4, 2.1.2, 2.1.3, 2.1.4, 3.1.3, 3.1.4, 3.1.5, 3.2.5, 4.1, 4.2.3</w:t>
             </w:r>
           </w:p>
         </w:tc>
@@ -9111,7 +12017,7 @@
                 <w:color w:val="000000"/>
                 <w:sz w:val="24"/>
               </w:rPr>
-              <w:t>1.2.1, 1.2.2, 1.2.3, 1.3.1, 2.1.7, 2.3.1, 2.3.2, 2.3.3, 2.3.4, 2.3.5</w:t>
+              <w:t>1.1.2, 1.1.3, 1.1.4, 1.2.2, 1.2.3, 2.1.2, 2.1.3, 2.1.4, 2.2.3, 2.2.4, 3.1.3, 3.1.4, 3.1.5, 3.2.4, 3.2.5, 4.1</w:t>
             </w:r>
           </w:p>
         </w:tc>
@@ -9201,7 +12107,7 @@
                 <w:color w:val="000000"/>
                 <w:sz w:val="24"/>
               </w:rPr>
-              <w:t>1.2.1, 1.2.2, 1.2.3, 1.2.4, 1.3.1, 1.3.2, 2.3.6, 3.1, 3.2, 3.3, 3.4, 3.5.1, 6.1.1, 6.1.3, 8.1.1</w:t>
+              <w:t>1.1.2, 1.1.3, 1.1.4, 1.2.4, 1.2.5, 1.2.6, 1.2.7, 1.2.8, 1.3, 1.4.1, 1.4.2, 1.4.3, 1.4.4, 1.4.5, 1.4.6, 1.4.7, 1.5.1, 2.1.2, 2.1.3, 2.1.4, 3.1.3, 3.1.4, 3.1.5, 3.3.11, 4.1, 4.3.1, 4.3.3, 4.4.6</w:t>
             </w:r>
           </w:p>
         </w:tc>
@@ -9291,7 +12197,7 @@
                 <w:color w:val="000000"/>
                 <w:sz w:val="24"/>
               </w:rPr>
-              <w:t>1.2.1, 1.2.2, 1.2.3, 1.2.4, 1.3.1, 1.3.2, 2.3.6, 4.1, 4.2, 4.3, 4.4, 4.5.1, 6.1.1, 6.1.3, 6.1.4, 8.1.1</w:t>
+              <w:t>1.1.2, 1.1.3, 1.1.4, 1.2.4, 1.5.1, 2.1.2, 2.1.3, 2.1.4, 2.2.5, 2.2.6, 2.2.7, 2.2.8, 2.3, 2.4.1, 2.4.2, 2.4.3, 2.4.4, 2.4.5, 2.4.6, 2.4.7, 3.1.3, 3.1.4, 3.1.5, 3.3.11, 4.1, 4.3.1, 4.3.3, 4.3.4, 4.4.6</w:t>
             </w:r>
           </w:p>
         </w:tc>
@@ -9381,7 +12287,7 @@
                 <w:color w:val="000000"/>
                 <w:sz w:val="24"/>
               </w:rPr>
-              <w:t>1.2.1, 1.2.2, 1.2.3, 1.2.4, 1.3.1, 1.3.2, 2.3.6, 5.1, 5.2, 5.3, 5.4, 5.5.1, 6.1.1, 6.1.3, 6.1.4, 8.1.1</w:t>
+              <w:t>1.1.2, 1.1.3, 1.1.4, 1.2.4, 1.5.1, 2.1.2, 2.1.3, 2.1.4, 3.1.3, 3.1.4, 3.1.5, 3.2.6, 3.2.7, 3.2.8, 3.2.9, 3.2.10, 3.2.11, 3.3, 3.4.1, 3.4.2, 3.4.3, 3.4.4, 3.4.5, 3.4.6, 3.4.7, 3.4.8, 3.4.9, 4.1, 4.3.1, 4.3.3, 4.3.4, 4.4.6, 5.3.4, 5.3.5, 5.3.6</w:t>
             </w:r>
           </w:p>
         </w:tc>
@@ -9403,7 +12309,7 @@
                 <w:color w:val="000000"/>
                 <w:sz w:val="24"/>
               </w:rPr>
-              <w:t>133,11</w:t>
+              <w:t>148,11</w:t>
             </w:r>
           </w:p>
         </w:tc>
@@ -9471,7 +12377,7 @@
                 <w:color w:val="000000"/>
                 <w:sz w:val="24"/>
               </w:rPr>
-              <w:t>1.2.1, 1.2.2, 1.2.3, 1.3.1, 1.3.2, 6.1.1, 6.1.2, 8.1.1</w:t>
+              <w:t>1.1.2, 1.1.3, 1.1.4, 1.5.1, 2.1.2, 2.1.3, 2.1.4, 3.1.3, 3.1.4, 3.1.5, 4.1, 4.3.1, 4.3.2, 4.4.6</w:t>
             </w:r>
           </w:p>
         </w:tc>
@@ -9561,7 +12467,7 @@
                 <w:color w:val="000000"/>
                 <w:sz w:val="24"/>
               </w:rPr>
-              <w:t>1.2.1, 1.2.2, 1.2.3, 1.3.1, 1.3.2, 6.2.1, 6.2.2, 6.2.3, 6.2.4, 6.2.5, 6.2.6, 6.2.7, 6.2.8, 6.2.9, 6.2.10, 6.2.11, 6.2.13, 8.1.1</w:t>
+              <w:t>1.1.2, 1.1.3, 1.1.4, 1.5.1, 2.1.2, 2.1.3, 2.1.4, 3.1.3, 3.1.4, 3.1.5, 4.1, 4.2.5, 4.2.6, 4.2.7, 4.3.5, 4.3.6, 4.3.7, 4.3.8, 4.3.9, 4.4.1, 4.4.2, 4.4.3, 4.4.4, 4.4.6, 5.2.3, 5.3.1, 5.3.2, 5.3.3, 5.3.7</w:t>
             </w:r>
           </w:p>
         </w:tc>
@@ -9583,7 +12489,7 @@
                 <w:color w:val="000000"/>
                 <w:sz w:val="24"/>
               </w:rPr>
-              <w:t>57,61</w:t>
+              <w:t>79,61</w:t>
             </w:r>
           </w:p>
         </w:tc>
@@ -9651,7 +12557,7 @@
                 <w:color w:val="000000"/>
                 <w:sz w:val="24"/>
               </w:rPr>
-              <w:t>1.2.1, 1.2.2, 1.2.3, 1.3.1, 7.1.1, 7.1.2, 7.1.4, 7.2, 7.3.4, 7.3.5, 7.3.6</w:t>
+              <w:t>1.1.2, 1.1.3, 1.1.4, 1.4.8, 1.4.9, 1.4.10, 2.1.2, 2.1.3, 2.1.4, 2.4.8, 2.4.9, 2.4.10, 3.1.3, 3.1.4, 3.1.5, 3.4.10, 3.4.12, 4.1, 4.4.5, 4.4.7, 4.4.8, 5.4.1, 5.4.2, 5.4.3, 5.4.4</w:t>
             </w:r>
           </w:p>
         </w:tc>
@@ -9673,7 +12579,7 @@
                 <w:color w:val="000000"/>
                 <w:sz w:val="24"/>
               </w:rPr>
-              <w:t>48,31</w:t>
+              <w:t>64,31</w:t>
             </w:r>
           </w:p>
         </w:tc>
@@ -9741,7 +12647,7 @@
                 <w:color w:val="000000"/>
                 <w:sz w:val="24"/>
               </w:rPr>
-              <w:t>1.2.1, 1.2.2, 1.2.3, 1.3.1, 3.5.2, 4.5.2, 5.5.2, 6.2.12, 7.1.1, 7.1.3, 7.3.1, 7.3.2, 7.3.3</w:t>
+              <w:t>1.1.2, 1.1.3, 1.1.4, 1.4.11, 1.4.12, 2.1.2, 2.1.3, 2.1.4, 2.4.8, 2.4.11, 2.4.12, 2.4.13, 3.1.3, 3.1.4, 3.1.5, 3.4.11, 3.4.13, 3.4.14, 4.1, 4.4.9, 5.4.5</w:t>
             </w:r>
           </w:p>
         </w:tc>
@@ -9763,7 +12669,7 @@
                 <w:color w:val="000000"/>
                 <w:sz w:val="24"/>
               </w:rPr>
-              <w:t>54,30</w:t>
+              <w:t>58,30</w:t>
             </w:r>
           </w:p>
         </w:tc>
@@ -9831,7 +12737,7 @@
                 <w:color w:val="000000"/>
                 <w:sz w:val="24"/>
               </w:rPr>
-              <w:t>1.2.1, 1.2.2, 1.2.3, 1.2.5, 1.3.1, 2.1.8, 8.2</w:t>
+              <w:t>1.1.2, 1.1.3, 1.1.4, 1.5.3, 2.1.2, 2.1.3, 2.1.4, 2.5, 3.1.3, 3.1.4, 3.1.5, 3.2.12, 3.5.1, 4.1, 4.5.5, 5.5.2, 5.5.3</w:t>
             </w:r>
           </w:p>
         </w:tc>
@@ -9853,7 +12759,7 @@
                 <w:color w:val="000000"/>
                 <w:sz w:val="24"/>
               </w:rPr>
-              <w:t>24,80</w:t>
+              <w:t>28,80</w:t>
             </w:r>
           </w:p>
         </w:tc>
@@ -9921,7 +12827,7 @@
                 <w:color w:val="000000"/>
                 <w:sz w:val="24"/>
               </w:rPr>
-              <w:t>1.2.1, 1.2.2, 1.2.3, 1.3.1, 1.3.3, 6.3, 8.1.2, 8.1.3, 8.3</w:t>
+              <w:t>1.1.2, 1.1.3, 1.1.4, 1.1.5, 1.5.2, 2.1.2, 2.1.3, 2.1.4, 3.1.3, 3.1.4, 3.1.5, 3.5.2, 3.5.3, 3.5.4, 4.1, 4.3.10, 4.5.1, 4.5.2, 4.5.3, 4.5.4, 4.5.6, 5.5.1</w:t>
             </w:r>
           </w:p>
         </w:tc>
@@ -9943,7 +12849,7 @@
                 <w:color w:val="000000"/>
                 <w:sz w:val="24"/>
               </w:rPr>
-              <w:t>43,80</w:t>
+              <w:t>45,80</w:t>
             </w:r>
           </w:p>
         </w:tc>
@@ -10031,7 +12937,7 @@
                 <w:color w:val="000000"/>
                 <w:sz w:val="24"/>
               </w:rPr>
-              <w:t>657,00</w:t>
+              <w:t>733,00</w:t>
             </w:r>
           </w:p>
         </w:tc>
@@ -10058,7 +12964,7 @@
           <w:color w:val="000000"/>
           <w:sz w:val="26"/>
         </w:rPr>
-        <w:t>7. Giả định ngoài phạm vi</w:t>
+        <w:t>8. Giả định ngoài phạm vi</w:t>
       </w:r>
     </w:p>
     <w:p>
@@ -10109,7 +13015,7 @@
           <w:color w:val="000000"/>
           <w:sz w:val="26"/>
         </w:rPr>
-        <w:t>- Thanh toán trực tuyến qua cổng thanh toán, RFP không nêu. Phương thức thanh toán đơn hàng và cách hoàn tiền khi đổi trả theo quy tắc Chủ đầu tư xác nhận tại 2.1.5</w:t>
+        <w:t>- Thanh toán trực tuyến qua cổng thanh toán, RFP không nêu. Phương thức thanh toán đơn hàng và cách hoàn tiền khi đổi trả theo quy tắc Chủ đầu tư xác nhận tại 3.2.2</w:t>
       </w:r>
     </w:p>
     <w:p>
@@ -10126,7 +13032,7 @@
           <w:color w:val="000000"/>
           <w:sz w:val="26"/>
         </w:rPr>
-        <w:t>- Biểu phí vận chuyển, điều kiện mã giảm giá, thời hạn giữ tồn khi đặt hàng, điều kiện hủy đơn và đổi trả theo quy tắc Chủ đầu tư xác nhận tại 2.1.5</w:t>
+        <w:t>- Biểu phí vận chuyển, điều kiện mã giảm giá, thời hạn giữ tồn khi đặt hàng, điều kiện hủy đơn và đổi trả theo quy tắc Chủ đầu tư xác nhận tại 3.2.2</w:t>
       </w:r>
     </w:p>
     <w:p>
@@ -10160,7 +13066,7 @@
           <w:color w:val="000000"/>
           <w:sz w:val="26"/>
         </w:rPr>
-        <w:t>- Chủ đầu tư cung cấp tài liệu đặc tả giao diện trao đổi dữ liệu của Main System chậm nhất 14/04/2027, môi trường thử của Main System chậm nhất 20/05/2027, dữ liệu sản phẩm, tồn kho phục vụ chuyển đổi và nội dung, hình ảnh sản phẩm chậm nhất 10/06/2027 (dau_vao/du_an.json, cam kết CK1 đến CK4). Mọi sửa đổi phía Main System do Chủ đầu tư thực hiện</w:t>
+        <w:t>- Chủ đầu tư cung cấp tài liệu đặc tả giao diện trao đổi dữ liệu của Main System chậm nhất 14/04/2027, môi trường thử của Main System chậm nhất 20/05/2027, dữ liệu sản phẩm, tồn kho phục vụ chuyển đổi và nội dung, hình ảnh sản phẩm chậm nhất 10/06/2027 (cam kết CK1 đến CK4), hoàn thành thay đổi phía Main System chậm nhất 20/05/2027 (CK8). Mọi sửa đổi phía Main System do Chủ đầu tư thực hiện. Với phần bán hàng trên sàn theo yêu cầu thay đổi CR01, Chủ đầu tư cung cấp tài khoản người bán, khóa truy cập và môi trường thử của sàn chậm nhất 10/06/2027 (CK10) theo phụ lục hợp đồng</w:t>
       </w:r>
     </w:p>
     <w:p>
@@ -10177,7 +13083,7 @@
           <w:color w:val="000000"/>
           <w:sz w:val="26"/>
         </w:rPr>
-        <w:t>- Luồng dữ liệu hai chiều (sản phẩm, giá, tồn kho từ Main System vào Selling DB và đơn hàng từ Selling DB sang Main System) theo quy tắc Chủ đầu tư xác nhận tại 6.2.1. RFP chỉ thể hiện chiều từ Main System vào Selling DB</w:t>
+        <w:t>- Luồng dữ liệu hai chiều (sản phẩm, giá, tồn kho từ Main System vào Selling DB và đơn hàng từ Selling DB sang Main System) theo quy tắc Chủ đầu tư xác nhận tại 4.2.5. RFP chỉ thể hiện chiều từ Main System vào Selling DB</w:t>
       </w:r>
     </w:p>
     <w:p>
@@ -10194,7 +13100,7 @@
           <w:color w:val="000000"/>
           <w:sz w:val="26"/>
         </w:rPr>
-        <w:t>- Hạ tầng máy chủ vận hành do Chủ đầu tư bàn giao trước khi thiết lập môi trường vận hành (8.1.2). Cần Chủ đầu tư xác nhận tại 1.1.1</w:t>
+        <w:t>- Nhà thầu đề nghị Chủ đầu tư bàn giao hạ tầng máy chủ vận hành chính thức chậm nhất 9 giờ 00 ngày 20/05/2027 (CK7) để thiết lập môi trường vận hành (4.5.1), sớm hơn thời hạn chậm nhất tại mục 3.5 Chương V của HSMT. Thời điểm bàn giao được xác nhận tại họp khởi động (1.1.1), bàn giao chậm được xử lý theo rủi ro RR16</w:t>
       </w:r>
     </w:p>
     <w:p>
@@ -10211,7 +13117,7 @@
           <w:color w:val="000000"/>
           <w:sz w:val="26"/>
         </w:rPr>
-        <w:t>- Thư điện tử xác nhận (khôi phục mật khẩu, xác nhận đơn hàng) gửi qua máy chủ thư của Chủ đầu tư, theo quy tắc Chủ đầu tư xác nhận tại 2.1.4 và 2.1.5</w:t>
+        <w:t>- Thư điện tử xác nhận (khôi phục mật khẩu, xác nhận đơn hàng) gửi qua máy chủ thư của Chủ đầu tư, theo quy tắc Chủ đầu tư xác nhận tại 2.2.1 và 3.2.2</w:t>
       </w:r>
     </w:p>
     <w:p>
@@ -10228,7 +13134,7 @@
           <w:color w:val="000000"/>
           <w:sz w:val="26"/>
         </w:rPr>
-        <w:t>- Bảo hành 12 tháng sau nghiệm thu và hỗ trợ tăng cường từ 02/07/2027 đến 15/07/2027 thực hiện ngoài thời gian dự án, chi phí nằm trong khoản B của dự toán, không lập gói trong WBS</w:t>
+        <w:t>- Bảo hành 12 tháng sau nghiệm thu và hỗ trợ tăng cường từ 30/07/2027 đến 12/08/2027 thực hiện sau cut over, song song với giai đoạn Kết thúc, ngoài phạm vi khối lượng WBS, chi phí bảo hành đã tính trong giá dự thầu</w:t>
       </w:r>
     </w:p>
     <w:p>
@@ -10245,7 +13151,7 @@
           <w:color w:val="000000"/>
           <w:sz w:val="26"/>
         </w:rPr>
-        <w:t>- Lập trình từng chức năng bắt đầu khi thiết kế chi tiết của chức năng đó hoàn thành, song song với bước xác nhận đặc tả (2.1.7). Thay đổi sau xác nhận đi qua quy trình yêu cầu thay đổi</w:t>
+        <w:t>- Lập trình từng chức năng bắt đầu khi thiết kế chi tiết của chức năng đó hoàn thành, song song với bước xác nhận đặc tả (3.2.5). Lập trình các luồng tích hợp (4.3.5 đến 4.3.9) theo đặc tả giao diện đã lập (4.2.5), song song với bước Chủ đầu tư xác nhận đặc tả giao diện tích hợp (4.2.6), rủi ro làm lại được quản lý theo RR02. Thay đổi sau xác nhận đi qua quy trình yêu cầu thay đổi. Kiến trúc hệ thống (4.2.2) lập từ yêu cầu phi chức năng của RFP và chỉ tiêu kỹ thuật nhà thầu đề xuất, đặc tả yêu cầu phi chức năng (2.2.2) bổ sung điều kiện đo và được đối chiếu với kiến trúc khi hai bên xác nhận đặc tả (3.2.5). Kiểm thử tương thích thiết bị của 2.4.5 áp dụng cho màn hình đăng ký, đăng nhập, khôi phục mật khẩu, còn trang thành viên và sổ địa chỉ (2.3.7) được kiểm thử tương thích trong 2.4.3. Triển khai phiên bản chính thức (1.5.2) thực hiện sau khi các gói khắc phục lỗi theo kiểm thử chấp nhận và kiểm thử hồi quy (1.4.10, 1.4.12, 2.4.11, 2.4.13, 3.4.14, 4.4.9) hoàn thành theo lịch. Sau yêu cầu thay đổi CR01, khoảng kiểm thử chấp nhận thuộc S9, lỗi phát hiện cuối khoảng kiểm thử chấp nhận được xử lý bằng quỹ huy động chưa giao ở S9 của các thành viên còn quỹ theo bảng sử dụng quỹ của master schedule (nhiều nhất là Bùi Anh Tuấn, Nguyễn Hoàng Nam, Trần Thu Hà, Nguyễn Thị Phương Liên) và hỗ trợ tăng cường sau cut over</w:t>
       </w:r>
     </w:p>
     <w:p>
